--- a/ЛБ3/ЛР 5 Бабуцкий.docx
+++ b/ЛБ3/ЛР 5 Бабуцкий.docx
@@ -1,6 +1,6 @@
 
 <file path=word/document.xml><?xml version="1.0" encoding="utf-8"?>
-<w:document xmlns:wpc="http://schemas.microsoft.com/office/word/2010/wordprocessingCanvas" xmlns:cx="http://schemas.microsoft.com/office/drawing/2014/chartex" xmlns:cx1="http://schemas.microsoft.com/office/drawing/2015/9/8/chartex" xmlns:mc="http://schemas.openxmlformats.org/markup-compatibility/2006" xmlns:o="urn:schemas-microsoft-com:office:office" xmlns:r="http://schemas.openxmlformats.org/officeDocument/2006/relationships" xmlns:m="http://schemas.openxmlformats.org/officeDocument/2006/math" xmlns:v="urn:schemas-microsoft-com:vml" xmlns:wp14="http://schemas.microsoft.com/office/word/2010/wordprocessingDrawing" xmlns:wp="http://schemas.openxmlformats.org/drawingml/2006/wordprocessingDrawing" xmlns:w10="urn:schemas-microsoft-com:office:word" xmlns:w="http://schemas.openxmlformats.org/wordprocessingml/2006/main" xmlns:w14="http://schemas.microsoft.com/office/word/2010/wordml" xmlns:w15="http://schemas.microsoft.com/office/word/2012/wordml" xmlns:w16se="http://schemas.microsoft.com/office/word/2015/wordml/symex" xmlns:wpg="http://schemas.microsoft.com/office/word/2010/wordprocessingGroup" xmlns:wpi="http://schemas.microsoft.com/office/word/2010/wordprocessingInk" xmlns:wne="http://schemas.microsoft.com/office/word/2006/wordml" xmlns:wps="http://schemas.microsoft.com/office/word/2010/wordprocessingShape" mc:Ignorable="w14 w15 w16se wp14">
+<w:document xmlns:wpc="http://schemas.microsoft.com/office/word/2010/wordprocessingCanvas" xmlns:cx="http://schemas.microsoft.com/office/drawing/2014/chartex" xmlns:cx1="http://schemas.microsoft.com/office/drawing/2015/9/8/chartex" xmlns:cx2="http://schemas.microsoft.com/office/drawing/2015/10/21/chartex" xmlns:cx3="http://schemas.microsoft.com/office/drawing/2016/5/9/chartex" xmlns:cx4="http://schemas.microsoft.com/office/drawing/2016/5/10/chartex" xmlns:cx5="http://schemas.microsoft.com/office/drawing/2016/5/11/chartex" xmlns:cx6="http://schemas.microsoft.com/office/drawing/2016/5/12/chartex" xmlns:cx7="http://schemas.microsoft.com/office/drawing/2016/5/13/chartex" xmlns:cx8="http://schemas.microsoft.com/office/drawing/2016/5/14/chartex" xmlns:mc="http://schemas.openxmlformats.org/markup-compatibility/2006" xmlns:aink="http://schemas.microsoft.com/office/drawing/2016/ink" xmlns:am3d="http://schemas.microsoft.com/office/drawing/2017/model3d" xmlns:o="urn:schemas-microsoft-com:office:office" xmlns:r="http://schemas.openxmlformats.org/officeDocument/2006/relationships" xmlns:m="http://schemas.openxmlformats.org/officeDocument/2006/math" xmlns:v="urn:schemas-microsoft-com:vml" xmlns:wp14="http://schemas.microsoft.com/office/word/2010/wordprocessingDrawing" xmlns:wp="http://schemas.openxmlformats.org/drawingml/2006/wordprocessingDrawing" xmlns:w10="urn:schemas-microsoft-com:office:word" xmlns:w="http://schemas.openxmlformats.org/wordprocessingml/2006/main" xmlns:w14="http://schemas.microsoft.com/office/word/2010/wordml" xmlns:w15="http://schemas.microsoft.com/office/word/2012/wordml" xmlns:w16cex="http://schemas.microsoft.com/office/word/2018/wordml/cex" xmlns:w16cid="http://schemas.microsoft.com/office/word/2016/wordml/cid" xmlns:w16="http://schemas.microsoft.com/office/word/2018/wordml" xmlns:w16sdtdh="http://schemas.microsoft.com/office/word/2020/wordml/sdtdatahash" xmlns:w16se="http://schemas.microsoft.com/office/word/2015/wordml/symex" xmlns:wpg="http://schemas.microsoft.com/office/word/2010/wordprocessingGroup" xmlns:wpi="http://schemas.microsoft.com/office/word/2010/wordprocessingInk" xmlns:wne="http://schemas.microsoft.com/office/word/2006/wordml" xmlns:wps="http://schemas.microsoft.com/office/word/2010/wordprocessingShape" mc:Ignorable="w14 w15 w16se w16cid w16 w16cex w16sdtdh wp14">
   <w:body>
     <w:p>
       <w:pPr>
@@ -1336,7 +1336,6 @@
                 <w:lang w:eastAsia="ru-RU" w:bidi="ru-RU"/>
               </w:rPr>
             </w:pPr>
-            <w:proofErr w:type="spellStart"/>
             <w:r>
               <w:rPr>
                 <w:rFonts w:eastAsia="Times New Roman" w:cs="Times New Roman"/>
@@ -1347,7 +1346,6 @@
               </w:rPr>
               <w:t>Калентьев</w:t>
             </w:r>
-            <w:proofErr w:type="spellEnd"/>
             <w:r>
               <w:rPr>
                 <w:rFonts w:eastAsia="Times New Roman" w:cs="Times New Roman"/>
@@ -1794,6 +1792,7 @@
           <w:docPartUnique/>
         </w:docPartObj>
       </w:sdtPr>
+      <w:sdtEndPr/>
       <w:sdtContent>
         <w:p>
           <w:pPr>
@@ -1846,112 +1845,65 @@
             </w:rPr>
             <w:fldChar w:fldCharType="separate"/>
           </w:r>
-          <w:bookmarkStart w:id="0" w:name="_GoBack"/>
-          <w:bookmarkEnd w:id="0"/>
-          <w:r>
-            <w:rPr>
-              <w:rStyle w:val="a4"/>
-              <w:noProof/>
-            </w:rPr>
-            <w:fldChar w:fldCharType="begin"/>
-          </w:r>
-          <w:r>
-            <w:rPr>
-              <w:rStyle w:val="a4"/>
-              <w:noProof/>
-            </w:rPr>
-            <w:instrText xml:space="preserve"> </w:instrText>
-          </w:r>
-          <w:r>
-            <w:rPr>
-              <w:noProof/>
-            </w:rPr>
-            <w:instrText>HYPERLINK \l "_Toc232104090"</w:instrText>
-          </w:r>
-          <w:r>
-            <w:rPr>
-              <w:rStyle w:val="a4"/>
-              <w:noProof/>
-            </w:rPr>
-            <w:instrText xml:space="preserve"> </w:instrText>
-          </w:r>
-          <w:r>
-            <w:rPr>
-              <w:rStyle w:val="a4"/>
-              <w:noProof/>
-            </w:rPr>
-          </w:r>
-          <w:r>
-            <w:rPr>
-              <w:rStyle w:val="a4"/>
-              <w:noProof/>
-            </w:rPr>
-            <w:fldChar w:fldCharType="separate"/>
-          </w:r>
-          <w:r>
-            <w:rPr>
-              <w:rStyle w:val="a4"/>
-              <w:b/>
-              <w:bCs/>
-              <w:noProof/>
-            </w:rPr>
-            <w:t>ВВЕДЕНИЕ</w:t>
-          </w:r>
-          <w:r>
-            <w:rPr>
-              <w:noProof/>
-              <w:webHidden/>
-            </w:rPr>
-            <w:tab/>
-          </w:r>
-          <w:r>
-            <w:rPr>
-              <w:noProof/>
-              <w:webHidden/>
-            </w:rPr>
-            <w:fldChar w:fldCharType="begin"/>
-          </w:r>
-          <w:r>
-            <w:rPr>
-              <w:noProof/>
-              <w:webHidden/>
-            </w:rPr>
-            <w:instrText xml:space="preserve"> PAGEREF _Toc232104090 \h </w:instrText>
-          </w:r>
-          <w:r>
-            <w:rPr>
-              <w:noProof/>
-              <w:webHidden/>
-            </w:rPr>
-          </w:r>
-          <w:r>
-            <w:rPr>
-              <w:noProof/>
-              <w:webHidden/>
-            </w:rPr>
-            <w:fldChar w:fldCharType="separate"/>
-          </w:r>
-          <w:r>
-            <w:rPr>
-              <w:noProof/>
-              <w:webHidden/>
-            </w:rPr>
-            <w:t>3</w:t>
-          </w:r>
-          <w:r>
-            <w:rPr>
-              <w:noProof/>
-              <w:webHidden/>
-            </w:rPr>
-            <w:fldChar w:fldCharType="end"/>
-          </w:r>
-          <w:r>
-            <w:rPr>
-              <w:rStyle w:val="a4"/>
-              <w:noProof/>
-            </w:rPr>
-            <w:fldChar w:fldCharType="end"/>
-          </w:r>
+          <w:hyperlink w:anchor="_Toc232104090" w:history="1">
+            <w:r>
+              <w:rPr>
+                <w:rStyle w:val="a4"/>
+                <w:b/>
+                <w:bCs/>
+                <w:noProof/>
+              </w:rPr>
+              <w:t>ВВЕДЕНИЕ</w:t>
+            </w:r>
+            <w:r>
+              <w:rPr>
+                <w:noProof/>
+                <w:webHidden/>
+              </w:rPr>
+              <w:tab/>
+            </w:r>
+            <w:r>
+              <w:rPr>
+                <w:noProof/>
+                <w:webHidden/>
+              </w:rPr>
+              <w:fldChar w:fldCharType="begin"/>
+            </w:r>
+            <w:r>
+              <w:rPr>
+                <w:noProof/>
+                <w:webHidden/>
+              </w:rPr>
+              <w:instrText xml:space="preserve"> PAGEREF _Toc232104090 \h </w:instrText>
+            </w:r>
+            <w:r>
+              <w:rPr>
+                <w:noProof/>
+                <w:webHidden/>
+              </w:rPr>
+            </w:r>
+            <w:r>
+              <w:rPr>
+                <w:noProof/>
+                <w:webHidden/>
+              </w:rPr>
+              <w:fldChar w:fldCharType="separate"/>
+            </w:r>
+            <w:r>
+              <w:rPr>
+                <w:noProof/>
+                <w:webHidden/>
+              </w:rPr>
+              <w:t>3</w:t>
+            </w:r>
+            <w:r>
+              <w:rPr>
+                <w:noProof/>
+                <w:webHidden/>
+              </w:rPr>
+              <w:fldChar w:fldCharType="end"/>
+            </w:r>
+          </w:hyperlink>
         </w:p>
         <w:p>
           <w:pPr>
@@ -2601,8 +2553,8 @@
           <w:bCs/>
         </w:rPr>
       </w:pPr>
-      <w:bookmarkStart w:id="1" w:name="_Toc74829062"/>
-      <w:bookmarkStart w:id="2" w:name="_Toc232104090"/>
+      <w:bookmarkStart w:id="0" w:name="_Toc74829062"/>
+      <w:bookmarkStart w:id="1" w:name="_Toc232104090"/>
       <w:r>
         <w:rPr>
           <w:b/>
@@ -2611,8 +2563,8 @@
         <w:lastRenderedPageBreak/>
         <w:t>ВВЕДЕНИЕ</w:t>
       </w:r>
+      <w:bookmarkEnd w:id="0"/>
       <w:bookmarkEnd w:id="1"/>
-      <w:bookmarkEnd w:id="2"/>
     </w:p>
     <w:p>
       <w:pPr>
@@ -2753,8 +2705,8 @@
           <w:bCs/>
         </w:rPr>
       </w:pPr>
-      <w:bookmarkStart w:id="3" w:name="_Toc74829063"/>
-      <w:bookmarkStart w:id="4" w:name="_Toc232104091"/>
+      <w:bookmarkStart w:id="2" w:name="_Toc74829063"/>
+      <w:bookmarkStart w:id="3" w:name="_Toc232104091"/>
       <w:r>
         <w:rPr>
           <w:b/>
@@ -2763,7 +2715,7 @@
         <w:lastRenderedPageBreak/>
         <w:t xml:space="preserve">1 </w:t>
       </w:r>
-      <w:bookmarkEnd w:id="3"/>
+      <w:bookmarkEnd w:id="2"/>
       <w:r>
         <w:rPr>
           <w:b/>
@@ -2771,7 +2723,7 @@
         </w:rPr>
         <w:t>Основная часть</w:t>
       </w:r>
-      <w:bookmarkEnd w:id="4"/>
+      <w:bookmarkEnd w:id="3"/>
     </w:p>
     <w:p>
       <w:pPr>
@@ -2781,8 +2733,8 @@
           <w:bCs/>
         </w:rPr>
       </w:pPr>
-      <w:bookmarkStart w:id="5" w:name="_Toc74829064"/>
-      <w:bookmarkStart w:id="6" w:name="_Toc232104092"/>
+      <w:bookmarkStart w:id="4" w:name="_Toc74829064"/>
+      <w:bookmarkStart w:id="5" w:name="_Toc232104092"/>
       <w:r>
         <w:rPr>
           <w:b/>
@@ -2812,28 +2764,12 @@
         </w:rPr>
         <w:t>диаграмма вариантов использования</w:t>
       </w:r>
+      <w:bookmarkEnd w:id="4"/>
       <w:bookmarkEnd w:id="5"/>
-      <w:bookmarkEnd w:id="6"/>
-    </w:p>
-    <w:p>
-      <w:r>
-        <w:t>Вариант использования (</w:t>
-      </w:r>
-      <w:proofErr w:type="spellStart"/>
-      <w:r>
-        <w:t>use</w:t>
-      </w:r>
-      <w:proofErr w:type="spellEnd"/>
-      <w:r>
-        <w:t xml:space="preserve"> </w:t>
-      </w:r>
-      <w:proofErr w:type="spellStart"/>
-      <w:r>
-        <w:t>case</w:t>
-      </w:r>
-      <w:proofErr w:type="spellEnd"/>
-      <w:r>
-        <w:t>) — это описание множества последовательных действий (включая вариации), которые выполняются некоторым субъектом с целью получения результата, значимого для некоторого действующего лица [1]. ВИ предполагает взаимодействие действующих лиц и системы или другого объекта. Действующее лицо представляет собой логически связанное множество ролей, которые играют пользователи системы во время взаимодействия с ней.</w:t>
+    </w:p>
+    <w:p>
+      <w:r>
+        <w:t>Вариант использования (use case) — это описание множества последовательных действий (включая вариации), которые выполняются некоторым субъектом с целью получения результата, значимого для некоторого действующего лица [1]. ВИ предполагает взаимодействие действующих лиц и системы или другого объекта. Действующее лицо представляет собой логически связанное множество ролей, которые играют пользователи системы во время взаимодействия с ней.</w:t>
       </w:r>
     </w:p>
     <w:p>
@@ -2916,7 +2852,7 @@
           <w:bCs/>
         </w:rPr>
       </w:pPr>
-      <w:bookmarkStart w:id="7" w:name="_Toc74829065"/>
+      <w:bookmarkStart w:id="6" w:name="_Toc74829065"/>
       <w:r>
         <w:rPr>
           <w:b/>
@@ -2934,7 +2870,7 @@
           <w:bCs/>
         </w:rPr>
       </w:pPr>
-      <w:bookmarkStart w:id="8" w:name="_Toc232104093"/>
+      <w:bookmarkStart w:id="7" w:name="_Toc232104093"/>
       <w:r>
         <w:rPr>
           <w:b/>
@@ -2958,31 +2894,15 @@
         </w:rPr>
         <w:t xml:space="preserve"> диаграмма классов</w:t>
       </w:r>
+      <w:bookmarkEnd w:id="6"/>
       <w:bookmarkEnd w:id="7"/>
-      <w:bookmarkEnd w:id="8"/>
     </w:p>
     <w:p>
       <w:pPr>
         <w:ind w:firstLine="709"/>
       </w:pPr>
       <w:r>
-        <w:t xml:space="preserve">Диаграмма классов (англ. </w:t>
-      </w:r>
-      <w:proofErr w:type="spellStart"/>
-      <w:r>
-        <w:t>class</w:t>
-      </w:r>
-      <w:proofErr w:type="spellEnd"/>
-      <w:r>
-        <w:t xml:space="preserve"> </w:t>
-      </w:r>
-      <w:proofErr w:type="spellStart"/>
-      <w:r>
-        <w:t>diagram</w:t>
-      </w:r>
-      <w:proofErr w:type="spellEnd"/>
-      <w:r>
-        <w:t>) — структурная диаграмма языка моделирования UML, демонстрирующая общую структуру иерархии классов системы, их коопераций, атрибутов (полей), методов, интерфейсов и взаимосвязей (отношений) между ними. Широко применяется не только для документирования и визуализации, но также для конструирования посредством прямого или обратного проектирования.</w:t>
+        <w:t>Диаграмма классов (англ. class diagram) — структурная диаграмма языка моделирования UML, демонстрирующая общую структуру иерархии классов системы, их коопераций, атрибутов (полей), методов, интерфейсов и взаимосвязей (отношений) между ними. Широко применяется не только для документирования и визуализации, но также для конструирования посредством прямого или обратного проектирования.</w:t>
       </w:r>
     </w:p>
     <w:p>
@@ -3088,8 +3008,8 @@
           <w:bCs/>
         </w:rPr>
       </w:pPr>
-      <w:bookmarkStart w:id="9" w:name="_Toc74829066"/>
-      <w:bookmarkStart w:id="10" w:name="_Toc232104094"/>
+      <w:bookmarkStart w:id="8" w:name="_Toc74829066"/>
+      <w:bookmarkStart w:id="9" w:name="_Toc232104094"/>
       <w:r>
         <w:rPr>
           <w:b/>
@@ -3098,8 +3018,8 @@
         <w:lastRenderedPageBreak/>
         <w:t>1.3 Описание классов, образующих связь типа «общее-частное»</w:t>
       </w:r>
+      <w:bookmarkEnd w:id="8"/>
       <w:bookmarkEnd w:id="9"/>
-      <w:bookmarkEnd w:id="10"/>
     </w:p>
     <w:p>
       <w:pPr>
@@ -3108,11 +3028,9 @@
       <w:r>
         <w:t xml:space="preserve">Таблица 1 – Описание интерфейса </w:t>
       </w:r>
-      <w:proofErr w:type="spellStart"/>
       <w:r>
         <w:t>IShape</w:t>
       </w:r>
-      <w:proofErr w:type="spellEnd"/>
     </w:p>
     <w:tbl>
       <w:tblPr>
@@ -3236,21 +3154,7 @@
               <w:rPr>
                 <w:sz w:val="21"/>
               </w:rPr>
-              <w:t xml:space="preserve">Описание интерфейса: </w:t>
-            </w:r>
-            <w:proofErr w:type="spellStart"/>
-            <w:r>
-              <w:rPr>
-                <w:sz w:val="21"/>
-              </w:rPr>
-              <w:t>IShape</w:t>
-            </w:r>
-            <w:proofErr w:type="spellEnd"/>
-            <w:r>
-              <w:rPr>
-                <w:sz w:val="21"/>
-              </w:rPr>
-              <w:t xml:space="preserve"> определяет общий контракт геометрической фигуры. Все реализации предоставляют название, площадь и периметр.</w:t>
+              <w:t>Описание интерфейса: IShape определяет общий контракт геометрической фигуры. Все реализации предоставляют название, площадь и периметр.</w:t>
             </w:r>
           </w:p>
         </w:tc>
@@ -3311,41 +3215,31 @@
               <w:rPr>
                 <w:sz w:val="19"/>
               </w:rPr>
-              <w:t xml:space="preserve">+ </w:t>
-            </w:r>
-            <w:proofErr w:type="spellStart"/>
+              <w:t>+ Name</w:t>
+            </w:r>
+          </w:p>
+        </w:tc>
+        <w:tc>
+          <w:tcPr>
+            <w:tcW w:w="1984" w:type="dxa"/>
+            <w:tcMar>
+              <w:top w:w="80" w:type="dxa"/>
+              <w:left w:w="90" w:type="dxa"/>
+              <w:bottom w:w="80" w:type="dxa"/>
+              <w:right w:w="90" w:type="dxa"/>
+            </w:tcMar>
+            <w:vAlign w:val="center"/>
+          </w:tcPr>
+          <w:p>
+            <w:pPr>
+              <w:spacing w:line="240" w:lineRule="auto"/>
+            </w:pPr>
             <w:r>
               <w:rPr>
                 <w:sz w:val="19"/>
               </w:rPr>
-              <w:t>Name</w:t>
-            </w:r>
-            <w:proofErr w:type="spellEnd"/>
-          </w:p>
-        </w:tc>
-        <w:tc>
-          <w:tcPr>
-            <w:tcW w:w="1984" w:type="dxa"/>
-            <w:tcMar>
-              <w:top w:w="80" w:type="dxa"/>
-              <w:left w:w="90" w:type="dxa"/>
-              <w:bottom w:w="80" w:type="dxa"/>
-              <w:right w:w="90" w:type="dxa"/>
-            </w:tcMar>
-            <w:vAlign w:val="center"/>
-          </w:tcPr>
-          <w:p>
-            <w:pPr>
-              <w:spacing w:line="240" w:lineRule="auto"/>
-            </w:pPr>
-            <w:proofErr w:type="spellStart"/>
-            <w:r>
-              <w:rPr>
-                <w:sz w:val="19"/>
-              </w:rPr>
               <w:t>string</w:t>
             </w:r>
-            <w:proofErr w:type="spellEnd"/>
           </w:p>
         </w:tc>
         <w:tc>
@@ -3428,47 +3322,31 @@
               <w:rPr>
                 <w:sz w:val="19"/>
               </w:rPr>
-              <w:t xml:space="preserve">+ </w:t>
-            </w:r>
-            <w:proofErr w:type="spellStart"/>
+              <w:t>+ CalculateArea()</w:t>
+            </w:r>
+          </w:p>
+        </w:tc>
+        <w:tc>
+          <w:tcPr>
+            <w:tcW w:w="1984" w:type="dxa"/>
+            <w:tcMar>
+              <w:top w:w="80" w:type="dxa"/>
+              <w:left w:w="90" w:type="dxa"/>
+              <w:bottom w:w="80" w:type="dxa"/>
+              <w:right w:w="90" w:type="dxa"/>
+            </w:tcMar>
+            <w:vAlign w:val="center"/>
+          </w:tcPr>
+          <w:p>
+            <w:pPr>
+              <w:spacing w:line="240" w:lineRule="auto"/>
+            </w:pPr>
             <w:r>
               <w:rPr>
                 <w:sz w:val="19"/>
               </w:rPr>
-              <w:t>CalculateArea</w:t>
-            </w:r>
-            <w:proofErr w:type="spellEnd"/>
-            <w:r>
-              <w:rPr>
-                <w:sz w:val="19"/>
-              </w:rPr>
-              <w:t>()</w:t>
-            </w:r>
-          </w:p>
-        </w:tc>
-        <w:tc>
-          <w:tcPr>
-            <w:tcW w:w="1984" w:type="dxa"/>
-            <w:tcMar>
-              <w:top w:w="80" w:type="dxa"/>
-              <w:left w:w="90" w:type="dxa"/>
-              <w:bottom w:w="80" w:type="dxa"/>
-              <w:right w:w="90" w:type="dxa"/>
-            </w:tcMar>
-            <w:vAlign w:val="center"/>
-          </w:tcPr>
-          <w:p>
-            <w:pPr>
-              <w:spacing w:line="240" w:lineRule="auto"/>
-            </w:pPr>
-            <w:proofErr w:type="spellStart"/>
-            <w:r>
-              <w:rPr>
-                <w:sz w:val="19"/>
-              </w:rPr>
               <w:t>double</w:t>
             </w:r>
-            <w:proofErr w:type="spellEnd"/>
           </w:p>
         </w:tc>
         <w:tc>
@@ -3519,47 +3397,31 @@
               <w:rPr>
                 <w:sz w:val="19"/>
               </w:rPr>
-              <w:t xml:space="preserve">+ </w:t>
-            </w:r>
-            <w:proofErr w:type="spellStart"/>
+              <w:t>+ CalculatePerimeter()</w:t>
+            </w:r>
+          </w:p>
+        </w:tc>
+        <w:tc>
+          <w:tcPr>
+            <w:tcW w:w="1984" w:type="dxa"/>
+            <w:tcMar>
+              <w:top w:w="80" w:type="dxa"/>
+              <w:left w:w="90" w:type="dxa"/>
+              <w:bottom w:w="80" w:type="dxa"/>
+              <w:right w:w="90" w:type="dxa"/>
+            </w:tcMar>
+            <w:vAlign w:val="center"/>
+          </w:tcPr>
+          <w:p>
+            <w:pPr>
+              <w:spacing w:line="240" w:lineRule="auto"/>
+            </w:pPr>
             <w:r>
               <w:rPr>
                 <w:sz w:val="19"/>
               </w:rPr>
-              <w:t>CalculatePerimeter</w:t>
-            </w:r>
-            <w:proofErr w:type="spellEnd"/>
-            <w:r>
-              <w:rPr>
-                <w:sz w:val="19"/>
-              </w:rPr>
-              <w:t>()</w:t>
-            </w:r>
-          </w:p>
-        </w:tc>
-        <w:tc>
-          <w:tcPr>
-            <w:tcW w:w="1984" w:type="dxa"/>
-            <w:tcMar>
-              <w:top w:w="80" w:type="dxa"/>
-              <w:left w:w="90" w:type="dxa"/>
-              <w:bottom w:w="80" w:type="dxa"/>
-              <w:right w:w="90" w:type="dxa"/>
-            </w:tcMar>
-            <w:vAlign w:val="center"/>
-          </w:tcPr>
-          <w:p>
-            <w:pPr>
-              <w:spacing w:line="240" w:lineRule="auto"/>
-            </w:pPr>
-            <w:proofErr w:type="spellStart"/>
-            <w:r>
-              <w:rPr>
-                <w:sz w:val="19"/>
-              </w:rPr>
               <w:t>double</w:t>
             </w:r>
-            <w:proofErr w:type="spellEnd"/>
           </w:p>
         </w:tc>
         <w:tc>
@@ -3620,11 +3482,9 @@
         </w:rPr>
         <w:t xml:space="preserve">Описание класса </w:t>
       </w:r>
-      <w:proofErr w:type="spellStart"/>
       <w:r>
         <w:t>Circle</w:t>
       </w:r>
-      <w:proofErr w:type="spellEnd"/>
     </w:p>
     <w:tbl>
       <w:tblPr>
@@ -3748,35 +3608,7 @@
               <w:rPr>
                 <w:sz w:val="21"/>
               </w:rPr>
-              <w:t xml:space="preserve">Описание класса: </w:t>
-            </w:r>
-            <w:proofErr w:type="spellStart"/>
-            <w:r>
-              <w:rPr>
-                <w:sz w:val="21"/>
-              </w:rPr>
-              <w:t>Circle</w:t>
-            </w:r>
-            <w:proofErr w:type="spellEnd"/>
-            <w:r>
-              <w:rPr>
-                <w:sz w:val="21"/>
-              </w:rPr>
-              <w:t xml:space="preserve"> реализует </w:t>
-            </w:r>
-            <w:proofErr w:type="spellStart"/>
-            <w:r>
-              <w:rPr>
-                <w:sz w:val="21"/>
-              </w:rPr>
-              <w:t>IShape</w:t>
-            </w:r>
-            <w:proofErr w:type="spellEnd"/>
-            <w:r>
-              <w:rPr>
-                <w:sz w:val="21"/>
-              </w:rPr>
-              <w:t xml:space="preserve"> и представляет круг с положительным радиусом.</w:t>
+              <w:t>Описание класса: Circle реализует IShape и представляет круг с положительным радиусом.</w:t>
             </w:r>
           </w:p>
         </w:tc>
@@ -3837,41 +3669,31 @@
               <w:rPr>
                 <w:sz w:val="19"/>
               </w:rPr>
-              <w:t>− _</w:t>
-            </w:r>
-            <w:proofErr w:type="spellStart"/>
+              <w:t>− _radius</w:t>
+            </w:r>
+          </w:p>
+        </w:tc>
+        <w:tc>
+          <w:tcPr>
+            <w:tcW w:w="1984" w:type="dxa"/>
+            <w:tcMar>
+              <w:top w:w="80" w:type="dxa"/>
+              <w:left w:w="90" w:type="dxa"/>
+              <w:bottom w:w="80" w:type="dxa"/>
+              <w:right w:w="90" w:type="dxa"/>
+            </w:tcMar>
+            <w:vAlign w:val="center"/>
+          </w:tcPr>
+          <w:p>
+            <w:pPr>
+              <w:spacing w:line="240" w:lineRule="auto"/>
+            </w:pPr>
             <w:r>
               <w:rPr>
                 <w:sz w:val="19"/>
               </w:rPr>
-              <w:t>radius</w:t>
-            </w:r>
-            <w:proofErr w:type="spellEnd"/>
-          </w:p>
-        </w:tc>
-        <w:tc>
-          <w:tcPr>
-            <w:tcW w:w="1984" w:type="dxa"/>
-            <w:tcMar>
-              <w:top w:w="80" w:type="dxa"/>
-              <w:left w:w="90" w:type="dxa"/>
-              <w:bottom w:w="80" w:type="dxa"/>
-              <w:right w:w="90" w:type="dxa"/>
-            </w:tcMar>
-            <w:vAlign w:val="center"/>
-          </w:tcPr>
-          <w:p>
-            <w:pPr>
-              <w:spacing w:line="240" w:lineRule="auto"/>
-            </w:pPr>
-            <w:proofErr w:type="spellStart"/>
-            <w:r>
-              <w:rPr>
-                <w:sz w:val="19"/>
-              </w:rPr>
               <w:t>double</w:t>
             </w:r>
-            <w:proofErr w:type="spellEnd"/>
           </w:p>
         </w:tc>
         <w:tc>
@@ -3954,77 +3776,53 @@
               <w:rPr>
                 <w:sz w:val="19"/>
               </w:rPr>
-              <w:t xml:space="preserve">+ </w:t>
-            </w:r>
-            <w:proofErr w:type="spellStart"/>
+              <w:t>+ Radius</w:t>
+            </w:r>
+          </w:p>
+        </w:tc>
+        <w:tc>
+          <w:tcPr>
+            <w:tcW w:w="1984" w:type="dxa"/>
+            <w:tcMar>
+              <w:top w:w="80" w:type="dxa"/>
+              <w:left w:w="90" w:type="dxa"/>
+              <w:bottom w:w="80" w:type="dxa"/>
+              <w:right w:w="90" w:type="dxa"/>
+            </w:tcMar>
+            <w:vAlign w:val="center"/>
+          </w:tcPr>
+          <w:p>
+            <w:pPr>
+              <w:spacing w:line="240" w:lineRule="auto"/>
+            </w:pPr>
             <w:r>
               <w:rPr>
                 <w:sz w:val="19"/>
               </w:rPr>
-              <w:t>Radius</w:t>
-            </w:r>
-            <w:proofErr w:type="spellEnd"/>
-          </w:p>
-        </w:tc>
-        <w:tc>
-          <w:tcPr>
-            <w:tcW w:w="1984" w:type="dxa"/>
-            <w:tcMar>
-              <w:top w:w="80" w:type="dxa"/>
-              <w:left w:w="90" w:type="dxa"/>
-              <w:bottom w:w="80" w:type="dxa"/>
-              <w:right w:w="90" w:type="dxa"/>
-            </w:tcMar>
-            <w:vAlign w:val="center"/>
-          </w:tcPr>
-          <w:p>
-            <w:pPr>
-              <w:spacing w:line="240" w:lineRule="auto"/>
-            </w:pPr>
-            <w:proofErr w:type="spellStart"/>
+              <w:t>double</w:t>
+            </w:r>
+          </w:p>
+        </w:tc>
+        <w:tc>
+          <w:tcPr>
+            <w:tcW w:w="4706" w:type="dxa"/>
+            <w:tcMar>
+              <w:top w:w="80" w:type="dxa"/>
+              <w:left w:w="90" w:type="dxa"/>
+              <w:bottom w:w="80" w:type="dxa"/>
+              <w:right w:w="90" w:type="dxa"/>
+            </w:tcMar>
+            <w:vAlign w:val="center"/>
+          </w:tcPr>
+          <w:p>
+            <w:pPr>
+              <w:spacing w:line="240" w:lineRule="auto"/>
+            </w:pPr>
             <w:r>
               <w:rPr>
                 <w:sz w:val="19"/>
               </w:rPr>
-              <w:t>double</w:t>
-            </w:r>
-            <w:proofErr w:type="spellEnd"/>
-          </w:p>
-        </w:tc>
-        <w:tc>
-          <w:tcPr>
-            <w:tcW w:w="4706" w:type="dxa"/>
-            <w:tcMar>
-              <w:top w:w="80" w:type="dxa"/>
-              <w:left w:w="90" w:type="dxa"/>
-              <w:bottom w:w="80" w:type="dxa"/>
-              <w:right w:w="90" w:type="dxa"/>
-            </w:tcMar>
-            <w:vAlign w:val="center"/>
-          </w:tcPr>
-          <w:p>
-            <w:pPr>
-              <w:spacing w:line="240" w:lineRule="auto"/>
-            </w:pPr>
-            <w:r>
-              <w:rPr>
-                <w:sz w:val="19"/>
-              </w:rPr>
-              <w:t xml:space="preserve">Возвращает радиус; при инициализации проверяет значение через </w:t>
-            </w:r>
-            <w:proofErr w:type="spellStart"/>
-            <w:r>
-              <w:rPr>
-                <w:sz w:val="19"/>
-              </w:rPr>
-              <w:t>Validator</w:t>
-            </w:r>
-            <w:proofErr w:type="spellEnd"/>
-            <w:r>
-              <w:rPr>
-                <w:sz w:val="19"/>
-              </w:rPr>
-              <w:t>.</w:t>
+              <w:t>Возвращает радиус; при инициализации проверяет значение через Validator.</w:t>
             </w:r>
           </w:p>
         </w:tc>
@@ -4053,41 +3851,31 @@
               <w:rPr>
                 <w:sz w:val="19"/>
               </w:rPr>
-              <w:t xml:space="preserve">+ </w:t>
-            </w:r>
-            <w:proofErr w:type="spellStart"/>
+              <w:t>+ Name</w:t>
+            </w:r>
+          </w:p>
+        </w:tc>
+        <w:tc>
+          <w:tcPr>
+            <w:tcW w:w="1984" w:type="dxa"/>
+            <w:tcMar>
+              <w:top w:w="80" w:type="dxa"/>
+              <w:left w:w="90" w:type="dxa"/>
+              <w:bottom w:w="80" w:type="dxa"/>
+              <w:right w:w="90" w:type="dxa"/>
+            </w:tcMar>
+            <w:vAlign w:val="center"/>
+          </w:tcPr>
+          <w:p>
+            <w:pPr>
+              <w:spacing w:line="240" w:lineRule="auto"/>
+            </w:pPr>
             <w:r>
               <w:rPr>
                 <w:sz w:val="19"/>
               </w:rPr>
-              <w:t>Name</w:t>
-            </w:r>
-            <w:proofErr w:type="spellEnd"/>
-          </w:p>
-        </w:tc>
-        <w:tc>
-          <w:tcPr>
-            <w:tcW w:w="1984" w:type="dxa"/>
-            <w:tcMar>
-              <w:top w:w="80" w:type="dxa"/>
-              <w:left w:w="90" w:type="dxa"/>
-              <w:bottom w:w="80" w:type="dxa"/>
-              <w:right w:w="90" w:type="dxa"/>
-            </w:tcMar>
-            <w:vAlign w:val="center"/>
-          </w:tcPr>
-          <w:p>
-            <w:pPr>
-              <w:spacing w:line="240" w:lineRule="auto"/>
-            </w:pPr>
-            <w:proofErr w:type="spellStart"/>
-            <w:r>
-              <w:rPr>
-                <w:sz w:val="19"/>
-              </w:rPr>
               <w:t>string</w:t>
             </w:r>
-            <w:proofErr w:type="spellEnd"/>
           </w:p>
         </w:tc>
         <w:tc>
@@ -4170,49 +3958,7 @@
               <w:rPr>
                 <w:sz w:val="19"/>
               </w:rPr>
-              <w:t xml:space="preserve">+ </w:t>
-            </w:r>
-            <w:proofErr w:type="spellStart"/>
-            <w:r>
-              <w:rPr>
-                <w:sz w:val="19"/>
-              </w:rPr>
-              <w:t>Circle</w:t>
-            </w:r>
-            <w:proofErr w:type="spellEnd"/>
-            <w:r>
-              <w:rPr>
-                <w:sz w:val="19"/>
-              </w:rPr>
-              <w:t>(</w:t>
-            </w:r>
-            <w:proofErr w:type="spellStart"/>
-            <w:r>
-              <w:rPr>
-                <w:sz w:val="19"/>
-              </w:rPr>
-              <w:t>double</w:t>
-            </w:r>
-            <w:proofErr w:type="spellEnd"/>
-            <w:r>
-              <w:rPr>
-                <w:sz w:val="19"/>
-              </w:rPr>
-              <w:t xml:space="preserve"> </w:t>
-            </w:r>
-            <w:proofErr w:type="spellStart"/>
-            <w:r>
-              <w:rPr>
-                <w:sz w:val="19"/>
-              </w:rPr>
-              <w:t>radius</w:t>
-            </w:r>
-            <w:proofErr w:type="spellEnd"/>
-            <w:r>
-              <w:rPr>
-                <w:sz w:val="19"/>
-              </w:rPr>
-              <w:t>)</w:t>
+              <w:t>+ Circle(double radius)</w:t>
             </w:r>
           </w:p>
         </w:tc>
@@ -4287,47 +4033,31 @@
               <w:rPr>
                 <w:sz w:val="19"/>
               </w:rPr>
-              <w:t xml:space="preserve">+ </w:t>
-            </w:r>
-            <w:proofErr w:type="spellStart"/>
+              <w:t>+ CalculateArea()</w:t>
+            </w:r>
+          </w:p>
+        </w:tc>
+        <w:tc>
+          <w:tcPr>
+            <w:tcW w:w="1984" w:type="dxa"/>
+            <w:tcMar>
+              <w:top w:w="80" w:type="dxa"/>
+              <w:left w:w="90" w:type="dxa"/>
+              <w:bottom w:w="80" w:type="dxa"/>
+              <w:right w:w="90" w:type="dxa"/>
+            </w:tcMar>
+            <w:vAlign w:val="center"/>
+          </w:tcPr>
+          <w:p>
+            <w:pPr>
+              <w:spacing w:line="240" w:lineRule="auto"/>
+            </w:pPr>
             <w:r>
               <w:rPr>
                 <w:sz w:val="19"/>
               </w:rPr>
-              <w:t>CalculateArea</w:t>
-            </w:r>
-            <w:proofErr w:type="spellEnd"/>
-            <w:r>
-              <w:rPr>
-                <w:sz w:val="19"/>
-              </w:rPr>
-              <w:t>()</w:t>
-            </w:r>
-          </w:p>
-        </w:tc>
-        <w:tc>
-          <w:tcPr>
-            <w:tcW w:w="1984" w:type="dxa"/>
-            <w:tcMar>
-              <w:top w:w="80" w:type="dxa"/>
-              <w:left w:w="90" w:type="dxa"/>
-              <w:bottom w:w="80" w:type="dxa"/>
-              <w:right w:w="90" w:type="dxa"/>
-            </w:tcMar>
-            <w:vAlign w:val="center"/>
-          </w:tcPr>
-          <w:p>
-            <w:pPr>
-              <w:spacing w:line="240" w:lineRule="auto"/>
-            </w:pPr>
-            <w:proofErr w:type="spellStart"/>
-            <w:r>
-              <w:rPr>
-                <w:sz w:val="19"/>
-              </w:rPr>
               <w:t>double</w:t>
             </w:r>
-            <w:proofErr w:type="spellEnd"/>
           </w:p>
         </w:tc>
         <w:tc>
@@ -4378,47 +4108,31 @@
               <w:rPr>
                 <w:sz w:val="19"/>
               </w:rPr>
-              <w:t xml:space="preserve">+ </w:t>
-            </w:r>
-            <w:proofErr w:type="spellStart"/>
+              <w:t>+ CalculatePerimeter()</w:t>
+            </w:r>
+          </w:p>
+        </w:tc>
+        <w:tc>
+          <w:tcPr>
+            <w:tcW w:w="1984" w:type="dxa"/>
+            <w:tcMar>
+              <w:top w:w="80" w:type="dxa"/>
+              <w:left w:w="90" w:type="dxa"/>
+              <w:bottom w:w="80" w:type="dxa"/>
+              <w:right w:w="90" w:type="dxa"/>
+            </w:tcMar>
+            <w:vAlign w:val="center"/>
+          </w:tcPr>
+          <w:p>
+            <w:pPr>
+              <w:spacing w:line="240" w:lineRule="auto"/>
+            </w:pPr>
             <w:r>
               <w:rPr>
                 <w:sz w:val="19"/>
               </w:rPr>
-              <w:t>CalculatePerimeter</w:t>
-            </w:r>
-            <w:proofErr w:type="spellEnd"/>
-            <w:r>
-              <w:rPr>
-                <w:sz w:val="19"/>
-              </w:rPr>
-              <w:t>()</w:t>
-            </w:r>
-          </w:p>
-        </w:tc>
-        <w:tc>
-          <w:tcPr>
-            <w:tcW w:w="1984" w:type="dxa"/>
-            <w:tcMar>
-              <w:top w:w="80" w:type="dxa"/>
-              <w:left w:w="90" w:type="dxa"/>
-              <w:bottom w:w="80" w:type="dxa"/>
-              <w:right w:w="90" w:type="dxa"/>
-            </w:tcMar>
-            <w:vAlign w:val="center"/>
-          </w:tcPr>
-          <w:p>
-            <w:pPr>
-              <w:spacing w:line="240" w:lineRule="auto"/>
-            </w:pPr>
-            <w:proofErr w:type="spellStart"/>
-            <w:r>
-              <w:rPr>
-                <w:sz w:val="19"/>
-              </w:rPr>
               <w:t>double</w:t>
             </w:r>
-            <w:proofErr w:type="spellEnd"/>
           </w:p>
         </w:tc>
         <w:tc>
@@ -4469,47 +4183,31 @@
               <w:rPr>
                 <w:sz w:val="19"/>
               </w:rPr>
-              <w:t xml:space="preserve">+ </w:t>
-            </w:r>
-            <w:proofErr w:type="spellStart"/>
+              <w:t>+ ToString()</w:t>
+            </w:r>
+          </w:p>
+        </w:tc>
+        <w:tc>
+          <w:tcPr>
+            <w:tcW w:w="1984" w:type="dxa"/>
+            <w:tcMar>
+              <w:top w:w="80" w:type="dxa"/>
+              <w:left w:w="90" w:type="dxa"/>
+              <w:bottom w:w="80" w:type="dxa"/>
+              <w:right w:w="90" w:type="dxa"/>
+            </w:tcMar>
+            <w:vAlign w:val="center"/>
+          </w:tcPr>
+          <w:p>
+            <w:pPr>
+              <w:spacing w:line="240" w:lineRule="auto"/>
+            </w:pPr>
             <w:r>
               <w:rPr>
                 <w:sz w:val="19"/>
               </w:rPr>
-              <w:t>ToString</w:t>
-            </w:r>
-            <w:proofErr w:type="spellEnd"/>
-            <w:r>
-              <w:rPr>
-                <w:sz w:val="19"/>
-              </w:rPr>
-              <w:t>()</w:t>
-            </w:r>
-          </w:p>
-        </w:tc>
-        <w:tc>
-          <w:tcPr>
-            <w:tcW w:w="1984" w:type="dxa"/>
-            <w:tcMar>
-              <w:top w:w="80" w:type="dxa"/>
-              <w:left w:w="90" w:type="dxa"/>
-              <w:bottom w:w="80" w:type="dxa"/>
-              <w:right w:w="90" w:type="dxa"/>
-            </w:tcMar>
-            <w:vAlign w:val="center"/>
-          </w:tcPr>
-          <w:p>
-            <w:pPr>
-              <w:spacing w:line="240" w:lineRule="auto"/>
-            </w:pPr>
-            <w:proofErr w:type="spellStart"/>
-            <w:r>
-              <w:rPr>
-                <w:sz w:val="19"/>
-              </w:rPr>
               <w:t>string</w:t>
             </w:r>
-            <w:proofErr w:type="spellEnd"/>
           </w:p>
         </w:tc>
         <w:tc>
@@ -4544,11 +4242,9 @@
       <w:r>
         <w:t xml:space="preserve">Таблица 3 – Описание класса </w:t>
       </w:r>
-      <w:proofErr w:type="spellStart"/>
       <w:r>
         <w:t>Rectangle</w:t>
       </w:r>
-      <w:proofErr w:type="spellEnd"/>
     </w:p>
     <w:tbl>
       <w:tblPr>
@@ -4672,35 +4368,7 @@
               <w:rPr>
                 <w:sz w:val="21"/>
               </w:rPr>
-              <w:t xml:space="preserve">Описание класса: </w:t>
-            </w:r>
-            <w:proofErr w:type="spellStart"/>
-            <w:r>
-              <w:rPr>
-                <w:sz w:val="21"/>
-              </w:rPr>
-              <w:t>Rectangle</w:t>
-            </w:r>
-            <w:proofErr w:type="spellEnd"/>
-            <w:r>
-              <w:rPr>
-                <w:sz w:val="21"/>
-              </w:rPr>
-              <w:t xml:space="preserve"> реализует </w:t>
-            </w:r>
-            <w:proofErr w:type="spellStart"/>
-            <w:r>
-              <w:rPr>
-                <w:sz w:val="21"/>
-              </w:rPr>
-              <w:t>IShape</w:t>
-            </w:r>
-            <w:proofErr w:type="spellEnd"/>
-            <w:r>
-              <w:rPr>
-                <w:sz w:val="21"/>
-              </w:rPr>
-              <w:t xml:space="preserve"> и представляет прямоугольник с положительными шириной и высотой.</w:t>
+              <w:t>Описание класса: Rectangle реализует IShape и представляет прямоугольник с положительными шириной и высотой.</w:t>
             </w:r>
           </w:p>
         </w:tc>
@@ -4761,41 +4429,31 @@
               <w:rPr>
                 <w:sz w:val="19"/>
               </w:rPr>
-              <w:t>− _</w:t>
-            </w:r>
-            <w:proofErr w:type="spellStart"/>
+              <w:t>− _width</w:t>
+            </w:r>
+          </w:p>
+        </w:tc>
+        <w:tc>
+          <w:tcPr>
+            <w:tcW w:w="1984" w:type="dxa"/>
+            <w:tcMar>
+              <w:top w:w="80" w:type="dxa"/>
+              <w:left w:w="90" w:type="dxa"/>
+              <w:bottom w:w="80" w:type="dxa"/>
+              <w:right w:w="90" w:type="dxa"/>
+            </w:tcMar>
+            <w:vAlign w:val="center"/>
+          </w:tcPr>
+          <w:p>
+            <w:pPr>
+              <w:spacing w:line="240" w:lineRule="auto"/>
+            </w:pPr>
             <w:r>
               <w:rPr>
                 <w:sz w:val="19"/>
               </w:rPr>
-              <w:t>width</w:t>
-            </w:r>
-            <w:proofErr w:type="spellEnd"/>
-          </w:p>
-        </w:tc>
-        <w:tc>
-          <w:tcPr>
-            <w:tcW w:w="1984" w:type="dxa"/>
-            <w:tcMar>
-              <w:top w:w="80" w:type="dxa"/>
-              <w:left w:w="90" w:type="dxa"/>
-              <w:bottom w:w="80" w:type="dxa"/>
-              <w:right w:w="90" w:type="dxa"/>
-            </w:tcMar>
-            <w:vAlign w:val="center"/>
-          </w:tcPr>
-          <w:p>
-            <w:pPr>
-              <w:spacing w:line="240" w:lineRule="auto"/>
-            </w:pPr>
-            <w:proofErr w:type="spellStart"/>
-            <w:r>
-              <w:rPr>
-                <w:sz w:val="19"/>
-              </w:rPr>
               <w:t>double</w:t>
             </w:r>
-            <w:proofErr w:type="spellEnd"/>
           </w:p>
         </w:tc>
         <w:tc>
@@ -4846,41 +4504,31 @@
               <w:rPr>
                 <w:sz w:val="19"/>
               </w:rPr>
-              <w:t>− _</w:t>
-            </w:r>
-            <w:proofErr w:type="spellStart"/>
+              <w:t>− _height</w:t>
+            </w:r>
+          </w:p>
+        </w:tc>
+        <w:tc>
+          <w:tcPr>
+            <w:tcW w:w="1984" w:type="dxa"/>
+            <w:tcMar>
+              <w:top w:w="80" w:type="dxa"/>
+              <w:left w:w="90" w:type="dxa"/>
+              <w:bottom w:w="80" w:type="dxa"/>
+              <w:right w:w="90" w:type="dxa"/>
+            </w:tcMar>
+            <w:vAlign w:val="center"/>
+          </w:tcPr>
+          <w:p>
+            <w:pPr>
+              <w:spacing w:line="240" w:lineRule="auto"/>
+            </w:pPr>
             <w:r>
               <w:rPr>
                 <w:sz w:val="19"/>
               </w:rPr>
-              <w:t>height</w:t>
-            </w:r>
-            <w:proofErr w:type="spellEnd"/>
-          </w:p>
-        </w:tc>
-        <w:tc>
-          <w:tcPr>
-            <w:tcW w:w="1984" w:type="dxa"/>
-            <w:tcMar>
-              <w:top w:w="80" w:type="dxa"/>
-              <w:left w:w="90" w:type="dxa"/>
-              <w:bottom w:w="80" w:type="dxa"/>
-              <w:right w:w="90" w:type="dxa"/>
-            </w:tcMar>
-            <w:vAlign w:val="center"/>
-          </w:tcPr>
-          <w:p>
-            <w:pPr>
-              <w:spacing w:line="240" w:lineRule="auto"/>
-            </w:pPr>
-            <w:proofErr w:type="spellStart"/>
-            <w:r>
-              <w:rPr>
-                <w:sz w:val="19"/>
-              </w:rPr>
               <w:t>double</w:t>
             </w:r>
-            <w:proofErr w:type="spellEnd"/>
           </w:p>
         </w:tc>
         <w:tc>
@@ -4963,41 +4611,31 @@
               <w:rPr>
                 <w:sz w:val="19"/>
               </w:rPr>
-              <w:t xml:space="preserve">+ </w:t>
-            </w:r>
-            <w:proofErr w:type="spellStart"/>
+              <w:t>+ Width</w:t>
+            </w:r>
+          </w:p>
+        </w:tc>
+        <w:tc>
+          <w:tcPr>
+            <w:tcW w:w="1984" w:type="dxa"/>
+            <w:tcMar>
+              <w:top w:w="80" w:type="dxa"/>
+              <w:left w:w="90" w:type="dxa"/>
+              <w:bottom w:w="80" w:type="dxa"/>
+              <w:right w:w="90" w:type="dxa"/>
+            </w:tcMar>
+            <w:vAlign w:val="center"/>
+          </w:tcPr>
+          <w:p>
+            <w:pPr>
+              <w:spacing w:line="240" w:lineRule="auto"/>
+            </w:pPr>
             <w:r>
               <w:rPr>
                 <w:sz w:val="19"/>
               </w:rPr>
-              <w:t>Width</w:t>
-            </w:r>
-            <w:proofErr w:type="spellEnd"/>
-          </w:p>
-        </w:tc>
-        <w:tc>
-          <w:tcPr>
-            <w:tcW w:w="1984" w:type="dxa"/>
-            <w:tcMar>
-              <w:top w:w="80" w:type="dxa"/>
-              <w:left w:w="90" w:type="dxa"/>
-              <w:bottom w:w="80" w:type="dxa"/>
-              <w:right w:w="90" w:type="dxa"/>
-            </w:tcMar>
-            <w:vAlign w:val="center"/>
-          </w:tcPr>
-          <w:p>
-            <w:pPr>
-              <w:spacing w:line="240" w:lineRule="auto"/>
-            </w:pPr>
-            <w:proofErr w:type="spellStart"/>
-            <w:r>
-              <w:rPr>
-                <w:sz w:val="19"/>
-              </w:rPr>
               <w:t>double</w:t>
             </w:r>
-            <w:proofErr w:type="spellEnd"/>
           </w:p>
         </w:tc>
         <w:tc>
@@ -5048,41 +4686,31 @@
               <w:rPr>
                 <w:sz w:val="19"/>
               </w:rPr>
-              <w:t xml:space="preserve">+ </w:t>
-            </w:r>
-            <w:proofErr w:type="spellStart"/>
+              <w:t>+ Height</w:t>
+            </w:r>
+          </w:p>
+        </w:tc>
+        <w:tc>
+          <w:tcPr>
+            <w:tcW w:w="1984" w:type="dxa"/>
+            <w:tcMar>
+              <w:top w:w="80" w:type="dxa"/>
+              <w:left w:w="90" w:type="dxa"/>
+              <w:bottom w:w="80" w:type="dxa"/>
+              <w:right w:w="90" w:type="dxa"/>
+            </w:tcMar>
+            <w:vAlign w:val="center"/>
+          </w:tcPr>
+          <w:p>
+            <w:pPr>
+              <w:spacing w:line="240" w:lineRule="auto"/>
+            </w:pPr>
             <w:r>
               <w:rPr>
                 <w:sz w:val="19"/>
               </w:rPr>
-              <w:t>Height</w:t>
-            </w:r>
-            <w:proofErr w:type="spellEnd"/>
-          </w:p>
-        </w:tc>
-        <w:tc>
-          <w:tcPr>
-            <w:tcW w:w="1984" w:type="dxa"/>
-            <w:tcMar>
-              <w:top w:w="80" w:type="dxa"/>
-              <w:left w:w="90" w:type="dxa"/>
-              <w:bottom w:w="80" w:type="dxa"/>
-              <w:right w:w="90" w:type="dxa"/>
-            </w:tcMar>
-            <w:vAlign w:val="center"/>
-          </w:tcPr>
-          <w:p>
-            <w:pPr>
-              <w:spacing w:line="240" w:lineRule="auto"/>
-            </w:pPr>
-            <w:proofErr w:type="spellStart"/>
-            <w:r>
-              <w:rPr>
-                <w:sz w:val="19"/>
-              </w:rPr>
               <w:t>double</w:t>
             </w:r>
-            <w:proofErr w:type="spellEnd"/>
           </w:p>
         </w:tc>
         <w:tc>
@@ -5134,41 +4762,31 @@
                 <w:sz w:val="19"/>
               </w:rPr>
               <w:lastRenderedPageBreak/>
-              <w:t xml:space="preserve">+ </w:t>
-            </w:r>
-            <w:proofErr w:type="spellStart"/>
+              <w:t>+ Name</w:t>
+            </w:r>
+          </w:p>
+        </w:tc>
+        <w:tc>
+          <w:tcPr>
+            <w:tcW w:w="1984" w:type="dxa"/>
+            <w:tcMar>
+              <w:top w:w="80" w:type="dxa"/>
+              <w:left w:w="90" w:type="dxa"/>
+              <w:bottom w:w="80" w:type="dxa"/>
+              <w:right w:w="90" w:type="dxa"/>
+            </w:tcMar>
+            <w:vAlign w:val="center"/>
+          </w:tcPr>
+          <w:p>
+            <w:pPr>
+              <w:spacing w:line="240" w:lineRule="auto"/>
+            </w:pPr>
             <w:r>
               <w:rPr>
                 <w:sz w:val="19"/>
               </w:rPr>
-              <w:t>Name</w:t>
-            </w:r>
-            <w:proofErr w:type="spellEnd"/>
-          </w:p>
-        </w:tc>
-        <w:tc>
-          <w:tcPr>
-            <w:tcW w:w="1984" w:type="dxa"/>
-            <w:tcMar>
-              <w:top w:w="80" w:type="dxa"/>
-              <w:left w:w="90" w:type="dxa"/>
-              <w:bottom w:w="80" w:type="dxa"/>
-              <w:right w:w="90" w:type="dxa"/>
-            </w:tcMar>
-            <w:vAlign w:val="center"/>
-          </w:tcPr>
-          <w:p>
-            <w:pPr>
-              <w:spacing w:line="240" w:lineRule="auto"/>
-            </w:pPr>
-            <w:proofErr w:type="spellStart"/>
-            <w:r>
-              <w:rPr>
-                <w:sz w:val="19"/>
-              </w:rPr>
               <w:t>string</w:t>
             </w:r>
-            <w:proofErr w:type="spellEnd"/>
           </w:p>
         </w:tc>
         <w:tc>
@@ -5330,97 +4948,53 @@
               <w:rPr>
                 <w:sz w:val="19"/>
               </w:rPr>
-              <w:t xml:space="preserve">+ </w:t>
-            </w:r>
-            <w:proofErr w:type="spellStart"/>
+              <w:t>+ CalculateArea()</w:t>
+            </w:r>
+          </w:p>
+        </w:tc>
+        <w:tc>
+          <w:tcPr>
+            <w:tcW w:w="1984" w:type="dxa"/>
+            <w:tcMar>
+              <w:top w:w="80" w:type="dxa"/>
+              <w:left w:w="90" w:type="dxa"/>
+              <w:bottom w:w="80" w:type="dxa"/>
+              <w:right w:w="90" w:type="dxa"/>
+            </w:tcMar>
+            <w:vAlign w:val="center"/>
+          </w:tcPr>
+          <w:p>
+            <w:pPr>
+              <w:spacing w:line="240" w:lineRule="auto"/>
+            </w:pPr>
             <w:r>
               <w:rPr>
                 <w:sz w:val="19"/>
               </w:rPr>
-              <w:t>CalculateArea</w:t>
-            </w:r>
-            <w:proofErr w:type="spellEnd"/>
+              <w:t>double</w:t>
+            </w:r>
+          </w:p>
+        </w:tc>
+        <w:tc>
+          <w:tcPr>
+            <w:tcW w:w="4706" w:type="dxa"/>
+            <w:tcMar>
+              <w:top w:w="80" w:type="dxa"/>
+              <w:left w:w="90" w:type="dxa"/>
+              <w:bottom w:w="80" w:type="dxa"/>
+              <w:right w:w="90" w:type="dxa"/>
+            </w:tcMar>
+            <w:vAlign w:val="center"/>
+          </w:tcPr>
+          <w:p>
+            <w:pPr>
+              <w:spacing w:line="240" w:lineRule="auto"/>
+            </w:pPr>
             <w:r>
               <w:rPr>
                 <w:sz w:val="19"/>
               </w:rPr>
-              <w:t>()</w:t>
-            </w:r>
-          </w:p>
-        </w:tc>
-        <w:tc>
-          <w:tcPr>
-            <w:tcW w:w="1984" w:type="dxa"/>
-            <w:tcMar>
-              <w:top w:w="80" w:type="dxa"/>
-              <w:left w:w="90" w:type="dxa"/>
-              <w:bottom w:w="80" w:type="dxa"/>
-              <w:right w:w="90" w:type="dxa"/>
-            </w:tcMar>
-            <w:vAlign w:val="center"/>
-          </w:tcPr>
-          <w:p>
-            <w:pPr>
-              <w:spacing w:line="240" w:lineRule="auto"/>
-            </w:pPr>
-            <w:proofErr w:type="spellStart"/>
-            <w:r>
-              <w:rPr>
-                <w:sz w:val="19"/>
-              </w:rPr>
-              <w:t>double</w:t>
-            </w:r>
-            <w:proofErr w:type="spellEnd"/>
-          </w:p>
-        </w:tc>
-        <w:tc>
-          <w:tcPr>
-            <w:tcW w:w="4706" w:type="dxa"/>
-            <w:tcMar>
-              <w:top w:w="80" w:type="dxa"/>
-              <w:left w:w="90" w:type="dxa"/>
-              <w:bottom w:w="80" w:type="dxa"/>
-              <w:right w:w="90" w:type="dxa"/>
-            </w:tcMar>
-            <w:vAlign w:val="center"/>
-          </w:tcPr>
-          <w:p>
-            <w:pPr>
-              <w:spacing w:line="240" w:lineRule="auto"/>
-            </w:pPr>
-            <w:r>
-              <w:rPr>
-                <w:sz w:val="19"/>
-              </w:rPr>
-              <w:t xml:space="preserve">Вычисляет площадь по формуле </w:t>
-            </w:r>
-            <w:proofErr w:type="spellStart"/>
-            <w:r>
-              <w:rPr>
-                <w:sz w:val="19"/>
-              </w:rPr>
-              <w:t>width</w:t>
-            </w:r>
-            <w:proofErr w:type="spellEnd"/>
-            <w:r>
-              <w:rPr>
-                <w:sz w:val="19"/>
-              </w:rPr>
-              <w:t xml:space="preserve"> × </w:t>
-            </w:r>
-            <w:proofErr w:type="spellStart"/>
-            <w:r>
-              <w:rPr>
-                <w:sz w:val="19"/>
-              </w:rPr>
-              <w:t>height</w:t>
-            </w:r>
-            <w:proofErr w:type="spellEnd"/>
-            <w:r>
-              <w:rPr>
-                <w:sz w:val="19"/>
-              </w:rPr>
-              <w:t>.</w:t>
+              <w:t>Вычисляет площадь по формуле width × height.</w:t>
             </w:r>
           </w:p>
         </w:tc>
@@ -5449,97 +5023,53 @@
               <w:rPr>
                 <w:sz w:val="19"/>
               </w:rPr>
-              <w:t xml:space="preserve">+ </w:t>
-            </w:r>
-            <w:proofErr w:type="spellStart"/>
+              <w:t>+ CalculatePerimeter()</w:t>
+            </w:r>
+          </w:p>
+        </w:tc>
+        <w:tc>
+          <w:tcPr>
+            <w:tcW w:w="1984" w:type="dxa"/>
+            <w:tcMar>
+              <w:top w:w="80" w:type="dxa"/>
+              <w:left w:w="90" w:type="dxa"/>
+              <w:bottom w:w="80" w:type="dxa"/>
+              <w:right w:w="90" w:type="dxa"/>
+            </w:tcMar>
+            <w:vAlign w:val="center"/>
+          </w:tcPr>
+          <w:p>
+            <w:pPr>
+              <w:spacing w:line="240" w:lineRule="auto"/>
+            </w:pPr>
             <w:r>
               <w:rPr>
                 <w:sz w:val="19"/>
               </w:rPr>
-              <w:t>CalculatePerimeter</w:t>
-            </w:r>
-            <w:proofErr w:type="spellEnd"/>
+              <w:t>double</w:t>
+            </w:r>
+          </w:p>
+        </w:tc>
+        <w:tc>
+          <w:tcPr>
+            <w:tcW w:w="4706" w:type="dxa"/>
+            <w:tcMar>
+              <w:top w:w="80" w:type="dxa"/>
+              <w:left w:w="90" w:type="dxa"/>
+              <w:bottom w:w="80" w:type="dxa"/>
+              <w:right w:w="90" w:type="dxa"/>
+            </w:tcMar>
+            <w:vAlign w:val="center"/>
+          </w:tcPr>
+          <w:p>
+            <w:pPr>
+              <w:spacing w:line="240" w:lineRule="auto"/>
+            </w:pPr>
             <w:r>
               <w:rPr>
                 <w:sz w:val="19"/>
               </w:rPr>
-              <w:t>()</w:t>
-            </w:r>
-          </w:p>
-        </w:tc>
-        <w:tc>
-          <w:tcPr>
-            <w:tcW w:w="1984" w:type="dxa"/>
-            <w:tcMar>
-              <w:top w:w="80" w:type="dxa"/>
-              <w:left w:w="90" w:type="dxa"/>
-              <w:bottom w:w="80" w:type="dxa"/>
-              <w:right w:w="90" w:type="dxa"/>
-            </w:tcMar>
-            <w:vAlign w:val="center"/>
-          </w:tcPr>
-          <w:p>
-            <w:pPr>
-              <w:spacing w:line="240" w:lineRule="auto"/>
-            </w:pPr>
-            <w:proofErr w:type="spellStart"/>
-            <w:r>
-              <w:rPr>
-                <w:sz w:val="19"/>
-              </w:rPr>
-              <w:t>double</w:t>
-            </w:r>
-            <w:proofErr w:type="spellEnd"/>
-          </w:p>
-        </w:tc>
-        <w:tc>
-          <w:tcPr>
-            <w:tcW w:w="4706" w:type="dxa"/>
-            <w:tcMar>
-              <w:top w:w="80" w:type="dxa"/>
-              <w:left w:w="90" w:type="dxa"/>
-              <w:bottom w:w="80" w:type="dxa"/>
-              <w:right w:w="90" w:type="dxa"/>
-            </w:tcMar>
-            <w:vAlign w:val="center"/>
-          </w:tcPr>
-          <w:p>
-            <w:pPr>
-              <w:spacing w:line="240" w:lineRule="auto"/>
-            </w:pPr>
-            <w:r>
-              <w:rPr>
-                <w:sz w:val="19"/>
-              </w:rPr>
-              <w:t>Вычисляет периметр по формуле 2 × (</w:t>
-            </w:r>
-            <w:proofErr w:type="spellStart"/>
-            <w:r>
-              <w:rPr>
-                <w:sz w:val="19"/>
-              </w:rPr>
-              <w:t>width</w:t>
-            </w:r>
-            <w:proofErr w:type="spellEnd"/>
-            <w:r>
-              <w:rPr>
-                <w:sz w:val="19"/>
-              </w:rPr>
-              <w:t xml:space="preserve"> + </w:t>
-            </w:r>
-            <w:proofErr w:type="spellStart"/>
-            <w:r>
-              <w:rPr>
-                <w:sz w:val="19"/>
-              </w:rPr>
-              <w:t>height</w:t>
-            </w:r>
-            <w:proofErr w:type="spellEnd"/>
-            <w:r>
-              <w:rPr>
-                <w:sz w:val="19"/>
-              </w:rPr>
-              <w:t>).</w:t>
+              <w:t>Вычисляет периметр по формуле 2 × (width + height).</w:t>
             </w:r>
           </w:p>
         </w:tc>
@@ -5568,47 +5098,31 @@
               <w:rPr>
                 <w:sz w:val="19"/>
               </w:rPr>
-              <w:t xml:space="preserve">+ </w:t>
-            </w:r>
-            <w:proofErr w:type="spellStart"/>
+              <w:t>+ ToString()</w:t>
+            </w:r>
+          </w:p>
+        </w:tc>
+        <w:tc>
+          <w:tcPr>
+            <w:tcW w:w="1984" w:type="dxa"/>
+            <w:tcMar>
+              <w:top w:w="80" w:type="dxa"/>
+              <w:left w:w="90" w:type="dxa"/>
+              <w:bottom w:w="80" w:type="dxa"/>
+              <w:right w:w="90" w:type="dxa"/>
+            </w:tcMar>
+            <w:vAlign w:val="center"/>
+          </w:tcPr>
+          <w:p>
+            <w:pPr>
+              <w:spacing w:line="240" w:lineRule="auto"/>
+            </w:pPr>
             <w:r>
               <w:rPr>
                 <w:sz w:val="19"/>
               </w:rPr>
-              <w:t>ToString</w:t>
-            </w:r>
-            <w:proofErr w:type="spellEnd"/>
-            <w:r>
-              <w:rPr>
-                <w:sz w:val="19"/>
-              </w:rPr>
-              <w:t>()</w:t>
-            </w:r>
-          </w:p>
-        </w:tc>
-        <w:tc>
-          <w:tcPr>
-            <w:tcW w:w="1984" w:type="dxa"/>
-            <w:tcMar>
-              <w:top w:w="80" w:type="dxa"/>
-              <w:left w:w="90" w:type="dxa"/>
-              <w:bottom w:w="80" w:type="dxa"/>
-              <w:right w:w="90" w:type="dxa"/>
-            </w:tcMar>
-            <w:vAlign w:val="center"/>
-          </w:tcPr>
-          <w:p>
-            <w:pPr>
-              <w:spacing w:line="240" w:lineRule="auto"/>
-            </w:pPr>
-            <w:proofErr w:type="spellStart"/>
-            <w:r>
-              <w:rPr>
-                <w:sz w:val="19"/>
-              </w:rPr>
               <w:t>string</w:t>
             </w:r>
-            <w:proofErr w:type="spellEnd"/>
           </w:p>
         </w:tc>
         <w:tc>
@@ -5643,11 +5157,9 @@
       <w:r>
         <w:t xml:space="preserve">Таблица 4 – Описание класса </w:t>
       </w:r>
-      <w:proofErr w:type="spellStart"/>
       <w:r>
         <w:t>Triangle</w:t>
       </w:r>
-      <w:proofErr w:type="spellEnd"/>
     </w:p>
     <w:tbl>
       <w:tblPr>
@@ -5771,35 +5283,7 @@
               <w:rPr>
                 <w:sz w:val="21"/>
               </w:rPr>
-              <w:t xml:space="preserve">Описание класса: </w:t>
-            </w:r>
-            <w:proofErr w:type="spellStart"/>
-            <w:r>
-              <w:rPr>
-                <w:sz w:val="21"/>
-              </w:rPr>
-              <w:t>Triangle</w:t>
-            </w:r>
-            <w:proofErr w:type="spellEnd"/>
-            <w:r>
-              <w:rPr>
-                <w:sz w:val="21"/>
-              </w:rPr>
-              <w:t xml:space="preserve"> реализует </w:t>
-            </w:r>
-            <w:proofErr w:type="spellStart"/>
-            <w:r>
-              <w:rPr>
-                <w:sz w:val="21"/>
-              </w:rPr>
-              <w:t>IShape</w:t>
-            </w:r>
-            <w:proofErr w:type="spellEnd"/>
-            <w:r>
-              <w:rPr>
-                <w:sz w:val="21"/>
-              </w:rPr>
-              <w:t>, представляет треугольник и проверяет условие существования по неравенству треугольника.</w:t>
+              <w:t>Описание класса: Triangle реализует IShape, представляет треугольник и проверяет условие существования по неравенству треугольника.</w:t>
             </w:r>
           </w:p>
         </w:tc>
@@ -5860,41 +5344,31 @@
               <w:rPr>
                 <w:sz w:val="19"/>
               </w:rPr>
-              <w:t>− _</w:t>
-            </w:r>
-            <w:proofErr w:type="spellStart"/>
+              <w:t>− _sideA</w:t>
+            </w:r>
+          </w:p>
+        </w:tc>
+        <w:tc>
+          <w:tcPr>
+            <w:tcW w:w="1984" w:type="dxa"/>
+            <w:tcMar>
+              <w:top w:w="80" w:type="dxa"/>
+              <w:left w:w="90" w:type="dxa"/>
+              <w:bottom w:w="80" w:type="dxa"/>
+              <w:right w:w="90" w:type="dxa"/>
+            </w:tcMar>
+            <w:vAlign w:val="center"/>
+          </w:tcPr>
+          <w:p>
+            <w:pPr>
+              <w:spacing w:line="240" w:lineRule="auto"/>
+            </w:pPr>
             <w:r>
               <w:rPr>
                 <w:sz w:val="19"/>
               </w:rPr>
-              <w:t>sideA</w:t>
-            </w:r>
-            <w:proofErr w:type="spellEnd"/>
-          </w:p>
-        </w:tc>
-        <w:tc>
-          <w:tcPr>
-            <w:tcW w:w="1984" w:type="dxa"/>
-            <w:tcMar>
-              <w:top w:w="80" w:type="dxa"/>
-              <w:left w:w="90" w:type="dxa"/>
-              <w:bottom w:w="80" w:type="dxa"/>
-              <w:right w:w="90" w:type="dxa"/>
-            </w:tcMar>
-            <w:vAlign w:val="center"/>
-          </w:tcPr>
-          <w:p>
-            <w:pPr>
-              <w:spacing w:line="240" w:lineRule="auto"/>
-            </w:pPr>
-            <w:proofErr w:type="spellStart"/>
-            <w:r>
-              <w:rPr>
-                <w:sz w:val="19"/>
-              </w:rPr>
               <w:t>double</w:t>
             </w:r>
-            <w:proofErr w:type="spellEnd"/>
           </w:p>
         </w:tc>
         <w:tc>
@@ -5945,41 +5419,31 @@
               <w:rPr>
                 <w:sz w:val="19"/>
               </w:rPr>
-              <w:t>− _</w:t>
-            </w:r>
-            <w:proofErr w:type="spellStart"/>
+              <w:t>− _sideB</w:t>
+            </w:r>
+          </w:p>
+        </w:tc>
+        <w:tc>
+          <w:tcPr>
+            <w:tcW w:w="1984" w:type="dxa"/>
+            <w:tcMar>
+              <w:top w:w="80" w:type="dxa"/>
+              <w:left w:w="90" w:type="dxa"/>
+              <w:bottom w:w="80" w:type="dxa"/>
+              <w:right w:w="90" w:type="dxa"/>
+            </w:tcMar>
+            <w:vAlign w:val="center"/>
+          </w:tcPr>
+          <w:p>
+            <w:pPr>
+              <w:spacing w:line="240" w:lineRule="auto"/>
+            </w:pPr>
             <w:r>
               <w:rPr>
                 <w:sz w:val="19"/>
               </w:rPr>
-              <w:t>sideB</w:t>
-            </w:r>
-            <w:proofErr w:type="spellEnd"/>
-          </w:p>
-        </w:tc>
-        <w:tc>
-          <w:tcPr>
-            <w:tcW w:w="1984" w:type="dxa"/>
-            <w:tcMar>
-              <w:top w:w="80" w:type="dxa"/>
-              <w:left w:w="90" w:type="dxa"/>
-              <w:bottom w:w="80" w:type="dxa"/>
-              <w:right w:w="90" w:type="dxa"/>
-            </w:tcMar>
-            <w:vAlign w:val="center"/>
-          </w:tcPr>
-          <w:p>
-            <w:pPr>
-              <w:spacing w:line="240" w:lineRule="auto"/>
-            </w:pPr>
-            <w:proofErr w:type="spellStart"/>
-            <w:r>
-              <w:rPr>
-                <w:sz w:val="19"/>
-              </w:rPr>
               <w:t>double</w:t>
             </w:r>
-            <w:proofErr w:type="spellEnd"/>
           </w:p>
         </w:tc>
         <w:tc>
@@ -6030,41 +5494,31 @@
               <w:rPr>
                 <w:sz w:val="19"/>
               </w:rPr>
-              <w:t>− _</w:t>
-            </w:r>
-            <w:proofErr w:type="spellStart"/>
+              <w:t>− _sideC</w:t>
+            </w:r>
+          </w:p>
+        </w:tc>
+        <w:tc>
+          <w:tcPr>
+            <w:tcW w:w="1984" w:type="dxa"/>
+            <w:tcMar>
+              <w:top w:w="80" w:type="dxa"/>
+              <w:left w:w="90" w:type="dxa"/>
+              <w:bottom w:w="80" w:type="dxa"/>
+              <w:right w:w="90" w:type="dxa"/>
+            </w:tcMar>
+            <w:vAlign w:val="center"/>
+          </w:tcPr>
+          <w:p>
+            <w:pPr>
+              <w:spacing w:line="240" w:lineRule="auto"/>
+            </w:pPr>
             <w:r>
               <w:rPr>
                 <w:sz w:val="19"/>
               </w:rPr>
-              <w:t>sideC</w:t>
-            </w:r>
-            <w:proofErr w:type="spellEnd"/>
-          </w:p>
-        </w:tc>
-        <w:tc>
-          <w:tcPr>
-            <w:tcW w:w="1984" w:type="dxa"/>
-            <w:tcMar>
-              <w:top w:w="80" w:type="dxa"/>
-              <w:left w:w="90" w:type="dxa"/>
-              <w:bottom w:w="80" w:type="dxa"/>
-              <w:right w:w="90" w:type="dxa"/>
-            </w:tcMar>
-            <w:vAlign w:val="center"/>
-          </w:tcPr>
-          <w:p>
-            <w:pPr>
-              <w:spacing w:line="240" w:lineRule="auto"/>
-            </w:pPr>
-            <w:proofErr w:type="spellStart"/>
-            <w:r>
-              <w:rPr>
-                <w:sz w:val="19"/>
-              </w:rPr>
               <w:t>double</w:t>
             </w:r>
-            <w:proofErr w:type="spellEnd"/>
           </w:p>
         </w:tc>
         <w:tc>
@@ -6147,41 +5601,31 @@
               <w:rPr>
                 <w:sz w:val="19"/>
               </w:rPr>
-              <w:t xml:space="preserve">+ </w:t>
-            </w:r>
-            <w:proofErr w:type="spellStart"/>
+              <w:t>+ SideA</w:t>
+            </w:r>
+          </w:p>
+        </w:tc>
+        <w:tc>
+          <w:tcPr>
+            <w:tcW w:w="1984" w:type="dxa"/>
+            <w:tcMar>
+              <w:top w:w="80" w:type="dxa"/>
+              <w:left w:w="90" w:type="dxa"/>
+              <w:bottom w:w="80" w:type="dxa"/>
+              <w:right w:w="90" w:type="dxa"/>
+            </w:tcMar>
+            <w:vAlign w:val="center"/>
+          </w:tcPr>
+          <w:p>
+            <w:pPr>
+              <w:spacing w:line="240" w:lineRule="auto"/>
+            </w:pPr>
             <w:r>
               <w:rPr>
                 <w:sz w:val="19"/>
               </w:rPr>
-              <w:t>SideA</w:t>
-            </w:r>
-            <w:proofErr w:type="spellEnd"/>
-          </w:p>
-        </w:tc>
-        <w:tc>
-          <w:tcPr>
-            <w:tcW w:w="1984" w:type="dxa"/>
-            <w:tcMar>
-              <w:top w:w="80" w:type="dxa"/>
-              <w:left w:w="90" w:type="dxa"/>
-              <w:bottom w:w="80" w:type="dxa"/>
-              <w:right w:w="90" w:type="dxa"/>
-            </w:tcMar>
-            <w:vAlign w:val="center"/>
-          </w:tcPr>
-          <w:p>
-            <w:pPr>
-              <w:spacing w:line="240" w:lineRule="auto"/>
-            </w:pPr>
-            <w:proofErr w:type="spellStart"/>
-            <w:r>
-              <w:rPr>
-                <w:sz w:val="19"/>
-              </w:rPr>
               <w:t>double</w:t>
             </w:r>
-            <w:proofErr w:type="spellEnd"/>
           </w:p>
         </w:tc>
         <w:tc>
@@ -6232,41 +5676,31 @@
               <w:rPr>
                 <w:sz w:val="19"/>
               </w:rPr>
-              <w:t xml:space="preserve">+ </w:t>
-            </w:r>
-            <w:proofErr w:type="spellStart"/>
+              <w:t>+ SideB</w:t>
+            </w:r>
+          </w:p>
+        </w:tc>
+        <w:tc>
+          <w:tcPr>
+            <w:tcW w:w="1984" w:type="dxa"/>
+            <w:tcMar>
+              <w:top w:w="80" w:type="dxa"/>
+              <w:left w:w="90" w:type="dxa"/>
+              <w:bottom w:w="80" w:type="dxa"/>
+              <w:right w:w="90" w:type="dxa"/>
+            </w:tcMar>
+            <w:vAlign w:val="center"/>
+          </w:tcPr>
+          <w:p>
+            <w:pPr>
+              <w:spacing w:line="240" w:lineRule="auto"/>
+            </w:pPr>
             <w:r>
               <w:rPr>
                 <w:sz w:val="19"/>
               </w:rPr>
-              <w:t>SideB</w:t>
-            </w:r>
-            <w:proofErr w:type="spellEnd"/>
-          </w:p>
-        </w:tc>
-        <w:tc>
-          <w:tcPr>
-            <w:tcW w:w="1984" w:type="dxa"/>
-            <w:tcMar>
-              <w:top w:w="80" w:type="dxa"/>
-              <w:left w:w="90" w:type="dxa"/>
-              <w:bottom w:w="80" w:type="dxa"/>
-              <w:right w:w="90" w:type="dxa"/>
-            </w:tcMar>
-            <w:vAlign w:val="center"/>
-          </w:tcPr>
-          <w:p>
-            <w:pPr>
-              <w:spacing w:line="240" w:lineRule="auto"/>
-            </w:pPr>
-            <w:proofErr w:type="spellStart"/>
-            <w:r>
-              <w:rPr>
-                <w:sz w:val="19"/>
-              </w:rPr>
               <w:t>double</w:t>
             </w:r>
-            <w:proofErr w:type="spellEnd"/>
           </w:p>
         </w:tc>
         <w:tc>
@@ -6317,41 +5751,31 @@
               <w:rPr>
                 <w:sz w:val="19"/>
               </w:rPr>
-              <w:t xml:space="preserve">+ </w:t>
-            </w:r>
-            <w:proofErr w:type="spellStart"/>
+              <w:t>+ SideC</w:t>
+            </w:r>
+          </w:p>
+        </w:tc>
+        <w:tc>
+          <w:tcPr>
+            <w:tcW w:w="1984" w:type="dxa"/>
+            <w:tcMar>
+              <w:top w:w="80" w:type="dxa"/>
+              <w:left w:w="90" w:type="dxa"/>
+              <w:bottom w:w="80" w:type="dxa"/>
+              <w:right w:w="90" w:type="dxa"/>
+            </w:tcMar>
+            <w:vAlign w:val="center"/>
+          </w:tcPr>
+          <w:p>
+            <w:pPr>
+              <w:spacing w:line="240" w:lineRule="auto"/>
+            </w:pPr>
             <w:r>
               <w:rPr>
                 <w:sz w:val="19"/>
               </w:rPr>
-              <w:t>SideC</w:t>
-            </w:r>
-            <w:proofErr w:type="spellEnd"/>
-          </w:p>
-        </w:tc>
-        <w:tc>
-          <w:tcPr>
-            <w:tcW w:w="1984" w:type="dxa"/>
-            <w:tcMar>
-              <w:top w:w="80" w:type="dxa"/>
-              <w:left w:w="90" w:type="dxa"/>
-              <w:bottom w:w="80" w:type="dxa"/>
-              <w:right w:w="90" w:type="dxa"/>
-            </w:tcMar>
-            <w:vAlign w:val="center"/>
-          </w:tcPr>
-          <w:p>
-            <w:pPr>
-              <w:spacing w:line="240" w:lineRule="auto"/>
-            </w:pPr>
-            <w:proofErr w:type="spellStart"/>
-            <w:r>
-              <w:rPr>
-                <w:sz w:val="19"/>
-              </w:rPr>
               <w:t>double</w:t>
             </w:r>
-            <w:proofErr w:type="spellEnd"/>
           </w:p>
         </w:tc>
         <w:tc>
@@ -6402,41 +5826,31 @@
               <w:rPr>
                 <w:sz w:val="19"/>
               </w:rPr>
-              <w:t xml:space="preserve">+ </w:t>
-            </w:r>
-            <w:proofErr w:type="spellStart"/>
+              <w:t>+ Name</w:t>
+            </w:r>
+          </w:p>
+        </w:tc>
+        <w:tc>
+          <w:tcPr>
+            <w:tcW w:w="1984" w:type="dxa"/>
+            <w:tcMar>
+              <w:top w:w="80" w:type="dxa"/>
+              <w:left w:w="90" w:type="dxa"/>
+              <w:bottom w:w="80" w:type="dxa"/>
+              <w:right w:w="90" w:type="dxa"/>
+            </w:tcMar>
+            <w:vAlign w:val="center"/>
+          </w:tcPr>
+          <w:p>
+            <w:pPr>
+              <w:spacing w:line="240" w:lineRule="auto"/>
+            </w:pPr>
             <w:r>
               <w:rPr>
                 <w:sz w:val="19"/>
               </w:rPr>
-              <w:t>Name</w:t>
-            </w:r>
-            <w:proofErr w:type="spellEnd"/>
-          </w:p>
-        </w:tc>
-        <w:tc>
-          <w:tcPr>
-            <w:tcW w:w="1984" w:type="dxa"/>
-            <w:tcMar>
-              <w:top w:w="80" w:type="dxa"/>
-              <w:left w:w="90" w:type="dxa"/>
-              <w:bottom w:w="80" w:type="dxa"/>
-              <w:right w:w="90" w:type="dxa"/>
-            </w:tcMar>
-            <w:vAlign w:val="center"/>
-          </w:tcPr>
-          <w:p>
-            <w:pPr>
-              <w:spacing w:line="240" w:lineRule="auto"/>
-            </w:pPr>
-            <w:proofErr w:type="spellStart"/>
-            <w:r>
-              <w:rPr>
-                <w:sz w:val="19"/>
-              </w:rPr>
               <w:t>string</w:t>
             </w:r>
-            <w:proofErr w:type="spellEnd"/>
           </w:p>
         </w:tc>
         <w:tc>
@@ -6523,55 +5937,7 @@
                 <w:sz w:val="19"/>
                 <w:lang w:val="en-US"/>
               </w:rPr>
-              <w:t xml:space="preserve">+ Triangle(double </w:t>
-            </w:r>
-            <w:proofErr w:type="spellStart"/>
-            <w:r>
-              <w:rPr>
-                <w:sz w:val="19"/>
-                <w:lang w:val="en-US"/>
-              </w:rPr>
-              <w:t>sideA</w:t>
-            </w:r>
-            <w:proofErr w:type="spellEnd"/>
-            <w:r>
-              <w:rPr>
-                <w:sz w:val="19"/>
-                <w:lang w:val="en-US"/>
-              </w:rPr>
-              <w:t xml:space="preserve">, double </w:t>
-            </w:r>
-            <w:proofErr w:type="spellStart"/>
-            <w:r>
-              <w:rPr>
-                <w:sz w:val="19"/>
-                <w:lang w:val="en-US"/>
-              </w:rPr>
-              <w:t>sideB</w:t>
-            </w:r>
-            <w:proofErr w:type="spellEnd"/>
-            <w:r>
-              <w:rPr>
-                <w:sz w:val="19"/>
-                <w:lang w:val="en-US"/>
-              </w:rPr>
-              <w:t xml:space="preserve">, double </w:t>
-            </w:r>
-            <w:proofErr w:type="spellStart"/>
-            <w:r>
-              <w:rPr>
-                <w:sz w:val="19"/>
-                <w:lang w:val="en-US"/>
-              </w:rPr>
-              <w:t>sideC</w:t>
-            </w:r>
-            <w:proofErr w:type="spellEnd"/>
-            <w:r>
-              <w:rPr>
-                <w:sz w:val="19"/>
-                <w:lang w:val="en-US"/>
-              </w:rPr>
-              <w:t>)</w:t>
+              <w:t>+ Triangle(double sideA, double sideB, double sideC)</w:t>
             </w:r>
           </w:p>
         </w:tc>
@@ -6646,47 +6012,31 @@
               <w:rPr>
                 <w:sz w:val="19"/>
               </w:rPr>
-              <w:t xml:space="preserve">− </w:t>
-            </w:r>
-            <w:proofErr w:type="spellStart"/>
+              <w:t>− ValidateTriangle()</w:t>
+            </w:r>
+          </w:p>
+        </w:tc>
+        <w:tc>
+          <w:tcPr>
+            <w:tcW w:w="1984" w:type="dxa"/>
+            <w:tcMar>
+              <w:top w:w="80" w:type="dxa"/>
+              <w:left w:w="90" w:type="dxa"/>
+              <w:bottom w:w="80" w:type="dxa"/>
+              <w:right w:w="90" w:type="dxa"/>
+            </w:tcMar>
+            <w:vAlign w:val="center"/>
+          </w:tcPr>
+          <w:p>
+            <w:pPr>
+              <w:spacing w:line="240" w:lineRule="auto"/>
+            </w:pPr>
             <w:r>
               <w:rPr>
                 <w:sz w:val="19"/>
               </w:rPr>
-              <w:t>ValidateTriangle</w:t>
-            </w:r>
-            <w:proofErr w:type="spellEnd"/>
-            <w:r>
-              <w:rPr>
-                <w:sz w:val="19"/>
-              </w:rPr>
-              <w:t>()</w:t>
-            </w:r>
-          </w:p>
-        </w:tc>
-        <w:tc>
-          <w:tcPr>
-            <w:tcW w:w="1984" w:type="dxa"/>
-            <w:tcMar>
-              <w:top w:w="80" w:type="dxa"/>
-              <w:left w:w="90" w:type="dxa"/>
-              <w:bottom w:w="80" w:type="dxa"/>
-              <w:right w:w="90" w:type="dxa"/>
-            </w:tcMar>
-            <w:vAlign w:val="center"/>
-          </w:tcPr>
-          <w:p>
-            <w:pPr>
-              <w:spacing w:line="240" w:lineRule="auto"/>
-            </w:pPr>
-            <w:proofErr w:type="spellStart"/>
-            <w:r>
-              <w:rPr>
-                <w:sz w:val="19"/>
-              </w:rPr>
               <w:t>void</w:t>
             </w:r>
-            <w:proofErr w:type="spellEnd"/>
           </w:p>
         </w:tc>
         <w:tc>
@@ -6737,47 +6087,31 @@
               <w:rPr>
                 <w:sz w:val="19"/>
               </w:rPr>
-              <w:t xml:space="preserve">+ </w:t>
-            </w:r>
-            <w:proofErr w:type="spellStart"/>
+              <w:t>+ CalculateArea()</w:t>
+            </w:r>
+          </w:p>
+        </w:tc>
+        <w:tc>
+          <w:tcPr>
+            <w:tcW w:w="1984" w:type="dxa"/>
+            <w:tcMar>
+              <w:top w:w="80" w:type="dxa"/>
+              <w:left w:w="90" w:type="dxa"/>
+              <w:bottom w:w="80" w:type="dxa"/>
+              <w:right w:w="90" w:type="dxa"/>
+            </w:tcMar>
+            <w:vAlign w:val="center"/>
+          </w:tcPr>
+          <w:p>
+            <w:pPr>
+              <w:spacing w:line="240" w:lineRule="auto"/>
+            </w:pPr>
             <w:r>
               <w:rPr>
                 <w:sz w:val="19"/>
               </w:rPr>
-              <w:t>CalculateArea</w:t>
-            </w:r>
-            <w:proofErr w:type="spellEnd"/>
-            <w:r>
-              <w:rPr>
-                <w:sz w:val="19"/>
-              </w:rPr>
-              <w:t>()</w:t>
-            </w:r>
-          </w:p>
-        </w:tc>
-        <w:tc>
-          <w:tcPr>
-            <w:tcW w:w="1984" w:type="dxa"/>
-            <w:tcMar>
-              <w:top w:w="80" w:type="dxa"/>
-              <w:left w:w="90" w:type="dxa"/>
-              <w:bottom w:w="80" w:type="dxa"/>
-              <w:right w:w="90" w:type="dxa"/>
-            </w:tcMar>
-            <w:vAlign w:val="center"/>
-          </w:tcPr>
-          <w:p>
-            <w:pPr>
-              <w:spacing w:line="240" w:lineRule="auto"/>
-            </w:pPr>
-            <w:proofErr w:type="spellStart"/>
-            <w:r>
-              <w:rPr>
-                <w:sz w:val="19"/>
-              </w:rPr>
               <w:t>double</w:t>
             </w:r>
-            <w:proofErr w:type="spellEnd"/>
           </w:p>
         </w:tc>
         <w:tc>
@@ -6828,47 +6162,31 @@
               <w:rPr>
                 <w:sz w:val="19"/>
               </w:rPr>
-              <w:t xml:space="preserve">+ </w:t>
-            </w:r>
-            <w:proofErr w:type="spellStart"/>
+              <w:t>+ CalculatePerimeter()</w:t>
+            </w:r>
+          </w:p>
+        </w:tc>
+        <w:tc>
+          <w:tcPr>
+            <w:tcW w:w="1984" w:type="dxa"/>
+            <w:tcMar>
+              <w:top w:w="80" w:type="dxa"/>
+              <w:left w:w="90" w:type="dxa"/>
+              <w:bottom w:w="80" w:type="dxa"/>
+              <w:right w:w="90" w:type="dxa"/>
+            </w:tcMar>
+            <w:vAlign w:val="center"/>
+          </w:tcPr>
+          <w:p>
+            <w:pPr>
+              <w:spacing w:line="240" w:lineRule="auto"/>
+            </w:pPr>
             <w:r>
               <w:rPr>
                 <w:sz w:val="19"/>
               </w:rPr>
-              <w:t>CalculatePerimeter</w:t>
-            </w:r>
-            <w:proofErr w:type="spellEnd"/>
-            <w:r>
-              <w:rPr>
-                <w:sz w:val="19"/>
-              </w:rPr>
-              <w:t>()</w:t>
-            </w:r>
-          </w:p>
-        </w:tc>
-        <w:tc>
-          <w:tcPr>
-            <w:tcW w:w="1984" w:type="dxa"/>
-            <w:tcMar>
-              <w:top w:w="80" w:type="dxa"/>
-              <w:left w:w="90" w:type="dxa"/>
-              <w:bottom w:w="80" w:type="dxa"/>
-              <w:right w:w="90" w:type="dxa"/>
-            </w:tcMar>
-            <w:vAlign w:val="center"/>
-          </w:tcPr>
-          <w:p>
-            <w:pPr>
-              <w:spacing w:line="240" w:lineRule="auto"/>
-            </w:pPr>
-            <w:proofErr w:type="spellStart"/>
-            <w:r>
-              <w:rPr>
-                <w:sz w:val="19"/>
-              </w:rPr>
               <w:t>double</w:t>
             </w:r>
-            <w:proofErr w:type="spellEnd"/>
           </w:p>
         </w:tc>
         <w:tc>
@@ -6919,47 +6237,31 @@
               <w:rPr>
                 <w:sz w:val="19"/>
               </w:rPr>
-              <w:t xml:space="preserve">+ </w:t>
-            </w:r>
-            <w:proofErr w:type="spellStart"/>
+              <w:t>+ ToString()</w:t>
+            </w:r>
+          </w:p>
+        </w:tc>
+        <w:tc>
+          <w:tcPr>
+            <w:tcW w:w="1984" w:type="dxa"/>
+            <w:tcMar>
+              <w:top w:w="80" w:type="dxa"/>
+              <w:left w:w="90" w:type="dxa"/>
+              <w:bottom w:w="80" w:type="dxa"/>
+              <w:right w:w="90" w:type="dxa"/>
+            </w:tcMar>
+            <w:vAlign w:val="center"/>
+          </w:tcPr>
+          <w:p>
+            <w:pPr>
+              <w:spacing w:line="240" w:lineRule="auto"/>
+            </w:pPr>
             <w:r>
               <w:rPr>
                 <w:sz w:val="19"/>
               </w:rPr>
-              <w:t>ToString</w:t>
-            </w:r>
-            <w:proofErr w:type="spellEnd"/>
-            <w:r>
-              <w:rPr>
-                <w:sz w:val="19"/>
-              </w:rPr>
-              <w:t>()</w:t>
-            </w:r>
-          </w:p>
-        </w:tc>
-        <w:tc>
-          <w:tcPr>
-            <w:tcW w:w="1984" w:type="dxa"/>
-            <w:tcMar>
-              <w:top w:w="80" w:type="dxa"/>
-              <w:left w:w="90" w:type="dxa"/>
-              <w:bottom w:w="80" w:type="dxa"/>
-              <w:right w:w="90" w:type="dxa"/>
-            </w:tcMar>
-            <w:vAlign w:val="center"/>
-          </w:tcPr>
-          <w:p>
-            <w:pPr>
-              <w:spacing w:line="240" w:lineRule="auto"/>
-            </w:pPr>
-            <w:proofErr w:type="spellStart"/>
-            <w:r>
-              <w:rPr>
-                <w:sz w:val="19"/>
-              </w:rPr>
               <w:t>string</w:t>
             </w:r>
-            <w:proofErr w:type="spellEnd"/>
           </w:p>
         </w:tc>
         <w:tc>
@@ -7014,117 +6316,53 @@
                 <w:sz w:val="19"/>
                 <w:lang w:val="en-US"/>
               </w:rPr>
-              <w:t xml:space="preserve">− </w:t>
-            </w:r>
-            <w:proofErr w:type="spellStart"/>
+              <w:t>− FormatToString(string name, string parameterName, params double[] values)</w:t>
+            </w:r>
+          </w:p>
+        </w:tc>
+        <w:tc>
+          <w:tcPr>
+            <w:tcW w:w="1984" w:type="dxa"/>
+            <w:tcMar>
+              <w:top w:w="80" w:type="dxa"/>
+              <w:left w:w="90" w:type="dxa"/>
+              <w:bottom w:w="80" w:type="dxa"/>
+              <w:right w:w="90" w:type="dxa"/>
+            </w:tcMar>
+            <w:vAlign w:val="center"/>
+          </w:tcPr>
+          <w:p>
+            <w:pPr>
+              <w:spacing w:line="240" w:lineRule="auto"/>
+            </w:pPr>
             <w:r>
               <w:rPr>
                 <w:sz w:val="19"/>
-                <w:lang w:val="en-US"/>
-              </w:rPr>
-              <w:t>FormatToString</w:t>
-            </w:r>
-            <w:proofErr w:type="spellEnd"/>
+              </w:rPr>
+              <w:t>string</w:t>
+            </w:r>
+          </w:p>
+        </w:tc>
+        <w:tc>
+          <w:tcPr>
+            <w:tcW w:w="4706" w:type="dxa"/>
+            <w:tcMar>
+              <w:top w:w="80" w:type="dxa"/>
+              <w:left w:w="90" w:type="dxa"/>
+              <w:bottom w:w="80" w:type="dxa"/>
+              <w:right w:w="90" w:type="dxa"/>
+            </w:tcMar>
+            <w:vAlign w:val="center"/>
+          </w:tcPr>
+          <w:p>
+            <w:pPr>
+              <w:spacing w:line="240" w:lineRule="auto"/>
+            </w:pPr>
             <w:r>
               <w:rPr>
                 <w:sz w:val="19"/>
-                <w:lang w:val="en-US"/>
-              </w:rPr>
-              <w:t xml:space="preserve">(string name, string </w:t>
-            </w:r>
-            <w:proofErr w:type="spellStart"/>
-            <w:r>
-              <w:rPr>
-                <w:sz w:val="19"/>
-                <w:lang w:val="en-US"/>
-              </w:rPr>
-              <w:t>parameterName</w:t>
-            </w:r>
-            <w:proofErr w:type="spellEnd"/>
-            <w:r>
-              <w:rPr>
-                <w:sz w:val="19"/>
-                <w:lang w:val="en-US"/>
-              </w:rPr>
-              <w:t xml:space="preserve">, </w:t>
-            </w:r>
-            <w:proofErr w:type="spellStart"/>
-            <w:r>
-              <w:rPr>
-                <w:sz w:val="19"/>
-                <w:lang w:val="en-US"/>
-              </w:rPr>
-              <w:t>params</w:t>
-            </w:r>
-            <w:proofErr w:type="spellEnd"/>
-            <w:r>
-              <w:rPr>
-                <w:sz w:val="19"/>
-                <w:lang w:val="en-US"/>
-              </w:rPr>
-              <w:t xml:space="preserve"> double[] values)</w:t>
-            </w:r>
-          </w:p>
-        </w:tc>
-        <w:tc>
-          <w:tcPr>
-            <w:tcW w:w="1984" w:type="dxa"/>
-            <w:tcMar>
-              <w:top w:w="80" w:type="dxa"/>
-              <w:left w:w="90" w:type="dxa"/>
-              <w:bottom w:w="80" w:type="dxa"/>
-              <w:right w:w="90" w:type="dxa"/>
-            </w:tcMar>
-            <w:vAlign w:val="center"/>
-          </w:tcPr>
-          <w:p>
-            <w:pPr>
-              <w:spacing w:line="240" w:lineRule="auto"/>
-            </w:pPr>
-            <w:proofErr w:type="spellStart"/>
-            <w:r>
-              <w:rPr>
-                <w:sz w:val="19"/>
-              </w:rPr>
-              <w:t>string</w:t>
-            </w:r>
-            <w:proofErr w:type="spellEnd"/>
-          </w:p>
-        </w:tc>
-        <w:tc>
-          <w:tcPr>
-            <w:tcW w:w="4706" w:type="dxa"/>
-            <w:tcMar>
-              <w:top w:w="80" w:type="dxa"/>
-              <w:left w:w="90" w:type="dxa"/>
-              <w:bottom w:w="80" w:type="dxa"/>
-              <w:right w:w="90" w:type="dxa"/>
-            </w:tcMar>
-            <w:vAlign w:val="center"/>
-          </w:tcPr>
-          <w:p>
-            <w:pPr>
-              <w:spacing w:line="240" w:lineRule="auto"/>
-            </w:pPr>
-            <w:r>
-              <w:rPr>
-                <w:sz w:val="19"/>
-              </w:rPr>
-              <w:t xml:space="preserve">Форматирует значения параметров с точностью </w:t>
-            </w:r>
-            <w:proofErr w:type="spellStart"/>
-            <w:r>
-              <w:rPr>
-                <w:sz w:val="19"/>
-              </w:rPr>
-              <w:t>Constants.FormatPrecision</w:t>
-            </w:r>
-            <w:proofErr w:type="spellEnd"/>
-            <w:r>
-              <w:rPr>
-                <w:sz w:val="19"/>
-              </w:rPr>
-              <w:t>.</w:t>
+              </w:rPr>
+              <w:t>Форматирует значения параметров с точностью Constants.FormatPrecision.</w:t>
             </w:r>
           </w:p>
         </w:tc>
@@ -7155,8 +6393,8 @@
           <w:bCs/>
         </w:rPr>
       </w:pPr>
-      <w:bookmarkStart w:id="11" w:name="_Toc74956676"/>
-      <w:bookmarkStart w:id="12" w:name="_Toc74829067"/>
+      <w:bookmarkStart w:id="10" w:name="_Toc74956676"/>
+      <w:bookmarkStart w:id="11" w:name="_Toc74829067"/>
     </w:p>
     <w:p>
       <w:pPr>
@@ -7167,7 +6405,7 @@
           <w:bCs/>
         </w:rPr>
       </w:pPr>
-      <w:bookmarkStart w:id="13" w:name="_Toc232104095"/>
+      <w:bookmarkStart w:id="12" w:name="_Toc232104095"/>
       <w:r>
         <w:rPr>
           <w:b/>
@@ -7191,9 +6429,9 @@
         </w:rPr>
         <w:t>Git</w:t>
       </w:r>
+      <w:bookmarkEnd w:id="10"/>
       <w:bookmarkEnd w:id="11"/>
       <w:bookmarkEnd w:id="12"/>
-      <w:bookmarkEnd w:id="13"/>
     </w:p>
     <w:p>
       <w:pPr>
@@ -7218,6 +6456,9 @@
         <w:jc w:val="center"/>
       </w:pPr>
       <w:r>
+        <w:rPr>
+          <w:noProof/>
+        </w:rPr>
         <w:drawing>
           <wp:inline distT="0" distB="0" distL="0" distR="0" wp14:anchorId="434D77B4" wp14:editId="1258AE39">
             <wp:extent cx="5940425" cy="3128645"/>
@@ -7279,9 +6520,9 @@
           <w:bCs/>
         </w:rPr>
       </w:pPr>
-      <w:bookmarkStart w:id="14" w:name="_Toc74956677"/>
-      <w:bookmarkStart w:id="15" w:name="_Toc74829068"/>
-      <w:bookmarkStart w:id="16" w:name="_Toc232104096"/>
+      <w:bookmarkStart w:id="13" w:name="_Toc74956677"/>
+      <w:bookmarkStart w:id="14" w:name="_Toc74829068"/>
+      <w:bookmarkStart w:id="15" w:name="_Toc232104096"/>
       <w:r>
         <w:rPr>
           <w:b/>
@@ -7289,9 +6530,9 @@
         </w:rPr>
         <w:t>1.5 Тестирование программы</w:t>
       </w:r>
+      <w:bookmarkEnd w:id="13"/>
       <w:bookmarkEnd w:id="14"/>
       <w:bookmarkEnd w:id="15"/>
-      <w:bookmarkEnd w:id="16"/>
     </w:p>
     <w:p>
       <w:pPr>
@@ -7306,20 +6547,7 @@
         <w:ind w:firstLine="709"/>
       </w:pPr>
       <w:r>
-        <w:t xml:space="preserve">Порядок выполнения: Нажать «Сохранить», выбрать путь и имя файла с расширением </w:t>
-      </w:r>
-      <w:proofErr w:type="gramStart"/>
-      <w:r>
-        <w:t>*.</w:t>
-      </w:r>
-      <w:proofErr w:type="spellStart"/>
-      <w:r>
-        <w:t>shapes</w:t>
-      </w:r>
-      <w:proofErr w:type="spellEnd"/>
-      <w:proofErr w:type="gramEnd"/>
-      <w:r>
-        <w:t>.</w:t>
+        <w:t>Порядок выполнения: Нажать «Сохранить», выбрать путь и имя файла с расширением *.shapes.</w:t>
       </w:r>
     </w:p>
     <w:p>
@@ -7327,15 +6555,7 @@
         <w:ind w:firstLine="709"/>
       </w:pPr>
       <w:r>
-        <w:t xml:space="preserve">Ожидаемый результат: Список фигур </w:t>
-      </w:r>
-      <w:proofErr w:type="spellStart"/>
-      <w:r>
-        <w:t>сериализуется</w:t>
-      </w:r>
-      <w:proofErr w:type="spellEnd"/>
-      <w:r>
-        <w:t xml:space="preserve"> в указанный файл.</w:t>
+        <w:t>Ожидаемый результат: Список фигур сериализуется в указанный файл.</w:t>
       </w:r>
     </w:p>
     <w:p>
@@ -7344,6 +6564,9 @@
         <w:jc w:val="center"/>
       </w:pPr>
       <w:r>
+        <w:rPr>
+          <w:noProof/>
+        </w:rPr>
         <w:drawing>
           <wp:inline distT="0" distB="0" distL="0" distR="0" wp14:anchorId="5D22D082" wp14:editId="63FF810B">
             <wp:extent cx="5940425" cy="2112010"/>
@@ -7401,18 +6624,37 @@
           <w:bCs/>
         </w:rPr>
       </w:pPr>
-      <w:r>
+    </w:p>
+    <w:p>
+      <w:pPr>
+        <w:ind w:firstLine="709"/>
         <w:rPr>
           <w:b/>
           <w:bCs/>
         </w:rPr>
-        <w:t>1.5.1 Тестовый случай «</w:t>
-      </w:r>
-      <w:r>
+      </w:pPr>
+    </w:p>
+    <w:p>
+      <w:pPr>
+        <w:ind w:firstLine="709"/>
         <w:rPr>
           <w:b/>
           <w:bCs/>
         </w:rPr>
+      </w:pPr>
+      <w:r>
+        <w:rPr>
+          <w:b/>
+          <w:bCs/>
+        </w:rPr>
+        <w:lastRenderedPageBreak/>
+        <w:t>1.5.1 Тестовый случай «</w:t>
+      </w:r>
+      <w:r>
+        <w:rPr>
+          <w:b/>
+          <w:bCs/>
+        </w:rPr>
         <w:t>Загрузить»</w:t>
       </w:r>
     </w:p>
@@ -7421,7 +6663,6 @@
         <w:ind w:firstLine="709"/>
       </w:pPr>
       <w:r>
-        <w:lastRenderedPageBreak/>
         <w:t>Порядок выполнения: Нажать «Загрузить» и выбрать ранее сохранённый файл.</w:t>
       </w:r>
     </w:p>
@@ -7439,6 +6680,9 @@
         <w:jc w:val="center"/>
       </w:pPr>
       <w:r>
+        <w:rPr>
+          <w:noProof/>
+        </w:rPr>
         <w:drawing>
           <wp:inline distT="0" distB="0" distL="0" distR="0" wp14:anchorId="523D69C3" wp14:editId="5FD1A402">
             <wp:extent cx="5940425" cy="2101850"/>
@@ -7540,10 +6784,13 @@
         <w:jc w:val="center"/>
       </w:pPr>
       <w:r>
+        <w:rPr>
+          <w:noProof/>
+        </w:rPr>
         <w:drawing>
-          <wp:inline distT="0" distB="0" distL="0" distR="0" wp14:anchorId="4BC385B9" wp14:editId="339D7B94">
-            <wp:extent cx="5940425" cy="3649345"/>
-            <wp:effectExtent l="0" t="0" r="3175" b="8255"/>
+          <wp:inline distT="0" distB="0" distL="0" distR="0" wp14:anchorId="4BC385B9" wp14:editId="0A6AFAFE">
+            <wp:extent cx="5208104" cy="3199462"/>
+            <wp:effectExtent l="0" t="0" r="0" b="1270"/>
             <wp:docPr id="6" name="Рисунок 6"/>
             <wp:cNvGraphicFramePr>
               <a:graphicFrameLocks xmlns:a="http://schemas.openxmlformats.org/drawingml/2006/main" noChangeAspect="1"/>
@@ -7564,7 +6811,7 @@
                   <pic:spPr>
                     <a:xfrm>
                       <a:off x="0" y="0"/>
-                      <a:ext cx="5940425" cy="3649345"/>
+                      <a:ext cx="5213537" cy="3202799"/>
                     </a:xfrm>
                     <a:prstGeom prst="rect">
                       <a:avLst/>
@@ -7589,13 +6836,7 @@
         <w:t xml:space="preserve"> – </w:t>
       </w:r>
       <w:r>
-        <w:t>Резул</w:t>
-      </w:r>
-      <w:r>
-        <w:t>ьтат тестового случая «Добавить фигуру</w:t>
-      </w:r>
-      <w:r>
-        <w:t>»</w:t>
+        <w:t>Результат тестового случая «Добавить фигуру»</w:t>
       </w:r>
     </w:p>
     <w:p>
@@ -7651,6 +6892,9 @@
         <w:jc w:val="center"/>
       </w:pPr>
       <w:r>
+        <w:rPr>
+          <w:noProof/>
+        </w:rPr>
         <w:drawing>
           <wp:inline distT="0" distB="0" distL="0" distR="0" wp14:anchorId="06B0BD06" wp14:editId="430D2C68">
             <wp:extent cx="4777740" cy="2755308"/>
@@ -7700,13 +6944,7 @@
         <w:t xml:space="preserve"> – </w:t>
       </w:r>
       <w:r>
-        <w:t>Результат тестового случая «</w:t>
-      </w:r>
-      <w:r>
-        <w:t>Проверка некорректного ввода</w:t>
-      </w:r>
-      <w:r>
-        <w:t>»</w:t>
+        <w:t>Результат тестового случая «Проверка некорректного ввода»</w:t>
       </w:r>
     </w:p>
     <w:p>
@@ -7752,15 +6990,7 @@
         <w:ind w:firstLine="709"/>
       </w:pPr>
       <w:r>
-        <w:t xml:space="preserve">Ожидаемый результат: </w:t>
-      </w:r>
-      <w:proofErr w:type="gramStart"/>
-      <w:r>
-        <w:t>В</w:t>
-      </w:r>
-      <w:proofErr w:type="gramEnd"/>
-      <w:r>
-        <w:t xml:space="preserve"> таблице результатов отображаются все подходящие фигуры.</w:t>
+        <w:t>Ожидаемый результат: В таблице результатов отображаются все подходящие фигуры.</w:t>
       </w:r>
     </w:p>
     <w:p>
@@ -7769,6 +6999,9 @@
         <w:jc w:val="center"/>
       </w:pPr>
       <w:r>
+        <w:rPr>
+          <w:noProof/>
+        </w:rPr>
         <w:lastRenderedPageBreak/>
         <w:drawing>
           <wp:inline distT="0" distB="0" distL="0" distR="0" wp14:anchorId="69067C6D" wp14:editId="45A0D23A">
@@ -7822,7 +7055,18 @@
         <w:t xml:space="preserve"> – </w:t>
       </w:r>
       <w:r>
-        <w:t>Результат тестового случая «Проверка некорректного ввода»</w:t>
+        <w:t xml:space="preserve">Результат </w:t>
+      </w:r>
+      <w:commentRangeStart w:id="16"/>
+      <w:r>
+        <w:t>тестового случая «Проверка некорректного ввода»</w:t>
+      </w:r>
+      <w:commentRangeEnd w:id="16"/>
+      <w:r>
+        <w:rPr>
+          <w:rStyle w:val="af2"/>
+        </w:rPr>
+        <w:commentReference w:id="16"/>
       </w:r>
     </w:p>
     <w:p>
@@ -7869,43 +7113,14 @@
         </w:numPr>
         <w:ind w:left="0" w:firstLine="709"/>
       </w:pPr>
-      <w:proofErr w:type="spellStart"/>
-      <w:r>
-        <w:t>Калентьев</w:t>
-      </w:r>
-      <w:proofErr w:type="spellEnd"/>
-      <w:r>
-        <w:t xml:space="preserve">, А. А. Новые технологии в </w:t>
+      <w:r>
+        <w:t xml:space="preserve">Калентьев, А. А. Новые технологии в </w:t>
       </w:r>
       <w:r>
         <w:t>программировании:</w:t>
       </w:r>
       <w:r>
-        <w:t xml:space="preserve"> учебное пособие / А. А. </w:t>
-      </w:r>
-      <w:proofErr w:type="spellStart"/>
-      <w:r>
-        <w:t>Калентьев</w:t>
-      </w:r>
-      <w:proofErr w:type="spellEnd"/>
-      <w:r>
-        <w:t xml:space="preserve">, Д. В. </w:t>
-      </w:r>
-      <w:proofErr w:type="spellStart"/>
-      <w:r>
-        <w:t>Гарайс</w:t>
-      </w:r>
-      <w:proofErr w:type="spellEnd"/>
-      <w:r>
-        <w:t xml:space="preserve">, А. Е. </w:t>
-      </w:r>
-      <w:proofErr w:type="spellStart"/>
-      <w:r>
-        <w:t>Гориянов</w:t>
-      </w:r>
-      <w:proofErr w:type="spellEnd"/>
-      <w:r>
-        <w:t xml:space="preserve">. – </w:t>
+        <w:t xml:space="preserve"> учебное пособие / А. А. Калентьев, Д. В. Гарайс, А. Е. Гориянов. – </w:t>
       </w:r>
       <w:r>
         <w:t>Томск:</w:t>
@@ -7979,7 +7194,18 @@
         <w:jc w:val="center"/>
       </w:pPr>
       <w:r>
-        <w:t>Программа для просмотра списка гонщиков</w:t>
+        <w:t xml:space="preserve">Программа для просмотра списка </w:t>
+      </w:r>
+      <w:commentRangeStart w:id="24"/>
+      <w:r>
+        <w:t>гонщиков</w:t>
+      </w:r>
+      <w:commentRangeEnd w:id="24"/>
+      <w:r>
+        <w:rPr>
+          <w:rStyle w:val="af2"/>
+        </w:rPr>
+        <w:commentReference w:id="24"/>
       </w:r>
     </w:p>
     <w:p>
@@ -7991,15 +7217,7 @@
         <w:t xml:space="preserve">Разработчик: студент </w:t>
       </w:r>
       <w:r>
-        <w:t xml:space="preserve">гр. О-5КМ41 НИ ТПУ </w:t>
-      </w:r>
-      <w:proofErr w:type="spellStart"/>
-      <w:r>
-        <w:t>Бабуцкий</w:t>
-      </w:r>
-      <w:proofErr w:type="spellEnd"/>
-      <w:r>
-        <w:t xml:space="preserve"> И.С.</w:t>
+        <w:t>гр. О-5КМ41 НИ ТПУ Бабуцкий И.С.</w:t>
       </w:r>
     </w:p>
     <w:p>
@@ -8007,23 +7225,7 @@
         <w:ind w:firstLine="0"/>
       </w:pPr>
       <w:r>
-        <w:t xml:space="preserve">Заказчик: Канд. </w:t>
-      </w:r>
-      <w:proofErr w:type="spellStart"/>
-      <w:r>
-        <w:t>техн</w:t>
-      </w:r>
-      <w:proofErr w:type="spellEnd"/>
-      <w:r>
-        <w:t xml:space="preserve">. наук, доцент каф. КСУП ТУСУР </w:t>
-      </w:r>
-      <w:proofErr w:type="spellStart"/>
-      <w:r>
-        <w:t>Калентьев</w:t>
-      </w:r>
-      <w:proofErr w:type="spellEnd"/>
-      <w:r>
-        <w:t xml:space="preserve"> А. А.</w:t>
+        <w:t>Заказчик: Канд. техн. наук, доцент каф. КСУП ТУСУР Калентьев А. А.</w:t>
       </w:r>
     </w:p>
     <w:p>
@@ -8118,15 +7320,7 @@
         <w:t xml:space="preserve">Заказчик: </w:t>
       </w:r>
       <w:r>
-        <w:t xml:space="preserve">к.т.н., доцент </w:t>
-      </w:r>
-      <w:proofErr w:type="spellStart"/>
-      <w:r>
-        <w:t>Калентьев</w:t>
-      </w:r>
-      <w:proofErr w:type="spellEnd"/>
-      <w:r>
-        <w:t xml:space="preserve"> А. А.</w:t>
+        <w:t>к.т.н., доцент Калентьев А. А.</w:t>
       </w:r>
     </w:p>
     <w:p>
@@ -8142,13 +7336,8 @@
       <w:r>
         <w:t xml:space="preserve">1 НИ ТПУ </w:t>
       </w:r>
-      <w:proofErr w:type="spellStart"/>
-      <w:r>
-        <w:t>Бабуцкий</w:t>
-      </w:r>
-      <w:proofErr w:type="spellEnd"/>
-      <w:r>
-        <w:t xml:space="preserve"> И.С.</w:t>
+      <w:r>
+        <w:t>Бабуцкий И.С.</w:t>
       </w:r>
     </w:p>
     <w:p>
@@ -8200,6 +7389,7 @@
       <w:r>
         <w:t xml:space="preserve">Окончание работ: </w:t>
       </w:r>
+      <w:commentRangeStart w:id="25"/>
       <w:r>
         <w:t>12</w:t>
       </w:r>
@@ -8217,6 +7407,13 @@
       </w:r>
       <w:r>
         <w:t xml:space="preserve"> г.</w:t>
+      </w:r>
+      <w:commentRangeEnd w:id="25"/>
+      <w:r>
+        <w:rPr>
+          <w:rStyle w:val="af2"/>
+        </w:rPr>
+        <w:commentReference w:id="25"/>
       </w:r>
     </w:p>
     <w:p>
@@ -8321,37 +7518,8 @@
       <w:pPr>
         <w:pStyle w:val="a"/>
       </w:pPr>
-      <w:proofErr w:type="spellStart"/>
-      <w:r>
-        <w:t>централизованное</w:t>
-      </w:r>
-      <w:proofErr w:type="spellEnd"/>
-      <w:r>
-        <w:t xml:space="preserve"> </w:t>
-      </w:r>
-      <w:proofErr w:type="spellStart"/>
-      <w:r>
-        <w:t>хранение</w:t>
-      </w:r>
-      <w:proofErr w:type="spellEnd"/>
-      <w:r>
-        <w:t xml:space="preserve"> </w:t>
-      </w:r>
-      <w:proofErr w:type="spellStart"/>
-      <w:r>
-        <w:t>введённых</w:t>
-      </w:r>
-      <w:proofErr w:type="spellEnd"/>
-      <w:r>
-        <w:t xml:space="preserve"> </w:t>
-      </w:r>
-      <w:proofErr w:type="spellStart"/>
-      <w:r>
-        <w:t>фигур</w:t>
-      </w:r>
-      <w:proofErr w:type="spellEnd"/>
-      <w:r>
-        <w:t>;</w:t>
+      <w:r>
+        <w:t>централизованное хранение введённых фигур;</w:t>
       </w:r>
     </w:p>
     <w:p>
@@ -8771,70 +7939,22 @@
     </w:p>
     <w:p>
       <w:r>
-        <w:t xml:space="preserve">A01. Система должна быть реализована в виде настольного приложения </w:t>
-      </w:r>
-      <w:proofErr w:type="spellStart"/>
-      <w:r>
-        <w:t>Windows</w:t>
-      </w:r>
-      <w:proofErr w:type="spellEnd"/>
-      <w:r>
-        <w:t xml:space="preserve"> </w:t>
-      </w:r>
-      <w:proofErr w:type="spellStart"/>
-      <w:r>
-        <w:t>Forms</w:t>
-      </w:r>
-      <w:proofErr w:type="spellEnd"/>
-      <w:r>
-        <w:t>.</w:t>
-      </w:r>
-    </w:p>
-    <w:p>
-      <w:r>
-        <w:t xml:space="preserve">A02. Решение должно быть разделено на библиотеку бизнес-логики </w:t>
-      </w:r>
-      <w:proofErr w:type="spellStart"/>
-      <w:r>
-        <w:t>Model</w:t>
-      </w:r>
-      <w:proofErr w:type="spellEnd"/>
-      <w:r>
-        <w:t xml:space="preserve"> и приложение пользовательского интерфейса </w:t>
-      </w:r>
-      <w:proofErr w:type="spellStart"/>
-      <w:r>
-        <w:t>View</w:t>
-      </w:r>
-      <w:proofErr w:type="spellEnd"/>
-      <w:r>
-        <w:t>.</w:t>
-      </w:r>
-    </w:p>
-    <w:p>
-      <w:r>
-        <w:t xml:space="preserve">A03. Все типы фигур должны реализовывать интерфейс </w:t>
-      </w:r>
-      <w:proofErr w:type="spellStart"/>
-      <w:r>
-        <w:t>IShape</w:t>
-      </w:r>
-      <w:proofErr w:type="spellEnd"/>
-      <w:r>
-        <w:t>.</w:t>
-      </w:r>
-    </w:p>
-    <w:p>
-      <w:r>
-        <w:t xml:space="preserve">A04. Добавление новых типов фигур не должно требовать изменения интерфейса </w:t>
-      </w:r>
-      <w:proofErr w:type="spellStart"/>
-      <w:r>
-        <w:t>IShape</w:t>
-      </w:r>
-      <w:proofErr w:type="spellEnd"/>
-      <w:r>
-        <w:t>.</w:t>
+        <w:t>A01. Система должна быть реализована в виде настольного приложения Windows Forms.</w:t>
+      </w:r>
+    </w:p>
+    <w:p>
+      <w:r>
+        <w:t>A02. Решение должно быть разделено на библиотеку бизнес-логики Model и приложение пользовательского интерфейса View.</w:t>
+      </w:r>
+    </w:p>
+    <w:p>
+      <w:r>
+        <w:t>A03. Все типы фигур должны реализовывать интерфейс IShape.</w:t>
+      </w:r>
+    </w:p>
+    <w:p>
+      <w:r>
+        <w:t>A04. Добавление новых типов фигур не должно требовать изменения интерфейса IShape.</w:t>
       </w:r>
     </w:p>
     <w:p>
@@ -8855,70 +7975,25 @@
     </w:p>
     <w:p>
       <w:r>
-        <w:t xml:space="preserve">D01. Основная коллекция должна хранить объекты через тип </w:t>
-      </w:r>
-      <w:proofErr w:type="spellStart"/>
-      <w:r>
-        <w:t>List</w:t>
-      </w:r>
-      <w:proofErr w:type="spellEnd"/>
-      <w:r>
-        <w:t>&lt;</w:t>
-      </w:r>
-      <w:proofErr w:type="spellStart"/>
-      <w:r>
-        <w:t>IShape</w:t>
-      </w:r>
-      <w:proofErr w:type="spellEnd"/>
-      <w:r>
-        <w:t>&gt;, обеспечивая полиморфное хранение круга, прямоугольника и треугольника.</w:t>
-      </w:r>
-    </w:p>
-    <w:p>
-      <w:r>
-        <w:t xml:space="preserve">D02. Для сохранения должна использоваться структура </w:t>
-      </w:r>
-      <w:proofErr w:type="spellStart"/>
-      <w:r>
-        <w:t>ShapeData</w:t>
-      </w:r>
-      <w:proofErr w:type="spellEnd"/>
-      <w:r>
-        <w:t xml:space="preserve"> со следующими полями: </w:t>
-      </w:r>
-      <w:proofErr w:type="spellStart"/>
-      <w:r>
-        <w:t>Type</w:t>
-      </w:r>
-      <w:proofErr w:type="spellEnd"/>
-      <w:r>
-        <w:t>, Value1, Value2 и Value3.</w:t>
-      </w:r>
-    </w:p>
-    <w:p>
-      <w:r>
-        <w:t>D03. Данные должны сохраняться методом XML-</w:t>
-      </w:r>
-      <w:proofErr w:type="spellStart"/>
-      <w:r>
-        <w:t>сериализации</w:t>
-      </w:r>
-      <w:proofErr w:type="spellEnd"/>
-      <w:r>
-        <w:t xml:space="preserve"> в файл с расширением </w:t>
-      </w:r>
-      <w:proofErr w:type="gramStart"/>
-      <w:r>
-        <w:t>*.</w:t>
-      </w:r>
-      <w:proofErr w:type="spellStart"/>
-      <w:r>
-        <w:t>shapes</w:t>
-      </w:r>
-      <w:proofErr w:type="spellEnd"/>
-      <w:proofErr w:type="gramEnd"/>
-      <w:r>
-        <w:t xml:space="preserve"> и кодировкой, поддерживающей кириллицу.</w:t>
+        <w:t>D01. Основная коллекция должна хранить объекты через тип List&lt;IShape&gt;, обеспечивая полиморфное хранение круга, прямоугольника и треугольника.</w:t>
+      </w:r>
+    </w:p>
+    <w:p>
+      <w:commentRangeStart w:id="26"/>
+      <w:r>
+        <w:t>D02. Для сохранения должна использоваться структура ShapeData со следующими полями: Type, Value1, Value2 и Value3.</w:t>
+      </w:r>
+      <w:commentRangeEnd w:id="26"/>
+      <w:r>
+        <w:rPr>
+          <w:rStyle w:val="af2"/>
+        </w:rPr>
+        <w:commentReference w:id="26"/>
+      </w:r>
+    </w:p>
+    <w:p>
+      <w:r>
+        <w:t>D03. Данные должны сохраняться методом XML-сериализации в файл с расширением *.shapes и кодировкой, поддерживающей кириллицу.</w:t>
       </w:r>
     </w:p>
     <w:p>
@@ -8932,20 +8007,13 @@
         </w:rPr>
         <w:t>Таблица 4</w:t>
       </w:r>
+      <w:commentRangeStart w:id="27"/>
       <w:r>
         <w:rPr>
           <w:sz w:val="24"/>
         </w:rPr>
-        <w:t xml:space="preserve">.2 – Поля объекта </w:t>
-      </w:r>
-      <w:proofErr w:type="spellStart"/>
-      <w:r>
-        <w:rPr>
-          <w:sz w:val="24"/>
-        </w:rPr>
-        <w:t>ShapeData</w:t>
-      </w:r>
-      <w:proofErr w:type="spellEnd"/>
+        <w:t>.2 – Поля объекта ShapeData</w:t>
+      </w:r>
     </w:p>
     <w:tbl>
       <w:tblPr>
@@ -8955,9 +8023,9 @@
         <w:tblLook w:val="04A0" w:firstRow="1" w:lastRow="0" w:firstColumn="1" w:lastColumn="0" w:noHBand="0" w:noVBand="1"/>
       </w:tblPr>
       <w:tblGrid>
-        <w:gridCol w:w="2240"/>
-        <w:gridCol w:w="1966"/>
-        <w:gridCol w:w="5139"/>
+        <w:gridCol w:w="2254"/>
+        <w:gridCol w:w="1964"/>
+        <w:gridCol w:w="5127"/>
       </w:tblGrid>
       <w:tr>
         <w:trPr>
@@ -9043,6 +8111,7 @@
           </w:p>
         </w:tc>
       </w:tr>
+      <w:commentRangeEnd w:id="27"/>
       <w:tr>
         <w:trPr>
           <w:cantSplit/>
@@ -9063,14 +8132,18 @@
             <w:pPr>
               <w:spacing w:line="240" w:lineRule="auto"/>
             </w:pPr>
-            <w:proofErr w:type="spellStart"/>
+            <w:r>
+              <w:rPr>
+                <w:rStyle w:val="af2"/>
+              </w:rPr>
+              <w:commentReference w:id="27"/>
+            </w:r>
             <w:r>
               <w:rPr>
                 <w:sz w:val="19"/>
               </w:rPr>
               <w:t>Type</w:t>
             </w:r>
-            <w:proofErr w:type="spellEnd"/>
           </w:p>
         </w:tc>
         <w:tc>
@@ -9088,14 +8161,12 @@
             <w:pPr>
               <w:spacing w:line="240" w:lineRule="auto"/>
             </w:pPr>
-            <w:proofErr w:type="spellStart"/>
             <w:r>
               <w:rPr>
                 <w:sz w:val="19"/>
               </w:rPr>
               <w:t>string</w:t>
             </w:r>
-            <w:proofErr w:type="spellEnd"/>
           </w:p>
         </w:tc>
         <w:tc>
@@ -9165,14 +8236,12 @@
             <w:pPr>
               <w:spacing w:line="240" w:lineRule="auto"/>
             </w:pPr>
-            <w:proofErr w:type="spellStart"/>
             <w:r>
               <w:rPr>
                 <w:sz w:val="19"/>
               </w:rPr>
               <w:t>double</w:t>
             </w:r>
-            <w:proofErr w:type="spellEnd"/>
           </w:p>
         </w:tc>
         <w:tc>
@@ -9242,14 +8311,12 @@
             <w:pPr>
               <w:spacing w:line="240" w:lineRule="auto"/>
             </w:pPr>
-            <w:proofErr w:type="spellStart"/>
             <w:r>
               <w:rPr>
                 <w:sz w:val="19"/>
               </w:rPr>
               <w:t>double</w:t>
             </w:r>
-            <w:proofErr w:type="spellEnd"/>
           </w:p>
         </w:tc>
         <w:tc>
@@ -9319,14 +8386,12 @@
             <w:pPr>
               <w:spacing w:line="240" w:lineRule="auto"/>
             </w:pPr>
-            <w:proofErr w:type="spellStart"/>
             <w:r>
               <w:rPr>
                 <w:sz w:val="19"/>
               </w:rPr>
               <w:t>double</w:t>
             </w:r>
-            <w:proofErr w:type="spellEnd"/>
           </w:p>
         </w:tc>
         <w:tc>
@@ -9357,72 +8422,53 @@
     <w:p/>
     <w:p>
       <w:r>
-        <w:t xml:space="preserve">Пример фрагмента файла </w:t>
-      </w:r>
-      <w:proofErr w:type="gramStart"/>
-      <w:r>
-        <w:t>*.</w:t>
-      </w:r>
-      <w:proofErr w:type="spellStart"/>
-      <w:r>
-        <w:t>shapes</w:t>
-      </w:r>
-      <w:proofErr w:type="spellEnd"/>
-      <w:proofErr w:type="gramEnd"/>
-      <w:r>
-        <w:t>:</w:t>
+        <w:t>Пример фрагмента файла *.shapes:</w:t>
       </w:r>
     </w:p>
     <w:p>
       <w:pPr>
         <w:pStyle w:val="CodeBlock"/>
-        <w:rPr>
-          <w:rFonts w:hint="eastAsia"/>
-        </w:rPr>
-      </w:pPr>
-      <w:proofErr w:type="gramStart"/>
-      <w:r>
-        <w:t>&lt;?xml</w:t>
-      </w:r>
-      <w:proofErr w:type="gramEnd"/>
-      <w:r>
-        <w:t xml:space="preserve"> version="1.0"?&gt;</w:t>
-      </w:r>
-      <w:r>
+      </w:pPr>
+      <w:r>
+        <w:rPr>
+          <w:lang w:val="ru-RU"/>
+        </w:rPr>
+        <w:t>&lt;?</w:t>
+      </w:r>
+      <w:r>
+        <w:t>xml</w:t>
+      </w:r>
+      <w:r>
+        <w:rPr>
+          <w:lang w:val="ru-RU"/>
+        </w:rPr>
+        <w:t xml:space="preserve"> </w:t>
+      </w:r>
+      <w:r>
+        <w:t>version</w:t>
+      </w:r>
+      <w:r>
+        <w:rPr>
+          <w:lang w:val="ru-RU"/>
+        </w:rPr>
+        <w:t>="1.0"?&gt;</w:t>
+      </w:r>
+      <w:r>
+        <w:rPr>
+          <w:lang w:val="ru-RU"/>
+        </w:rPr>
         <w:br/>
-        <w:t>&lt;</w:t>
-      </w:r>
-      <w:proofErr w:type="spellStart"/>
-      <w:r>
-        <w:t>ArrayOfShapeData</w:t>
-      </w:r>
-      <w:proofErr w:type="spellEnd"/>
-      <w:r>
-        <w:t>&gt;</w:t>
+      </w:r>
+      <w:r>
+        <w:t>&lt;ArrayOfShapeData&gt;</w:t>
       </w:r>
       <w:r>
         <w:br/>
-        <w:t xml:space="preserve">  &lt;</w:t>
-      </w:r>
-      <w:proofErr w:type="spellStart"/>
-      <w:r>
-        <w:t>ShapeData</w:t>
-      </w:r>
-      <w:proofErr w:type="spellEnd"/>
-      <w:r>
-        <w:t>&gt;</w:t>
+        <w:t xml:space="preserve">  &lt;ShapeData&gt;</w:t>
       </w:r>
       <w:r>
         <w:br/>
-        <w:t xml:space="preserve">    &lt;Type&gt;</w:t>
-      </w:r>
-      <w:proofErr w:type="spellStart"/>
-      <w:r>
-        <w:t>Круг</w:t>
-      </w:r>
-      <w:proofErr w:type="spellEnd"/>
-      <w:r>
-        <w:t>&lt;/Type&gt;</w:t>
+        <w:t xml:space="preserve">    &lt;Type&gt;Круг&lt;/Type&gt;</w:t>
       </w:r>
       <w:r>
         <w:br/>
@@ -9438,27 +8484,11 @@
       </w:r>
       <w:r>
         <w:br/>
-        <w:t xml:space="preserve">  &lt;/</w:t>
-      </w:r>
-      <w:proofErr w:type="spellStart"/>
-      <w:r>
-        <w:t>ShapeData</w:t>
-      </w:r>
-      <w:proofErr w:type="spellEnd"/>
-      <w:r>
-        <w:t>&gt;</w:t>
+        <w:t xml:space="preserve">  &lt;/ShapeData&gt;</w:t>
       </w:r>
       <w:r>
         <w:br/>
-        <w:t>&lt;/</w:t>
-      </w:r>
-      <w:proofErr w:type="spellStart"/>
-      <w:r>
-        <w:t>ArrayOfShapeData</w:t>
-      </w:r>
-      <w:proofErr w:type="spellEnd"/>
-      <w:r>
-        <w:t>&gt;</w:t>
+        <w:t>&lt;/ArrayOfShapeData&gt;</w:t>
       </w:r>
     </w:p>
     <w:p>
@@ -9497,28 +8527,12 @@
     </w:p>
     <w:p>
       <w:r>
-        <w:t xml:space="preserve">F03. Для прямоугольника должны вычисляться площадь S = </w:t>
-      </w:r>
-      <w:proofErr w:type="spellStart"/>
-      <w:r>
-        <w:t>ab</w:t>
-      </w:r>
-      <w:proofErr w:type="spellEnd"/>
-      <w:r>
-        <w:t xml:space="preserve"> и периметр P = 2(a + b).</w:t>
-      </w:r>
-    </w:p>
-    <w:p>
-      <w:r>
-        <w:t xml:space="preserve">F04. Для треугольника должны вычисляться периметр P = a + b + c и площадь по формуле Герона S = </w:t>
-      </w:r>
-      <w:proofErr w:type="gramStart"/>
-      <w:r>
-        <w:t>√(</w:t>
-      </w:r>
-      <w:proofErr w:type="gramEnd"/>
-      <w:r>
-        <w:t>p(p − a)(p − b)(p − c)), где p = P/2.</w:t>
+        <w:t>F03. Для прямоугольника должны вычисляться площадь S = ab и периметр P = 2(a + b).</w:t>
+      </w:r>
+    </w:p>
+    <w:p>
+      <w:r>
+        <w:t>F04. Для треугольника должны вычисляться периметр P = a + b + c и площадь по формуле Герона S = √(p(p − a)(p − b)(p − c)), где p = P/2.</w:t>
       </w:r>
     </w:p>
     <w:p>
@@ -9528,7 +8542,18 @@
     </w:p>
     <w:p>
       <w:r>
-        <w:t>F06. Система должна отклонять треугольники, не удовлетворяющие неравенству треугольника.</w:t>
+        <w:t>F06</w:t>
+      </w:r>
+      <w:commentRangeStart w:id="28"/>
+      <w:r>
+        <w:t>. Система должна отклонять треугольники, не удовлетворяющие неравенству треугольника.</w:t>
+      </w:r>
+      <w:commentRangeEnd w:id="28"/>
+      <w:r>
+        <w:rPr>
+          <w:rStyle w:val="af2"/>
+        </w:rPr>
+        <w:commentReference w:id="28"/>
       </w:r>
     </w:p>
     <w:p>
@@ -9538,64 +8563,22 @@
     </w:p>
     <w:p>
       <w:r>
-        <w:t xml:space="preserve">F08. Система должна обеспечивать удаление выбранной фигуры кнопкой и клавишей </w:t>
-      </w:r>
-      <w:proofErr w:type="spellStart"/>
-      <w:r>
-        <w:t>Delete</w:t>
-      </w:r>
-      <w:proofErr w:type="spellEnd"/>
-      <w:r>
-        <w:t>.</w:t>
-      </w:r>
-    </w:p>
-    <w:p>
-      <w:r>
-        <w:t xml:space="preserve">F09. Система должна выполнять </w:t>
-      </w:r>
-      <w:proofErr w:type="spellStart"/>
-      <w:r>
-        <w:t>регистронезависимый</w:t>
-      </w:r>
-      <w:proofErr w:type="spellEnd"/>
-      <w:r>
-        <w:t xml:space="preserve"> поиск по названию, описанию и параметрам фигуры.</w:t>
-      </w:r>
-    </w:p>
-    <w:p>
-      <w:r>
-        <w:t xml:space="preserve">F10. Система должна сохранять список фигур в файл </w:t>
-      </w:r>
-      <w:proofErr w:type="gramStart"/>
-      <w:r>
-        <w:t>*.</w:t>
-      </w:r>
-      <w:proofErr w:type="spellStart"/>
-      <w:r>
-        <w:t>shapes</w:t>
-      </w:r>
-      <w:proofErr w:type="spellEnd"/>
-      <w:proofErr w:type="gramEnd"/>
-      <w:r>
-        <w:t>.</w:t>
-      </w:r>
-    </w:p>
-    <w:p>
-      <w:r>
-        <w:t xml:space="preserve">F11. Система должна загружать список фигур из файла </w:t>
-      </w:r>
-      <w:proofErr w:type="gramStart"/>
-      <w:r>
-        <w:t>*.</w:t>
-      </w:r>
-      <w:proofErr w:type="spellStart"/>
-      <w:r>
-        <w:t>shapes</w:t>
-      </w:r>
-      <w:proofErr w:type="spellEnd"/>
-      <w:proofErr w:type="gramEnd"/>
-      <w:r>
-        <w:t>.</w:t>
+        <w:t>F08. Система должна обеспечивать удаление выбранной фигуры кнопкой и клавишей Delete.</w:t>
+      </w:r>
+    </w:p>
+    <w:p>
+      <w:r>
+        <w:t>F09. Система должна выполнять регистронезависимый поиск по названию, описанию и параметрам фигуры.</w:t>
+      </w:r>
+    </w:p>
+    <w:p>
+      <w:r>
+        <w:t>F10. Система должна сохранять список фигур в файл *.shapes.</w:t>
+      </w:r>
+    </w:p>
+    <w:p>
+      <w:r>
+        <w:t>F11. Система должна загружать список фигур из файла *.shapes.</w:t>
       </w:r>
     </w:p>
     <w:p>
@@ -9684,42 +8667,35 @@
     </w:p>
     <w:p>
       <w:r>
-        <w:t xml:space="preserve">C01. Система должна работать под управлением операционной системы </w:t>
-      </w:r>
-      <w:proofErr w:type="spellStart"/>
-      <w:r>
-        <w:t>Windows</w:t>
-      </w:r>
-      <w:proofErr w:type="spellEnd"/>
-      <w:r>
-        <w:t xml:space="preserve"> 10 или </w:t>
-      </w:r>
-      <w:proofErr w:type="spellStart"/>
-      <w:r>
-        <w:t>Windows</w:t>
-      </w:r>
-      <w:proofErr w:type="spellEnd"/>
-      <w:r>
-        <w:t xml:space="preserve"> 11.</w:t>
-      </w:r>
-    </w:p>
-    <w:p>
-      <w:r>
-        <w:t xml:space="preserve">C02. Для запуска должна быть установлена платформа .NET 8 </w:t>
-      </w:r>
-      <w:proofErr w:type="spellStart"/>
-      <w:r>
-        <w:t>Desktop</w:t>
-      </w:r>
-      <w:proofErr w:type="spellEnd"/>
-      <w:r>
-        <w:t xml:space="preserve"> </w:t>
-      </w:r>
-      <w:proofErr w:type="spellStart"/>
-      <w:r>
-        <w:t>Runtime</w:t>
-      </w:r>
-      <w:proofErr w:type="spellEnd"/>
+        <w:t>C01</w:t>
+      </w:r>
+      <w:commentRangeStart w:id="29"/>
+      <w:r>
+        <w:t>. Система должна работать под управлением операционной системы Windows 10 или Windows 11.</w:t>
+      </w:r>
+      <w:commentRangeEnd w:id="29"/>
+      <w:r>
+        <w:rPr>
+          <w:rStyle w:val="af2"/>
+        </w:rPr>
+        <w:commentReference w:id="29"/>
+      </w:r>
+    </w:p>
+    <w:p>
+      <w:r>
+        <w:t xml:space="preserve">C02. Для запуска должна быть установлена платформа </w:t>
+      </w:r>
+      <w:commentRangeStart w:id="30"/>
+      <w:r>
+        <w:t>.NET 8 Desktop Runtime</w:t>
+      </w:r>
+      <w:commentRangeEnd w:id="30"/>
+      <w:r>
+        <w:rPr>
+          <w:rStyle w:val="af2"/>
+        </w:rPr>
+        <w:commentReference w:id="30"/>
+      </w:r>
       <w:r>
         <w:t xml:space="preserve"> либо более новая совместимая версия.</w:t>
       </w:r>
@@ -9790,8 +8766,165 @@
 </w:document>
 </file>
 
+<file path=word/comments.xml><?xml version="1.0" encoding="utf-8"?>
+<w:comments xmlns:wpc="http://schemas.microsoft.com/office/word/2010/wordprocessingCanvas" xmlns:cx="http://schemas.microsoft.com/office/drawing/2014/chartex" xmlns:cx1="http://schemas.microsoft.com/office/drawing/2015/9/8/chartex" xmlns:cx2="http://schemas.microsoft.com/office/drawing/2015/10/21/chartex" xmlns:cx3="http://schemas.microsoft.com/office/drawing/2016/5/9/chartex" xmlns:cx4="http://schemas.microsoft.com/office/drawing/2016/5/10/chartex" xmlns:cx5="http://schemas.microsoft.com/office/drawing/2016/5/11/chartex" xmlns:cx6="http://schemas.microsoft.com/office/drawing/2016/5/12/chartex" xmlns:cx7="http://schemas.microsoft.com/office/drawing/2016/5/13/chartex" xmlns:cx8="http://schemas.microsoft.com/office/drawing/2016/5/14/chartex" xmlns:mc="http://schemas.openxmlformats.org/markup-compatibility/2006" xmlns:aink="http://schemas.microsoft.com/office/drawing/2016/ink" xmlns:am3d="http://schemas.microsoft.com/office/drawing/2017/model3d" xmlns:o="urn:schemas-microsoft-com:office:office" xmlns:r="http://schemas.openxmlformats.org/officeDocument/2006/relationships" xmlns:m="http://schemas.openxmlformats.org/officeDocument/2006/math" xmlns:v="urn:schemas-microsoft-com:vml" xmlns:wp14="http://schemas.microsoft.com/office/word/2010/wordprocessingDrawing" xmlns:wp="http://schemas.openxmlformats.org/drawingml/2006/wordprocessingDrawing" xmlns:w10="urn:schemas-microsoft-com:office:word" xmlns:w="http://schemas.openxmlformats.org/wordprocessingml/2006/main" xmlns:w14="http://schemas.microsoft.com/office/word/2010/wordml" xmlns:w15="http://schemas.microsoft.com/office/word/2012/wordml" xmlns:w16cex="http://schemas.microsoft.com/office/word/2018/wordml/cex" xmlns:w16cid="http://schemas.microsoft.com/office/word/2016/wordml/cid" xmlns:w16="http://schemas.microsoft.com/office/word/2018/wordml" xmlns:w16sdtdh="http://schemas.microsoft.com/office/word/2020/wordml/sdtdatahash" xmlns:w16se="http://schemas.microsoft.com/office/word/2015/wordml/symex" xmlns:wpg="http://schemas.microsoft.com/office/word/2010/wordprocessingGroup" xmlns:wpi="http://schemas.microsoft.com/office/word/2010/wordprocessingInk" xmlns:wne="http://schemas.microsoft.com/office/word/2006/wordml" xmlns:wps="http://schemas.microsoft.com/office/word/2010/wordprocessingShape" mc:Ignorable="w14 w15 w16se w16cid w16 w16cex w16sdtdh wp14">
+  <w:comment w:id="16" w:author="Aleksey A. Kalentev" w:date="2026-06-12T13:20:00Z" w:initials="AAK">
+    <w:p>
+      <w:pPr>
+        <w:pStyle w:val="af3"/>
+      </w:pPr>
+      <w:r>
+        <w:rPr>
+          <w:rStyle w:val="af2"/>
+        </w:rPr>
+        <w:annotationRef/>
+      </w:r>
+    </w:p>
+  </w:comment>
+  <w:comment w:id="24" w:author="Aleksey A. Kalentev" w:date="2026-06-12T13:22:00Z" w:initials="AAK">
+    <w:p>
+      <w:pPr>
+        <w:pStyle w:val="af3"/>
+      </w:pPr>
+      <w:r>
+        <w:rPr>
+          <w:rStyle w:val="af2"/>
+        </w:rPr>
+        <w:annotationRef/>
+      </w:r>
+    </w:p>
+  </w:comment>
+  <w:comment w:id="25" w:author="Aleksey A. Kalentev" w:date="2026-06-12T13:22:00Z" w:initials="AAK">
+    <w:p>
+      <w:pPr>
+        <w:pStyle w:val="af3"/>
+      </w:pPr>
+      <w:r>
+        <w:rPr>
+          <w:rStyle w:val="af2"/>
+        </w:rPr>
+        <w:annotationRef/>
+      </w:r>
+    </w:p>
+  </w:comment>
+  <w:comment w:id="26" w:author="Aleksey A. Kalentev" w:date="2026-06-12T13:23:00Z" w:initials="AAK">
+    <w:p>
+      <w:pPr>
+        <w:pStyle w:val="af3"/>
+      </w:pPr>
+      <w:r>
+        <w:rPr>
+          <w:rStyle w:val="af2"/>
+        </w:rPr>
+        <w:annotationRef/>
+      </w:r>
+    </w:p>
+  </w:comment>
+  <w:comment w:id="27" w:author="Aleksey A. Kalentev" w:date="2026-06-12T13:23:00Z" w:initials="AAK">
+    <w:p>
+      <w:pPr>
+        <w:pStyle w:val="af3"/>
+      </w:pPr>
+      <w:r>
+        <w:rPr>
+          <w:rStyle w:val="af2"/>
+        </w:rPr>
+        <w:annotationRef/>
+      </w:r>
+    </w:p>
+  </w:comment>
+  <w:comment w:id="28" w:author="Aleksey A. Kalentev" w:date="2026-06-12T13:24:00Z" w:initials="AAK">
+    <w:p>
+      <w:pPr>
+        <w:pStyle w:val="af3"/>
+      </w:pPr>
+      <w:r>
+        <w:rPr>
+          <w:rStyle w:val="af2"/>
+        </w:rPr>
+        <w:annotationRef/>
+      </w:r>
+      <w:r>
+        <w:t>Формула?</w:t>
+      </w:r>
+    </w:p>
+  </w:comment>
+  <w:comment w:id="29" w:author="Aleksey A. Kalentev" w:date="2026-06-12T13:24:00Z" w:initials="AAK">
+    <w:p>
+      <w:pPr>
+        <w:pStyle w:val="af3"/>
+      </w:pPr>
+      <w:r>
+        <w:rPr>
+          <w:rStyle w:val="af2"/>
+        </w:rPr>
+        <w:annotationRef/>
+      </w:r>
+      <w:r>
+        <w:t>?</w:t>
+      </w:r>
+    </w:p>
+  </w:comment>
+  <w:comment w:id="30" w:author="Aleksey A. Kalentev" w:date="2026-06-12T13:24:00Z" w:initials="AAK">
+    <w:p>
+      <w:pPr>
+        <w:pStyle w:val="af3"/>
+      </w:pPr>
+      <w:r>
+        <w:rPr>
+          <w:rStyle w:val="af2"/>
+        </w:rPr>
+        <w:annotationRef/>
+      </w:r>
+      <w:r>
+        <w:t>?</w:t>
+      </w:r>
+    </w:p>
+  </w:comment>
+</w:comments>
+</file>
+
+<file path=word/commentsExtended.xml><?xml version="1.0" encoding="utf-8"?>
+<w15:commentsEx xmlns:wpc="http://schemas.microsoft.com/office/word/2010/wordprocessingCanvas" xmlns:cx="http://schemas.microsoft.com/office/drawing/2014/chartex" xmlns:cx1="http://schemas.microsoft.com/office/drawing/2015/9/8/chartex" xmlns:cx2="http://schemas.microsoft.com/office/drawing/2015/10/21/chartex" xmlns:cx3="http://schemas.microsoft.com/office/drawing/2016/5/9/chartex" xmlns:cx4="http://schemas.microsoft.com/office/drawing/2016/5/10/chartex" xmlns:cx5="http://schemas.microsoft.com/office/drawing/2016/5/11/chartex" xmlns:cx6="http://schemas.microsoft.com/office/drawing/2016/5/12/chartex" xmlns:cx7="http://schemas.microsoft.com/office/drawing/2016/5/13/chartex" xmlns:cx8="http://schemas.microsoft.com/office/drawing/2016/5/14/chartex" xmlns:mc="http://schemas.openxmlformats.org/markup-compatibility/2006" xmlns:aink="http://schemas.microsoft.com/office/drawing/2016/ink" xmlns:am3d="http://schemas.microsoft.com/office/drawing/2017/model3d" xmlns:o="urn:schemas-microsoft-com:office:office" xmlns:r="http://schemas.openxmlformats.org/officeDocument/2006/relationships" xmlns:m="http://schemas.openxmlformats.org/officeDocument/2006/math" xmlns:v="urn:schemas-microsoft-com:vml" xmlns:wp14="http://schemas.microsoft.com/office/word/2010/wordprocessingDrawing" xmlns:wp="http://schemas.openxmlformats.org/drawingml/2006/wordprocessingDrawing" xmlns:w10="urn:schemas-microsoft-com:office:word" xmlns:w="http://schemas.openxmlformats.org/wordprocessingml/2006/main" xmlns:w14="http://schemas.microsoft.com/office/word/2010/wordml" xmlns:w15="http://schemas.microsoft.com/office/word/2012/wordml" xmlns:w16cex="http://schemas.microsoft.com/office/word/2018/wordml/cex" xmlns:w16cid="http://schemas.microsoft.com/office/word/2016/wordml/cid" xmlns:w16="http://schemas.microsoft.com/office/word/2018/wordml" xmlns:w16sdtdh="http://schemas.microsoft.com/office/word/2020/wordml/sdtdatahash" xmlns:w16se="http://schemas.microsoft.com/office/word/2015/wordml/symex" xmlns:wpg="http://schemas.microsoft.com/office/word/2010/wordprocessingGroup" xmlns:wpi="http://schemas.microsoft.com/office/word/2010/wordprocessingInk" xmlns:wne="http://schemas.microsoft.com/office/word/2006/wordml" xmlns:wps="http://schemas.microsoft.com/office/word/2010/wordprocessingShape" mc:Ignorable="w14 w15 w16se w16cid w16 w16cex w16sdtdh wp14">
+  <w15:commentEx w15:paraId="34507618" w15:done="0"/>
+  <w15:commentEx w15:paraId="5874BEE1" w15:done="0"/>
+  <w15:commentEx w15:paraId="4A889A2E" w15:done="0"/>
+  <w15:commentEx w15:paraId="232771E6" w15:done="0"/>
+  <w15:commentEx w15:paraId="05923E94" w15:done="0"/>
+  <w15:commentEx w15:paraId="3E2242CC" w15:done="0"/>
+  <w15:commentEx w15:paraId="272E8B18" w15:done="0"/>
+  <w15:commentEx w15:paraId="505994E3" w15:done="0"/>
+</w15:commentsEx>
+</file>
+
+<file path=word/commentsExtensible.xml><?xml version="1.0" encoding="utf-8"?>
+<w16cex:commentsExtensible xmlns:wpc="http://schemas.microsoft.com/office/word/2010/wordprocessingCanvas" xmlns:cx="http://schemas.microsoft.com/office/drawing/2014/chartex" xmlns:cx1="http://schemas.microsoft.com/office/drawing/2015/9/8/chartex" xmlns:cx2="http://schemas.microsoft.com/office/drawing/2015/10/21/chartex" xmlns:cx3="http://schemas.microsoft.com/office/drawing/2016/5/9/chartex" xmlns:cx4="http://schemas.microsoft.com/office/drawing/2016/5/10/chartex" xmlns:cx5="http://schemas.microsoft.com/office/drawing/2016/5/11/chartex" xmlns:cx6="http://schemas.microsoft.com/office/drawing/2016/5/12/chartex" xmlns:cx7="http://schemas.microsoft.com/office/drawing/2016/5/13/chartex" xmlns:cx8="http://schemas.microsoft.com/office/drawing/2016/5/14/chartex" xmlns:mc="http://schemas.openxmlformats.org/markup-compatibility/2006" xmlns:aink="http://schemas.microsoft.com/office/drawing/2016/ink" xmlns:am3d="http://schemas.microsoft.com/office/drawing/2017/model3d" xmlns:o="urn:schemas-microsoft-com:office:office" xmlns:r="http://schemas.openxmlformats.org/officeDocument/2006/relationships" xmlns:m="http://schemas.openxmlformats.org/officeDocument/2006/math" xmlns:v="urn:schemas-microsoft-com:vml" xmlns:wp14="http://schemas.microsoft.com/office/word/2010/wordprocessingDrawing" xmlns:wp="http://schemas.openxmlformats.org/drawingml/2006/wordprocessingDrawing" xmlns:w10="urn:schemas-microsoft-com:office:word" xmlns:w="http://schemas.openxmlformats.org/wordprocessingml/2006/main" xmlns:w14="http://schemas.microsoft.com/office/word/2010/wordml" xmlns:w15="http://schemas.microsoft.com/office/word/2012/wordml" xmlns:w16cex="http://schemas.microsoft.com/office/word/2018/wordml/cex" xmlns:w16cid="http://schemas.microsoft.com/office/word/2016/wordml/cid" xmlns:w16="http://schemas.microsoft.com/office/word/2018/wordml" xmlns:w16sdtdh="http://schemas.microsoft.com/office/word/2020/wordml/sdtdatahash" xmlns:w16se="http://schemas.microsoft.com/office/word/2015/wordml/symex" xmlns:wpg="http://schemas.microsoft.com/office/word/2010/wordprocessingGroup" xmlns:wpi="http://schemas.microsoft.com/office/word/2010/wordprocessingInk" xmlns:wne="http://schemas.microsoft.com/office/word/2006/wordml" xmlns:wps="http://schemas.microsoft.com/office/word/2010/wordprocessingShape" mc:Ignorable="w14 w15 w16se w16cid w16 w16cex w16sdtdh wp14">
+  <w16cex:commentExtensible w16cex:durableId="2DD68616" w16cex:dateUtc="2026-06-12T06:20:00Z"/>
+  <w16cex:commentExtensible w16cex:durableId="2DD68693" w16cex:dateUtc="2026-06-12T06:22:00Z"/>
+  <w16cex:commentExtensible w16cex:durableId="2DD686A7" w16cex:dateUtc="2026-06-12T06:22:00Z"/>
+  <w16cex:commentExtensible w16cex:durableId="2DD686C5" w16cex:dateUtc="2026-06-12T06:23:00Z"/>
+  <w16cex:commentExtensible w16cex:durableId="2DD686C9" w16cex:dateUtc="2026-06-12T06:23:00Z"/>
+  <w16cex:commentExtensible w16cex:durableId="2DD686F6" w16cex:dateUtc="2026-06-12T06:24:00Z"/>
+  <w16cex:commentExtensible w16cex:durableId="2DD68727" w16cex:dateUtc="2026-06-12T06:24:00Z"/>
+  <w16cex:commentExtensible w16cex:durableId="2DD68721" w16cex:dateUtc="2026-06-12T06:24:00Z"/>
+</w16cex:commentsExtensible>
+</file>
+
+<file path=word/commentsIds.xml><?xml version="1.0" encoding="utf-8"?>
+<w16cid:commentsIds xmlns:wpc="http://schemas.microsoft.com/office/word/2010/wordprocessingCanvas" xmlns:cx="http://schemas.microsoft.com/office/drawing/2014/chartex" xmlns:cx1="http://schemas.microsoft.com/office/drawing/2015/9/8/chartex" xmlns:cx2="http://schemas.microsoft.com/office/drawing/2015/10/21/chartex" xmlns:cx3="http://schemas.microsoft.com/office/drawing/2016/5/9/chartex" xmlns:cx4="http://schemas.microsoft.com/office/drawing/2016/5/10/chartex" xmlns:cx5="http://schemas.microsoft.com/office/drawing/2016/5/11/chartex" xmlns:cx6="http://schemas.microsoft.com/office/drawing/2016/5/12/chartex" xmlns:cx7="http://schemas.microsoft.com/office/drawing/2016/5/13/chartex" xmlns:cx8="http://schemas.microsoft.com/office/drawing/2016/5/14/chartex" xmlns:mc="http://schemas.openxmlformats.org/markup-compatibility/2006" xmlns:aink="http://schemas.microsoft.com/office/drawing/2016/ink" xmlns:am3d="http://schemas.microsoft.com/office/drawing/2017/model3d" xmlns:o="urn:schemas-microsoft-com:office:office" xmlns:r="http://schemas.openxmlformats.org/officeDocument/2006/relationships" xmlns:m="http://schemas.openxmlformats.org/officeDocument/2006/math" xmlns:v="urn:schemas-microsoft-com:vml" xmlns:wp14="http://schemas.microsoft.com/office/word/2010/wordprocessingDrawing" xmlns:wp="http://schemas.openxmlformats.org/drawingml/2006/wordprocessingDrawing" xmlns:w10="urn:schemas-microsoft-com:office:word" xmlns:w="http://schemas.openxmlformats.org/wordprocessingml/2006/main" xmlns:w14="http://schemas.microsoft.com/office/word/2010/wordml" xmlns:w15="http://schemas.microsoft.com/office/word/2012/wordml" xmlns:w16cex="http://schemas.microsoft.com/office/word/2018/wordml/cex" xmlns:w16cid="http://schemas.microsoft.com/office/word/2016/wordml/cid" xmlns:w16="http://schemas.microsoft.com/office/word/2018/wordml" xmlns:w16sdtdh="http://schemas.microsoft.com/office/word/2020/wordml/sdtdatahash" xmlns:w16se="http://schemas.microsoft.com/office/word/2015/wordml/symex" xmlns:wpg="http://schemas.microsoft.com/office/word/2010/wordprocessingGroup" xmlns:wpi="http://schemas.microsoft.com/office/word/2010/wordprocessingInk" xmlns:wne="http://schemas.microsoft.com/office/word/2006/wordml" xmlns:wps="http://schemas.microsoft.com/office/word/2010/wordprocessingShape" mc:Ignorable="w14 w15 w16se w16cid w16 w16cex w16sdtdh wp14">
+  <w16cid:commentId w16cid:paraId="34507618" w16cid:durableId="2DD68616"/>
+  <w16cid:commentId w16cid:paraId="5874BEE1" w16cid:durableId="2DD68693"/>
+  <w16cid:commentId w16cid:paraId="4A889A2E" w16cid:durableId="2DD686A7"/>
+  <w16cid:commentId w16cid:paraId="232771E6" w16cid:durableId="2DD686C5"/>
+  <w16cid:commentId w16cid:paraId="05923E94" w16cid:durableId="2DD686C9"/>
+  <w16cid:commentId w16cid:paraId="3E2242CC" w16cid:durableId="2DD686F6"/>
+  <w16cid:commentId w16cid:paraId="272E8B18" w16cid:durableId="2DD68727"/>
+  <w16cid:commentId w16cid:paraId="505994E3" w16cid:durableId="2DD68721"/>
+</w16cid:commentsIds>
+</file>
+
 <file path=word/endnotes.xml><?xml version="1.0" encoding="utf-8"?>
-<w:endnotes xmlns:wpc="http://schemas.microsoft.com/office/word/2010/wordprocessingCanvas" xmlns:cx="http://schemas.microsoft.com/office/drawing/2014/chartex" xmlns:cx1="http://schemas.microsoft.com/office/drawing/2015/9/8/chartex" xmlns:mc="http://schemas.openxmlformats.org/markup-compatibility/2006" xmlns:o="urn:schemas-microsoft-com:office:office" xmlns:r="http://schemas.openxmlformats.org/officeDocument/2006/relationships" xmlns:m="http://schemas.openxmlformats.org/officeDocument/2006/math" xmlns:v="urn:schemas-microsoft-com:vml" xmlns:wp14="http://schemas.microsoft.com/office/word/2010/wordprocessingDrawing" xmlns:wp="http://schemas.openxmlformats.org/drawingml/2006/wordprocessingDrawing" xmlns:w10="urn:schemas-microsoft-com:office:word" xmlns:w="http://schemas.openxmlformats.org/wordprocessingml/2006/main" xmlns:w14="http://schemas.microsoft.com/office/word/2010/wordml" xmlns:w15="http://schemas.microsoft.com/office/word/2012/wordml" xmlns:w16se="http://schemas.microsoft.com/office/word/2015/wordml/symex" xmlns:wpg="http://schemas.microsoft.com/office/word/2010/wordprocessingGroup" xmlns:wpi="http://schemas.microsoft.com/office/word/2010/wordprocessingInk" xmlns:wne="http://schemas.microsoft.com/office/word/2006/wordml" xmlns:wps="http://schemas.microsoft.com/office/word/2010/wordprocessingShape" mc:Ignorable="w14 w15 w16se wp14">
+<w:endnotes xmlns:wpc="http://schemas.microsoft.com/office/word/2010/wordprocessingCanvas" xmlns:cx="http://schemas.microsoft.com/office/drawing/2014/chartex" xmlns:cx1="http://schemas.microsoft.com/office/drawing/2015/9/8/chartex" xmlns:cx2="http://schemas.microsoft.com/office/drawing/2015/10/21/chartex" xmlns:cx3="http://schemas.microsoft.com/office/drawing/2016/5/9/chartex" xmlns:cx4="http://schemas.microsoft.com/office/drawing/2016/5/10/chartex" xmlns:cx5="http://schemas.microsoft.com/office/drawing/2016/5/11/chartex" xmlns:cx6="http://schemas.microsoft.com/office/drawing/2016/5/12/chartex" xmlns:cx7="http://schemas.microsoft.com/office/drawing/2016/5/13/chartex" xmlns:cx8="http://schemas.microsoft.com/office/drawing/2016/5/14/chartex" xmlns:mc="http://schemas.openxmlformats.org/markup-compatibility/2006" xmlns:aink="http://schemas.microsoft.com/office/drawing/2016/ink" xmlns:am3d="http://schemas.microsoft.com/office/drawing/2017/model3d" xmlns:o="urn:schemas-microsoft-com:office:office" xmlns:r="http://schemas.openxmlformats.org/officeDocument/2006/relationships" xmlns:m="http://schemas.openxmlformats.org/officeDocument/2006/math" xmlns:v="urn:schemas-microsoft-com:vml" xmlns:wp14="http://schemas.microsoft.com/office/word/2010/wordprocessingDrawing" xmlns:wp="http://schemas.openxmlformats.org/drawingml/2006/wordprocessingDrawing" xmlns:w10="urn:schemas-microsoft-com:office:word" xmlns:w="http://schemas.openxmlformats.org/wordprocessingml/2006/main" xmlns:w14="http://schemas.microsoft.com/office/word/2010/wordml" xmlns:w15="http://schemas.microsoft.com/office/word/2012/wordml" xmlns:w16cex="http://schemas.microsoft.com/office/word/2018/wordml/cex" xmlns:w16cid="http://schemas.microsoft.com/office/word/2016/wordml/cid" xmlns:w16="http://schemas.microsoft.com/office/word/2018/wordml" xmlns:w16sdtdh="http://schemas.microsoft.com/office/word/2020/wordml/sdtdatahash" xmlns:w16se="http://schemas.microsoft.com/office/word/2015/wordml/symex" xmlns:wpg="http://schemas.microsoft.com/office/word/2010/wordprocessingGroup" xmlns:wpi="http://schemas.microsoft.com/office/word/2010/wordprocessingInk" xmlns:wne="http://schemas.microsoft.com/office/word/2006/wordml" xmlns:wps="http://schemas.microsoft.com/office/word/2010/wordprocessingShape" mc:Ignorable="w14 w15 w16se w16cid w16 w16cex w16sdtdh wp14">
   <w:endnote w:type="separator" w:id="-1">
     <w:p>
       <w:pPr>
@@ -9816,7 +8949,7 @@
 </file>
 
 <file path=word/footer1.xml><?xml version="1.0" encoding="utf-8"?>
-<w:ftr xmlns:wpc="http://schemas.microsoft.com/office/word/2010/wordprocessingCanvas" xmlns:cx="http://schemas.microsoft.com/office/drawing/2014/chartex" xmlns:cx1="http://schemas.microsoft.com/office/drawing/2015/9/8/chartex" xmlns:mc="http://schemas.openxmlformats.org/markup-compatibility/2006" xmlns:o="urn:schemas-microsoft-com:office:office" xmlns:r="http://schemas.openxmlformats.org/officeDocument/2006/relationships" xmlns:m="http://schemas.openxmlformats.org/officeDocument/2006/math" xmlns:v="urn:schemas-microsoft-com:vml" xmlns:wp14="http://schemas.microsoft.com/office/word/2010/wordprocessingDrawing" xmlns:wp="http://schemas.openxmlformats.org/drawingml/2006/wordprocessingDrawing" xmlns:w10="urn:schemas-microsoft-com:office:word" xmlns:w="http://schemas.openxmlformats.org/wordprocessingml/2006/main" xmlns:w14="http://schemas.microsoft.com/office/word/2010/wordml" xmlns:w15="http://schemas.microsoft.com/office/word/2012/wordml" xmlns:w16se="http://schemas.microsoft.com/office/word/2015/wordml/symex" xmlns:wpg="http://schemas.microsoft.com/office/word/2010/wordprocessingGroup" xmlns:wpi="http://schemas.microsoft.com/office/word/2010/wordprocessingInk" xmlns:wne="http://schemas.microsoft.com/office/word/2006/wordml" xmlns:wps="http://schemas.microsoft.com/office/word/2010/wordprocessingShape" mc:Ignorable="w14 w15 w16se wp14">
+<w:ftr xmlns:wpc="http://schemas.microsoft.com/office/word/2010/wordprocessingCanvas" xmlns:cx="http://schemas.microsoft.com/office/drawing/2014/chartex" xmlns:cx1="http://schemas.microsoft.com/office/drawing/2015/9/8/chartex" xmlns:cx2="http://schemas.microsoft.com/office/drawing/2015/10/21/chartex" xmlns:cx3="http://schemas.microsoft.com/office/drawing/2016/5/9/chartex" xmlns:cx4="http://schemas.microsoft.com/office/drawing/2016/5/10/chartex" xmlns:cx5="http://schemas.microsoft.com/office/drawing/2016/5/11/chartex" xmlns:cx6="http://schemas.microsoft.com/office/drawing/2016/5/12/chartex" xmlns:cx7="http://schemas.microsoft.com/office/drawing/2016/5/13/chartex" xmlns:cx8="http://schemas.microsoft.com/office/drawing/2016/5/14/chartex" xmlns:mc="http://schemas.openxmlformats.org/markup-compatibility/2006" xmlns:aink="http://schemas.microsoft.com/office/drawing/2016/ink" xmlns:am3d="http://schemas.microsoft.com/office/drawing/2017/model3d" xmlns:o="urn:schemas-microsoft-com:office:office" xmlns:r="http://schemas.openxmlformats.org/officeDocument/2006/relationships" xmlns:m="http://schemas.openxmlformats.org/officeDocument/2006/math" xmlns:v="urn:schemas-microsoft-com:vml" xmlns:wp14="http://schemas.microsoft.com/office/word/2010/wordprocessingDrawing" xmlns:wp="http://schemas.openxmlformats.org/drawingml/2006/wordprocessingDrawing" xmlns:w10="urn:schemas-microsoft-com:office:word" xmlns:w="http://schemas.openxmlformats.org/wordprocessingml/2006/main" xmlns:w14="http://schemas.microsoft.com/office/word/2010/wordml" xmlns:w15="http://schemas.microsoft.com/office/word/2012/wordml" xmlns:w16cex="http://schemas.microsoft.com/office/word/2018/wordml/cex" xmlns:w16cid="http://schemas.microsoft.com/office/word/2016/wordml/cid" xmlns:w16="http://schemas.microsoft.com/office/word/2018/wordml" xmlns:w16sdtdh="http://schemas.microsoft.com/office/word/2020/wordml/sdtdatahash" xmlns:w16se="http://schemas.microsoft.com/office/word/2015/wordml/symex" xmlns:wpg="http://schemas.microsoft.com/office/word/2010/wordprocessingGroup" xmlns:wpi="http://schemas.microsoft.com/office/word/2010/wordprocessingInk" xmlns:wne="http://schemas.microsoft.com/office/word/2006/wordml" xmlns:wps="http://schemas.microsoft.com/office/word/2010/wordprocessingShape" mc:Ignorable="w14 w15 w16se w16cid w16 w16cex w16sdtdh wp14">
   <w:sdt>
     <w:sdtPr>
       <w:id w:val="994682180"/>
@@ -9825,6 +8958,7 @@
         <w:docPartUnique/>
       </w:docPartObj>
     </w:sdtPr>
+    <w:sdtEndPr/>
     <w:sdtContent>
       <w:p>
         <w:pPr>
@@ -9861,7 +8995,7 @@
 </file>
 
 <file path=word/footnotes.xml><?xml version="1.0" encoding="utf-8"?>
-<w:footnotes xmlns:wpc="http://schemas.microsoft.com/office/word/2010/wordprocessingCanvas" xmlns:cx="http://schemas.microsoft.com/office/drawing/2014/chartex" xmlns:cx1="http://schemas.microsoft.com/office/drawing/2015/9/8/chartex" xmlns:mc="http://schemas.openxmlformats.org/markup-compatibility/2006" xmlns:o="urn:schemas-microsoft-com:office:office" xmlns:r="http://schemas.openxmlformats.org/officeDocument/2006/relationships" xmlns:m="http://schemas.openxmlformats.org/officeDocument/2006/math" xmlns:v="urn:schemas-microsoft-com:vml" xmlns:wp14="http://schemas.microsoft.com/office/word/2010/wordprocessingDrawing" xmlns:wp="http://schemas.openxmlformats.org/drawingml/2006/wordprocessingDrawing" xmlns:w10="urn:schemas-microsoft-com:office:word" xmlns:w="http://schemas.openxmlformats.org/wordprocessingml/2006/main" xmlns:w14="http://schemas.microsoft.com/office/word/2010/wordml" xmlns:w15="http://schemas.microsoft.com/office/word/2012/wordml" xmlns:w16se="http://schemas.microsoft.com/office/word/2015/wordml/symex" xmlns:wpg="http://schemas.microsoft.com/office/word/2010/wordprocessingGroup" xmlns:wpi="http://schemas.microsoft.com/office/word/2010/wordprocessingInk" xmlns:wne="http://schemas.microsoft.com/office/word/2006/wordml" xmlns:wps="http://schemas.microsoft.com/office/word/2010/wordprocessingShape" mc:Ignorable="w14 w15 w16se wp14">
+<w:footnotes xmlns:wpc="http://schemas.microsoft.com/office/word/2010/wordprocessingCanvas" xmlns:cx="http://schemas.microsoft.com/office/drawing/2014/chartex" xmlns:cx1="http://schemas.microsoft.com/office/drawing/2015/9/8/chartex" xmlns:cx2="http://schemas.microsoft.com/office/drawing/2015/10/21/chartex" xmlns:cx3="http://schemas.microsoft.com/office/drawing/2016/5/9/chartex" xmlns:cx4="http://schemas.microsoft.com/office/drawing/2016/5/10/chartex" xmlns:cx5="http://schemas.microsoft.com/office/drawing/2016/5/11/chartex" xmlns:cx6="http://schemas.microsoft.com/office/drawing/2016/5/12/chartex" xmlns:cx7="http://schemas.microsoft.com/office/drawing/2016/5/13/chartex" xmlns:cx8="http://schemas.microsoft.com/office/drawing/2016/5/14/chartex" xmlns:mc="http://schemas.openxmlformats.org/markup-compatibility/2006" xmlns:aink="http://schemas.microsoft.com/office/drawing/2016/ink" xmlns:am3d="http://schemas.microsoft.com/office/drawing/2017/model3d" xmlns:o="urn:schemas-microsoft-com:office:office" xmlns:r="http://schemas.openxmlformats.org/officeDocument/2006/relationships" xmlns:m="http://schemas.openxmlformats.org/officeDocument/2006/math" xmlns:v="urn:schemas-microsoft-com:vml" xmlns:wp14="http://schemas.microsoft.com/office/word/2010/wordprocessingDrawing" xmlns:wp="http://schemas.openxmlformats.org/drawingml/2006/wordprocessingDrawing" xmlns:w10="urn:schemas-microsoft-com:office:word" xmlns:w="http://schemas.openxmlformats.org/wordprocessingml/2006/main" xmlns:w14="http://schemas.microsoft.com/office/word/2010/wordml" xmlns:w15="http://schemas.microsoft.com/office/word/2012/wordml" xmlns:w16cex="http://schemas.microsoft.com/office/word/2018/wordml/cex" xmlns:w16cid="http://schemas.microsoft.com/office/word/2016/wordml/cid" xmlns:w16="http://schemas.microsoft.com/office/word/2018/wordml" xmlns:w16sdtdh="http://schemas.microsoft.com/office/word/2020/wordml/sdtdatahash" xmlns:w16se="http://schemas.microsoft.com/office/word/2015/wordml/symex" xmlns:wpg="http://schemas.microsoft.com/office/word/2010/wordprocessingGroup" xmlns:wpi="http://schemas.microsoft.com/office/word/2010/wordprocessingInk" xmlns:wne="http://schemas.microsoft.com/office/word/2006/wordml" xmlns:wps="http://schemas.microsoft.com/office/word/2010/wordprocessingShape" mc:Ignorable="w14 w15 w16se w16cid w16 w16cex w16sdtdh wp14">
   <w:footnote w:type="separator" w:id="-1">
     <w:p>
       <w:pPr>
@@ -9886,7 +9020,7 @@
 </file>
 
 <file path=word/numbering.xml><?xml version="1.0" encoding="utf-8"?>
-<w:numbering xmlns:wpc="http://schemas.microsoft.com/office/word/2010/wordprocessingCanvas" xmlns:cx="http://schemas.microsoft.com/office/drawing/2014/chartex" xmlns:cx1="http://schemas.microsoft.com/office/drawing/2015/9/8/chartex" xmlns:mc="http://schemas.openxmlformats.org/markup-compatibility/2006" xmlns:o="urn:schemas-microsoft-com:office:office" xmlns:r="http://schemas.openxmlformats.org/officeDocument/2006/relationships" xmlns:m="http://schemas.openxmlformats.org/officeDocument/2006/math" xmlns:v="urn:schemas-microsoft-com:vml" xmlns:wp14="http://schemas.microsoft.com/office/word/2010/wordprocessingDrawing" xmlns:wp="http://schemas.openxmlformats.org/drawingml/2006/wordprocessingDrawing" xmlns:w10="urn:schemas-microsoft-com:office:word" xmlns:w="http://schemas.openxmlformats.org/wordprocessingml/2006/main" xmlns:w14="http://schemas.microsoft.com/office/word/2010/wordml" xmlns:w15="http://schemas.microsoft.com/office/word/2012/wordml" xmlns:w16se="http://schemas.microsoft.com/office/word/2015/wordml/symex" xmlns:wpg="http://schemas.microsoft.com/office/word/2010/wordprocessingGroup" xmlns:wpi="http://schemas.microsoft.com/office/word/2010/wordprocessingInk" xmlns:wne="http://schemas.microsoft.com/office/word/2006/wordml" xmlns:wps="http://schemas.microsoft.com/office/word/2010/wordprocessingShape" mc:Ignorable="w14 w15 w16se wp14">
+<w:numbering xmlns:wpc="http://schemas.microsoft.com/office/word/2010/wordprocessingCanvas" xmlns:cx="http://schemas.microsoft.com/office/drawing/2014/chartex" xmlns:cx1="http://schemas.microsoft.com/office/drawing/2015/9/8/chartex" xmlns:cx2="http://schemas.microsoft.com/office/drawing/2015/10/21/chartex" xmlns:cx3="http://schemas.microsoft.com/office/drawing/2016/5/9/chartex" xmlns:cx4="http://schemas.microsoft.com/office/drawing/2016/5/10/chartex" xmlns:cx5="http://schemas.microsoft.com/office/drawing/2016/5/11/chartex" xmlns:cx6="http://schemas.microsoft.com/office/drawing/2016/5/12/chartex" xmlns:cx7="http://schemas.microsoft.com/office/drawing/2016/5/13/chartex" xmlns:cx8="http://schemas.microsoft.com/office/drawing/2016/5/14/chartex" xmlns:mc="http://schemas.openxmlformats.org/markup-compatibility/2006" xmlns:aink="http://schemas.microsoft.com/office/drawing/2016/ink" xmlns:am3d="http://schemas.microsoft.com/office/drawing/2017/model3d" xmlns:o="urn:schemas-microsoft-com:office:office" xmlns:r="http://schemas.openxmlformats.org/officeDocument/2006/relationships" xmlns:m="http://schemas.openxmlformats.org/officeDocument/2006/math" xmlns:v="urn:schemas-microsoft-com:vml" xmlns:wp14="http://schemas.microsoft.com/office/word/2010/wordprocessingDrawing" xmlns:wp="http://schemas.openxmlformats.org/drawingml/2006/wordprocessingDrawing" xmlns:w10="urn:schemas-microsoft-com:office:word" xmlns:w="http://schemas.openxmlformats.org/wordprocessingml/2006/main" xmlns:w14="http://schemas.microsoft.com/office/word/2010/wordml" xmlns:w15="http://schemas.microsoft.com/office/word/2012/wordml" xmlns:w16cex="http://schemas.microsoft.com/office/word/2018/wordml/cex" xmlns:w16cid="http://schemas.microsoft.com/office/word/2016/wordml/cid" xmlns:w16="http://schemas.microsoft.com/office/word/2018/wordml" xmlns:w16sdtdh="http://schemas.microsoft.com/office/word/2020/wordml/sdtdatahash" xmlns:w16se="http://schemas.microsoft.com/office/word/2015/wordml/symex" xmlns:wpg="http://schemas.microsoft.com/office/word/2010/wordprocessingGroup" xmlns:wpi="http://schemas.microsoft.com/office/word/2010/wordprocessingInk" xmlns:wne="http://schemas.microsoft.com/office/word/2006/wordml" xmlns:wps="http://schemas.microsoft.com/office/word/2010/wordprocessingShape" mc:Ignorable="w14 w15 w16se w16cid w16 w16cex w16sdtdh wp14">
   <w:abstractNum w:abstractNumId="0" w15:restartNumberingAfterBreak="0">
     <w:nsid w:val="FFFFFF89"/>
     <w:multiLevelType w:val="singleLevel"/>
@@ -11660,8 +10794,16 @@
 </w:numbering>
 </file>
 
+<file path=word/people.xml><?xml version="1.0" encoding="utf-8"?>
+<w15:people xmlns:wpc="http://schemas.microsoft.com/office/word/2010/wordprocessingCanvas" xmlns:cx="http://schemas.microsoft.com/office/drawing/2014/chartex" xmlns:cx1="http://schemas.microsoft.com/office/drawing/2015/9/8/chartex" xmlns:cx2="http://schemas.microsoft.com/office/drawing/2015/10/21/chartex" xmlns:cx3="http://schemas.microsoft.com/office/drawing/2016/5/9/chartex" xmlns:cx4="http://schemas.microsoft.com/office/drawing/2016/5/10/chartex" xmlns:cx5="http://schemas.microsoft.com/office/drawing/2016/5/11/chartex" xmlns:cx6="http://schemas.microsoft.com/office/drawing/2016/5/12/chartex" xmlns:cx7="http://schemas.microsoft.com/office/drawing/2016/5/13/chartex" xmlns:cx8="http://schemas.microsoft.com/office/drawing/2016/5/14/chartex" xmlns:mc="http://schemas.openxmlformats.org/markup-compatibility/2006" xmlns:aink="http://schemas.microsoft.com/office/drawing/2016/ink" xmlns:am3d="http://schemas.microsoft.com/office/drawing/2017/model3d" xmlns:o="urn:schemas-microsoft-com:office:office" xmlns:r="http://schemas.openxmlformats.org/officeDocument/2006/relationships" xmlns:m="http://schemas.openxmlformats.org/officeDocument/2006/math" xmlns:v="urn:schemas-microsoft-com:vml" xmlns:wp14="http://schemas.microsoft.com/office/word/2010/wordprocessingDrawing" xmlns:wp="http://schemas.openxmlformats.org/drawingml/2006/wordprocessingDrawing" xmlns:w10="urn:schemas-microsoft-com:office:word" xmlns:w="http://schemas.openxmlformats.org/wordprocessingml/2006/main" xmlns:w14="http://schemas.microsoft.com/office/word/2010/wordml" xmlns:w15="http://schemas.microsoft.com/office/word/2012/wordml" xmlns:w16cex="http://schemas.microsoft.com/office/word/2018/wordml/cex" xmlns:w16cid="http://schemas.microsoft.com/office/word/2016/wordml/cid" xmlns:w16="http://schemas.microsoft.com/office/word/2018/wordml" xmlns:w16sdtdh="http://schemas.microsoft.com/office/word/2020/wordml/sdtdatahash" xmlns:w16se="http://schemas.microsoft.com/office/word/2015/wordml/symex" xmlns:wpg="http://schemas.microsoft.com/office/word/2010/wordprocessingGroup" xmlns:wpi="http://schemas.microsoft.com/office/word/2010/wordprocessingInk" xmlns:wne="http://schemas.microsoft.com/office/word/2006/wordml" xmlns:wps="http://schemas.microsoft.com/office/word/2010/wordprocessingShape" mc:Ignorable="w14 w15 w16se w16cid w16 w16cex w16sdtdh wp14">
+  <w15:person w15:author="Aleksey A. Kalentev">
+    <w15:presenceInfo w15:providerId="AD" w15:userId="S-1-5-21-507921405-1993962763-1957994488-151096"/>
+  </w15:person>
+</w15:people>
+</file>
+
 <file path=word/styles.xml><?xml version="1.0" encoding="utf-8"?>
-<w:styles xmlns:mc="http://schemas.openxmlformats.org/markup-compatibility/2006" xmlns:r="http://schemas.openxmlformats.org/officeDocument/2006/relationships" xmlns:w="http://schemas.openxmlformats.org/wordprocessingml/2006/main" xmlns:w14="http://schemas.microsoft.com/office/word/2010/wordml" xmlns:w15="http://schemas.microsoft.com/office/word/2012/wordml" xmlns:w16se="http://schemas.microsoft.com/office/word/2015/wordml/symex" mc:Ignorable="w14 w15 w16se">
+<w:styles xmlns:mc="http://schemas.openxmlformats.org/markup-compatibility/2006" xmlns:r="http://schemas.openxmlformats.org/officeDocument/2006/relationships" xmlns:w="http://schemas.openxmlformats.org/wordprocessingml/2006/main" xmlns:w14="http://schemas.microsoft.com/office/word/2010/wordml" xmlns:w15="http://schemas.microsoft.com/office/word/2012/wordml" xmlns:w16cex="http://schemas.microsoft.com/office/word/2018/wordml/cex" xmlns:w16cid="http://schemas.microsoft.com/office/word/2016/wordml/cid" xmlns:w16="http://schemas.microsoft.com/office/word/2018/wordml" xmlns:w16sdtdh="http://schemas.microsoft.com/office/word/2020/wordml/sdtdatahash" xmlns:w16se="http://schemas.microsoft.com/office/word/2015/wordml/symex" mc:Ignorable="w14 w15 w16se w16cid w16 w16cex w16sdtdh">
   <w:docDefaults>
     <w:rPrDefault>
       <w:rPr>
@@ -11677,7 +10819,7 @@
       </w:pPr>
     </w:pPrDefault>
   </w:docDefaults>
-  <w:latentStyles w:defLockedState="0" w:defUIPriority="99" w:defSemiHidden="0" w:defUnhideWhenUsed="0" w:defQFormat="0" w:count="371">
+  <w:latentStyles w:defLockedState="0" w:defUIPriority="99" w:defSemiHidden="0" w:defUnhideWhenUsed="0" w:defQFormat="0" w:count="376">
     <w:lsdException w:name="Normal" w:uiPriority="0" w:qFormat="1"/>
     <w:lsdException w:name="heading 1" w:uiPriority="9" w:qFormat="1"/>
     <w:lsdException w:name="heading 2" w:semiHidden="1" w:uiPriority="9" w:unhideWhenUsed="1" w:qFormat="1"/>
@@ -11783,7 +10925,6 @@
     <w:lsdException w:name="HTML Sample" w:semiHidden="1" w:unhideWhenUsed="1"/>
     <w:lsdException w:name="HTML Typewriter" w:semiHidden="1" w:unhideWhenUsed="1"/>
     <w:lsdException w:name="HTML Variable" w:semiHidden="1" w:unhideWhenUsed="1"/>
-    <w:lsdException w:name="Normal Table" w:semiHidden="1" w:unhideWhenUsed="1"/>
     <w:lsdException w:name="annotation subject" w:semiHidden="1" w:unhideWhenUsed="1"/>
     <w:lsdException w:name="No List" w:semiHidden="1" w:unhideWhenUsed="1"/>
     <w:lsdException w:name="Outline List 1" w:semiHidden="1" w:unhideWhenUsed="1"/>
@@ -11826,11 +10967,8 @@
     <w:lsdException w:name="Table Contemporary" w:semiHidden="1" w:unhideWhenUsed="1"/>
     <w:lsdException w:name="Table Elegant" w:semiHidden="1" w:unhideWhenUsed="1"/>
     <w:lsdException w:name="Table Professional" w:semiHidden="1" w:unhideWhenUsed="1"/>
-    <w:lsdException w:name="Table Subtle 1" w:semiHidden="1" w:unhideWhenUsed="1"/>
     <w:lsdException w:name="Table Subtle 2" w:semiHidden="1" w:unhideWhenUsed="1"/>
     <w:lsdException w:name="Table Web 1" w:semiHidden="1" w:unhideWhenUsed="1"/>
-    <w:lsdException w:name="Table Web 2" w:semiHidden="1" w:unhideWhenUsed="1"/>
-    <w:lsdException w:name="Table Web 3" w:semiHidden="1" w:unhideWhenUsed="1"/>
     <w:lsdException w:name="Balloon Text" w:semiHidden="1" w:unhideWhenUsed="1"/>
     <w:lsdException w:name="Table Grid" w:uiPriority="59"/>
     <w:lsdException w:name="Table Theme" w:semiHidden="1" w:unhideWhenUsed="1"/>
@@ -12049,6 +11187,11 @@
     <w:lsdException w:name="List Table 5 Dark Accent 6" w:uiPriority="50"/>
     <w:lsdException w:name="List Table 6 Colorful Accent 6" w:uiPriority="51"/>
     <w:lsdException w:name="List Table 7 Colorful Accent 6" w:uiPriority="52"/>
+    <w:lsdException w:name="Mention" w:semiHidden="1" w:unhideWhenUsed="1"/>
+    <w:lsdException w:name="Smart Hyperlink" w:semiHidden="1" w:unhideWhenUsed="1"/>
+    <w:lsdException w:name="Hashtag" w:semiHidden="1" w:unhideWhenUsed="1"/>
+    <w:lsdException w:name="Unresolved Mention" w:semiHidden="1" w:unhideWhenUsed="1"/>
+    <w:lsdException w:name="Smart Link" w:semiHidden="1" w:unhideWhenUsed="1"/>
   </w:latentStyles>
   <w:style w:type="paragraph" w:default="1" w:styleId="a0">
     <w:name w:val="Normal"/>

--- a/ЛБ3/ЛР 5 Бабуцкий.docx
+++ b/ЛБ3/ЛР 5 Бабуцкий.docx
@@ -1,6 +1,6 @@
 
 <file path=word/document.xml><?xml version="1.0" encoding="utf-8"?>
-<w:document xmlns:wpc="http://schemas.microsoft.com/office/word/2010/wordprocessingCanvas" xmlns:cx="http://schemas.microsoft.com/office/drawing/2014/chartex" xmlns:cx1="http://schemas.microsoft.com/office/drawing/2015/9/8/chartex" xmlns:cx2="http://schemas.microsoft.com/office/drawing/2015/10/21/chartex" xmlns:cx3="http://schemas.microsoft.com/office/drawing/2016/5/9/chartex" xmlns:cx4="http://schemas.microsoft.com/office/drawing/2016/5/10/chartex" xmlns:cx5="http://schemas.microsoft.com/office/drawing/2016/5/11/chartex" xmlns:cx6="http://schemas.microsoft.com/office/drawing/2016/5/12/chartex" xmlns:cx7="http://schemas.microsoft.com/office/drawing/2016/5/13/chartex" xmlns:cx8="http://schemas.microsoft.com/office/drawing/2016/5/14/chartex" xmlns:mc="http://schemas.openxmlformats.org/markup-compatibility/2006" xmlns:aink="http://schemas.microsoft.com/office/drawing/2016/ink" xmlns:am3d="http://schemas.microsoft.com/office/drawing/2017/model3d" xmlns:o="urn:schemas-microsoft-com:office:office" xmlns:r="http://schemas.openxmlformats.org/officeDocument/2006/relationships" xmlns:m="http://schemas.openxmlformats.org/officeDocument/2006/math" xmlns:v="urn:schemas-microsoft-com:vml" xmlns:wp14="http://schemas.microsoft.com/office/word/2010/wordprocessingDrawing" xmlns:wp="http://schemas.openxmlformats.org/drawingml/2006/wordprocessingDrawing" xmlns:w10="urn:schemas-microsoft-com:office:word" xmlns:w="http://schemas.openxmlformats.org/wordprocessingml/2006/main" xmlns:w14="http://schemas.microsoft.com/office/word/2010/wordml" xmlns:w15="http://schemas.microsoft.com/office/word/2012/wordml" xmlns:w16cex="http://schemas.microsoft.com/office/word/2018/wordml/cex" xmlns:w16cid="http://schemas.microsoft.com/office/word/2016/wordml/cid" xmlns:w16="http://schemas.microsoft.com/office/word/2018/wordml" xmlns:w16sdtdh="http://schemas.microsoft.com/office/word/2020/wordml/sdtdatahash" xmlns:w16se="http://schemas.microsoft.com/office/word/2015/wordml/symex" xmlns:wpg="http://schemas.microsoft.com/office/word/2010/wordprocessingGroup" xmlns:wpi="http://schemas.microsoft.com/office/word/2010/wordprocessingInk" xmlns:wne="http://schemas.microsoft.com/office/word/2006/wordml" xmlns:wps="http://schemas.microsoft.com/office/word/2010/wordprocessingShape" mc:Ignorable="w14 w15 w16se w16cid w16 w16cex w16sdtdh wp14">
+<w:document xmlns:wpc="http://schemas.microsoft.com/office/word/2010/wordprocessingCanvas" xmlns:cx="http://schemas.microsoft.com/office/drawing/2014/chartex" xmlns:cx1="http://schemas.microsoft.com/office/drawing/2015/9/8/chartex" xmlns:mc="http://schemas.openxmlformats.org/markup-compatibility/2006" xmlns:o="urn:schemas-microsoft-com:office:office" xmlns:r="http://schemas.openxmlformats.org/officeDocument/2006/relationships" xmlns:m="http://schemas.openxmlformats.org/officeDocument/2006/math" xmlns:v="urn:schemas-microsoft-com:vml" xmlns:wp14="http://schemas.microsoft.com/office/word/2010/wordprocessingDrawing" xmlns:wp="http://schemas.openxmlformats.org/drawingml/2006/wordprocessingDrawing" xmlns:w10="urn:schemas-microsoft-com:office:word" xmlns:w="http://schemas.openxmlformats.org/wordprocessingml/2006/main" xmlns:w14="http://schemas.microsoft.com/office/word/2010/wordml" xmlns:w15="http://schemas.microsoft.com/office/word/2012/wordml" xmlns:w16se="http://schemas.microsoft.com/office/word/2015/wordml/symex" xmlns:wpg="http://schemas.microsoft.com/office/word/2010/wordprocessingGroup" xmlns:wpi="http://schemas.microsoft.com/office/word/2010/wordprocessingInk" xmlns:wne="http://schemas.microsoft.com/office/word/2006/wordml" xmlns:wps="http://schemas.microsoft.com/office/word/2010/wordprocessingShape" mc:Ignorable="w14 w15 w16se wp14">
   <w:body>
     <w:p>
       <w:pPr>
@@ -2938,10 +2938,10 @@
         </w:rPr>
         <w:lastRenderedPageBreak/>
         <w:drawing>
-          <wp:inline distT="0" distB="0" distL="0" distR="0" wp14:anchorId="32ADD49B" wp14:editId="36BCC324">
-            <wp:extent cx="8983980" cy="5614217"/>
-            <wp:effectExtent l="0" t="0" r="7620" b="5715"/>
-            <wp:docPr id="2" name="Рисунок 2"/>
+          <wp:inline distT="0" distB="0" distL="0" distR="0" wp14:anchorId="7C0DE194" wp14:editId="2DF2E56F">
+            <wp:extent cx="9251950" cy="3944620"/>
+            <wp:effectExtent l="0" t="0" r="6350" b="0"/>
+            <wp:docPr id="10" name="Рисунок 10"/>
             <wp:cNvGraphicFramePr>
               <a:graphicFrameLocks xmlns:a="http://schemas.openxmlformats.org/drawingml/2006/main" noChangeAspect="1"/>
             </wp:cNvGraphicFramePr>
@@ -2961,7 +2961,7 @@
                   <pic:spPr>
                     <a:xfrm>
                       <a:off x="0" y="0"/>
-                      <a:ext cx="8987405" cy="5616357"/>
+                      <a:ext cx="9251950" cy="3944620"/>
                     </a:xfrm>
                     <a:prstGeom prst="rect">
                       <a:avLst/>
@@ -6456,13 +6456,10 @@
         <w:jc w:val="center"/>
       </w:pPr>
       <w:r>
-        <w:rPr>
-          <w:noProof/>
-        </w:rPr>
         <w:drawing>
-          <wp:inline distT="0" distB="0" distL="0" distR="0" wp14:anchorId="434D77B4" wp14:editId="1258AE39">
-            <wp:extent cx="5940425" cy="3128645"/>
-            <wp:effectExtent l="0" t="0" r="3175" b="0"/>
+          <wp:inline distT="0" distB="0" distL="0" distR="0" wp14:anchorId="79B35C73" wp14:editId="5A6D90FC">
+            <wp:extent cx="5940425" cy="2392680"/>
+            <wp:effectExtent l="0" t="0" r="3175" b="7620"/>
             <wp:docPr id="1" name="Рисунок 1"/>
             <wp:cNvGraphicFramePr>
               <a:graphicFrameLocks xmlns:a="http://schemas.openxmlformats.org/drawingml/2006/main" noChangeAspect="1"/>
@@ -6483,7 +6480,7 @@
                   <pic:spPr>
                     <a:xfrm>
                       <a:off x="0" y="0"/>
-                      <a:ext cx="5940425" cy="3128645"/>
+                      <a:ext cx="5940425" cy="2392680"/>
                     </a:xfrm>
                     <a:prstGeom prst="rect">
                       <a:avLst/>
@@ -6566,6 +6563,7 @@
       <w:r>
         <w:rPr>
           <w:noProof/>
+          <w:lang w:eastAsia="ru-RU"/>
         </w:rPr>
         <w:drawing>
           <wp:inline distT="0" distB="0" distL="0" distR="0" wp14:anchorId="5D22D082" wp14:editId="63FF810B">
@@ -6647,7 +6645,6 @@
           <w:b/>
           <w:bCs/>
         </w:rPr>
-        <w:lastRenderedPageBreak/>
         <w:t>1.5.1 Тестовый случай «</w:t>
       </w:r>
       <w:r>
@@ -6671,6 +6668,7 @@
         <w:ind w:firstLine="709"/>
       </w:pPr>
       <w:r>
+        <w:lastRenderedPageBreak/>
         <w:t>Ожидаемый результат: Список фигур восстанавливается и отображается в таблице.</w:t>
       </w:r>
     </w:p>
@@ -6682,6 +6680,7 @@
       <w:r>
         <w:rPr>
           <w:noProof/>
+          <w:lang w:eastAsia="ru-RU"/>
         </w:rPr>
         <w:drawing>
           <wp:inline distT="0" distB="0" distL="0" distR="0" wp14:anchorId="523D69C3" wp14:editId="5FD1A402">
@@ -6786,6 +6785,7 @@
       <w:r>
         <w:rPr>
           <w:noProof/>
+          <w:lang w:eastAsia="ru-RU"/>
         </w:rPr>
         <w:drawing>
           <wp:inline distT="0" distB="0" distL="0" distR="0" wp14:anchorId="4BC385B9" wp14:editId="0A6AFAFE">
@@ -6852,7 +6852,6 @@
           <w:b/>
           <w:bCs/>
         </w:rPr>
-        <w:lastRenderedPageBreak/>
         <w:t>1.5.3 Тестовый случай «</w:t>
       </w:r>
       <w:r>
@@ -6883,6 +6882,7 @@
         <w:ind w:firstLine="709"/>
       </w:pPr>
       <w:r>
+        <w:lastRenderedPageBreak/>
         <w:t>Ожидаемый результат: Программа выводит информативное сообщение об ошибке; фигура не добавляется.</w:t>
       </w:r>
     </w:p>
@@ -6894,6 +6894,7 @@
       <w:r>
         <w:rPr>
           <w:noProof/>
+          <w:lang w:eastAsia="ru-RU"/>
         </w:rPr>
         <w:drawing>
           <wp:inline distT="0" distB="0" distL="0" distR="0" wp14:anchorId="06B0BD06" wp14:editId="430D2C68">
@@ -7001,8 +7002,8 @@
       <w:r>
         <w:rPr>
           <w:noProof/>
-        </w:rPr>
-        <w:lastRenderedPageBreak/>
+          <w:lang w:eastAsia="ru-RU"/>
+        </w:rPr>
         <w:drawing>
           <wp:inline distT="0" distB="0" distL="0" distR="0" wp14:anchorId="69067C6D" wp14:editId="45A0D23A">
             <wp:extent cx="5940425" cy="3630930"/>
@@ -7046,6 +7047,7 @@
         <w:jc w:val="center"/>
       </w:pPr>
       <w:r>
+        <w:lastRenderedPageBreak/>
         <w:t xml:space="preserve">Рисунок </w:t>
       </w:r>
       <w:r>
@@ -7055,18 +7057,13 @@
         <w:t xml:space="preserve"> – </w:t>
       </w:r>
       <w:r>
-        <w:t xml:space="preserve">Результат </w:t>
-      </w:r>
-      <w:commentRangeStart w:id="16"/>
-      <w:r>
-        <w:t>тестового случая «Проверка некорректного ввода»</w:t>
-      </w:r>
-      <w:commentRangeEnd w:id="16"/>
-      <w:r>
-        <w:rPr>
-          <w:rStyle w:val="af2"/>
-        </w:rPr>
-        <w:commentReference w:id="16"/>
+        <w:t>Результат тестового случ</w:t>
+      </w:r>
+      <w:r>
+        <w:t>ая «Поиск</w:t>
+      </w:r>
+      <w:r>
+        <w:t>»</w:t>
       </w:r>
     </w:p>
     <w:p>
@@ -7075,8 +7072,8 @@
         <w:ind w:firstLine="0"/>
         <w:jc w:val="left"/>
       </w:pPr>
-      <w:bookmarkStart w:id="17" w:name="_Toc74956678"/>
-      <w:bookmarkStart w:id="18" w:name="_Toc74829069"/>
+      <w:bookmarkStart w:id="16" w:name="_Toc74956678"/>
+      <w:bookmarkStart w:id="17" w:name="_Toc74829069"/>
       <w:r>
         <w:br w:type="page"/>
       </w:r>
@@ -7091,7 +7088,7 @@
           <w:bCs/>
         </w:rPr>
       </w:pPr>
-      <w:bookmarkStart w:id="19" w:name="_Toc232104097"/>
+      <w:bookmarkStart w:id="18" w:name="_Toc232104097"/>
       <w:r>
         <w:rPr>
           <w:b/>
@@ -7100,9 +7097,9 @@
         <w:lastRenderedPageBreak/>
         <w:t>СПИСОК ИСПОЛЬЗОВАННЫХ ИСТОЧНИКОВ</w:t>
       </w:r>
+      <w:bookmarkEnd w:id="16"/>
       <w:bookmarkEnd w:id="17"/>
       <w:bookmarkEnd w:id="18"/>
-      <w:bookmarkEnd w:id="19"/>
     </w:p>
     <w:p>
       <w:pPr>
@@ -7154,10 +7151,10 @@
           <w:bCs/>
         </w:rPr>
       </w:pPr>
-      <w:bookmarkStart w:id="20" w:name="_Toc136600561"/>
-      <w:bookmarkStart w:id="21" w:name="_Toc74956679"/>
-      <w:bookmarkStart w:id="22" w:name="_Toc74829070"/>
-      <w:bookmarkStart w:id="23" w:name="_Toc232104098"/>
+      <w:bookmarkStart w:id="19" w:name="_Toc136600561"/>
+      <w:bookmarkStart w:id="20" w:name="_Toc74956679"/>
+      <w:bookmarkStart w:id="21" w:name="_Toc74829070"/>
+      <w:bookmarkStart w:id="22" w:name="_Toc232104098"/>
       <w:r>
         <w:rPr>
           <w:b/>
@@ -7166,10 +7163,10 @@
         <w:lastRenderedPageBreak/>
         <w:t>ПРИЛОЖЕНИЕ А</w:t>
       </w:r>
+      <w:bookmarkEnd w:id="19"/>
       <w:bookmarkEnd w:id="20"/>
       <w:bookmarkEnd w:id="21"/>
       <w:bookmarkEnd w:id="22"/>
-      <w:bookmarkEnd w:id="23"/>
     </w:p>
     <w:p>
       <w:pPr>
@@ -7194,18 +7191,10 @@
         <w:jc w:val="center"/>
       </w:pPr>
       <w:r>
-        <w:t xml:space="preserve">Программа для просмотра списка </w:t>
-      </w:r>
-      <w:commentRangeStart w:id="24"/>
-      <w:r>
-        <w:t>гонщиков</w:t>
-      </w:r>
-      <w:commentRangeEnd w:id="24"/>
-      <w:r>
-        <w:rPr>
-          <w:rStyle w:val="af2"/>
-        </w:rPr>
-        <w:commentReference w:id="24"/>
+        <w:t>Програ</w:t>
+      </w:r>
+      <w:r>
+        <w:t>мма для работы с геометрическими фигурами</w:t>
       </w:r>
     </w:p>
     <w:p>
@@ -7389,9 +7378,11 @@
       <w:r>
         <w:t xml:space="preserve">Окончание работ: </w:t>
       </w:r>
-      <w:commentRangeStart w:id="25"/>
-      <w:r>
-        <w:t>12</w:t>
+      <w:r>
+        <w:t>1</w:t>
+      </w:r>
+      <w:r>
+        <w:t>3</w:t>
       </w:r>
       <w:r>
         <w:t xml:space="preserve"> </w:t>
@@ -7407,13 +7398,6 @@
       </w:r>
       <w:r>
         <w:t xml:space="preserve"> г.</w:t>
-      </w:r>
-      <w:commentRangeEnd w:id="25"/>
-      <w:r>
-        <w:rPr>
-          <w:rStyle w:val="af2"/>
-        </w:rPr>
-        <w:commentReference w:id="25"/>
       </w:r>
     </w:p>
     <w:p>
@@ -7979,16 +7963,14 @@
       </w:r>
     </w:p>
     <w:p>
-      <w:commentRangeStart w:id="26"/>
-      <w:r>
-        <w:t>D02. Для сохранения должна использоваться структура ShapeData со следующими полями: Type, Value1, Value2 и Value3.</w:t>
-      </w:r>
-      <w:commentRangeEnd w:id="26"/>
-      <w:r>
-        <w:rPr>
-          <w:rStyle w:val="af2"/>
-        </w:rPr>
-        <w:commentReference w:id="26"/>
+      <w:r>
+        <w:t>D02. Для сохранения должна использоваться структура ShapeData со следующими полям</w:t>
+      </w:r>
+      <w:r>
+        <w:t>и: Type, Value1-3, в зависимости от фигуры</w:t>
+      </w:r>
+      <w:r>
+        <w:t>.</w:t>
       </w:r>
     </w:p>
     <w:p>
@@ -8005,14 +7987,7 @@
         <w:rPr>
           <w:sz w:val="24"/>
         </w:rPr>
-        <w:t>Таблица 4</w:t>
-      </w:r>
-      <w:commentRangeStart w:id="27"/>
-      <w:r>
-        <w:rPr>
-          <w:sz w:val="24"/>
-        </w:rPr>
-        <w:t>.2 – Поля объекта ShapeData</w:t>
+        <w:t>Таблица 4.2 – Поля объекта ShapeData</w:t>
       </w:r>
     </w:p>
     <w:tbl>
@@ -8023,9 +7998,9 @@
         <w:tblLook w:val="04A0" w:firstRow="1" w:lastRow="0" w:firstColumn="1" w:lastColumn="0" w:noHBand="0" w:noVBand="1"/>
       </w:tblPr>
       <w:tblGrid>
-        <w:gridCol w:w="2254"/>
-        <w:gridCol w:w="1964"/>
-        <w:gridCol w:w="5127"/>
+        <w:gridCol w:w="2240"/>
+        <w:gridCol w:w="1966"/>
+        <w:gridCol w:w="5139"/>
       </w:tblGrid>
       <w:tr>
         <w:trPr>
@@ -8111,7 +8086,6 @@
           </w:p>
         </w:tc>
       </w:tr>
-      <w:commentRangeEnd w:id="27"/>
       <w:tr>
         <w:trPr>
           <w:cantSplit/>
@@ -8132,12 +8106,6 @@
             <w:pPr>
               <w:spacing w:line="240" w:lineRule="auto"/>
             </w:pPr>
-            <w:r>
-              <w:rPr>
-                <w:rStyle w:val="af2"/>
-              </w:rPr>
-              <w:commentReference w:id="27"/>
-            </w:r>
             <w:r>
               <w:rPr>
                 <w:sz w:val="19"/>
@@ -8340,6 +8308,8 @@
               </w:rPr>
               <w:t>Высота или вторая сторона; для круга не используется.</w:t>
             </w:r>
+            <w:bookmarkStart w:id="23" w:name="_GoBack"/>
+            <w:bookmarkEnd w:id="23"/>
           </w:p>
         </w:tc>
       </w:tr>
@@ -8542,18 +8512,18 @@
     </w:p>
     <w:p>
       <w:r>
-        <w:t>F06</w:t>
-      </w:r>
-      <w:commentRangeStart w:id="28"/>
-      <w:r>
-        <w:t>. Система должна отклонять треугольники, не удовлетворяющие неравенству треугольника.</w:t>
-      </w:r>
-      <w:commentRangeEnd w:id="28"/>
-      <w:r>
-        <w:rPr>
-          <w:rStyle w:val="af2"/>
-        </w:rPr>
-        <w:commentReference w:id="28"/>
+        <w:t>F06. Система должна отклонять треугольники, не удовлетворяющие неравенству треугольника</w:t>
+      </w:r>
+      <w:r>
+        <w:t xml:space="preserve">: </w:t>
+      </w:r>
+      <w:r>
+        <w:rPr>
+          <w:rFonts w:cs="Times New Roman"/>
+          <w:color w:val="333333"/>
+          <w:shd w:val="clear" w:color="auto" w:fill="FFFFFF"/>
+        </w:rPr>
+        <w:t>a + b &gt; c, a + c &gt; b, b + c &gt; a</w:t>
       </w:r>
     </w:p>
     <w:p>
@@ -8667,37 +8637,70 @@
     </w:p>
     <w:p>
       <w:r>
-        <w:t>C01</w:t>
-      </w:r>
-      <w:commentRangeStart w:id="29"/>
-      <w:r>
-        <w:t>. Система должна работать под управлением операционной системы Windows 10 или Windows 11.</w:t>
-      </w:r>
-      <w:commentRangeEnd w:id="29"/>
-      <w:r>
-        <w:rPr>
-          <w:rStyle w:val="af2"/>
-        </w:rPr>
-        <w:commentReference w:id="29"/>
-      </w:r>
-    </w:p>
-    <w:p>
-      <w:r>
-        <w:t xml:space="preserve">C02. Для запуска должна быть установлена платформа </w:t>
-      </w:r>
-      <w:commentRangeStart w:id="30"/>
-      <w:r>
-        <w:t>.NET 8 Desktop Runtime</w:t>
-      </w:r>
-      <w:commentRangeEnd w:id="30"/>
-      <w:r>
-        <w:rPr>
-          <w:rStyle w:val="af2"/>
-        </w:rPr>
-        <w:commentReference w:id="30"/>
-      </w:r>
-      <w:r>
-        <w:t xml:space="preserve"> либо более новая совместимая версия.</w:t>
+        <w:t>C01. Система должна работать под управлением опе</w:t>
+      </w:r>
+      <w:r>
+        <w:t>рационной системы</w:t>
+      </w:r>
+      <w:r>
+        <w:t xml:space="preserve"> Windows 11</w:t>
+      </w:r>
+      <w:r>
+        <w:t xml:space="preserve"> версии </w:t>
+      </w:r>
+      <w:r>
+        <w:rPr>
+          <w:rStyle w:val="afa"/>
+          <w:rFonts w:cs="Times New Roman"/>
+          <w:b w:val="0"/>
+          <w:color w:val="000000"/>
+          <w:shd w:val="clear" w:color="auto" w:fill="FFFFFF"/>
+        </w:rPr>
+        <w:t>24H2</w:t>
+      </w:r>
+      <w:r>
+        <w:rPr>
+          <w:rFonts w:cs="Times New Roman"/>
+          <w:b/>
+          <w:color w:val="000000"/>
+          <w:shd w:val="clear" w:color="auto" w:fill="FFFFFF"/>
+        </w:rPr>
+        <w:t> </w:t>
+      </w:r>
+      <w:r>
+        <w:rPr>
+          <w:rFonts w:cs="Times New Roman"/>
+          <w:color w:val="000000"/>
+          <w:shd w:val="clear" w:color="auto" w:fill="FFFFFF"/>
+        </w:rPr>
+        <w:t>и</w:t>
+      </w:r>
+      <w:r>
+        <w:rPr>
+          <w:rFonts w:cs="Times New Roman"/>
+          <w:b/>
+          <w:color w:val="000000"/>
+          <w:shd w:val="clear" w:color="auto" w:fill="FFFFFF"/>
+        </w:rPr>
+        <w:t> </w:t>
+      </w:r>
+      <w:r>
+        <w:rPr>
+          <w:rStyle w:val="afa"/>
+          <w:rFonts w:cs="Times New Roman"/>
+          <w:b w:val="0"/>
+          <w:color w:val="000000"/>
+          <w:shd w:val="clear" w:color="auto" w:fill="FFFFFF"/>
+        </w:rPr>
+        <w:t>25H2</w:t>
+      </w:r>
+      <w:r>
+        <w:t>.</w:t>
+      </w:r>
+    </w:p>
+    <w:p>
+      <w:r>
+        <w:t>C02. Для запуска должна быть установлена платформа .NET 8 либо более новая совместимая версия.</w:t>
       </w:r>
     </w:p>
     <w:p>
@@ -8764,137 +8767,6 @@
     </w:sectPr>
   </w:body>
 </w:document>
-</file>
-
-<file path=word/comments.xml><?xml version="1.0" encoding="utf-8"?>
-<w:comments xmlns:wpc="http://schemas.microsoft.com/office/word/2010/wordprocessingCanvas" xmlns:cx="http://schemas.microsoft.com/office/drawing/2014/chartex" xmlns:cx1="http://schemas.microsoft.com/office/drawing/2015/9/8/chartex" xmlns:cx2="http://schemas.microsoft.com/office/drawing/2015/10/21/chartex" xmlns:cx3="http://schemas.microsoft.com/office/drawing/2016/5/9/chartex" xmlns:cx4="http://schemas.microsoft.com/office/drawing/2016/5/10/chartex" xmlns:cx5="http://schemas.microsoft.com/office/drawing/2016/5/11/chartex" xmlns:cx6="http://schemas.microsoft.com/office/drawing/2016/5/12/chartex" xmlns:cx7="http://schemas.microsoft.com/office/drawing/2016/5/13/chartex" xmlns:cx8="http://schemas.microsoft.com/office/drawing/2016/5/14/chartex" xmlns:mc="http://schemas.openxmlformats.org/markup-compatibility/2006" xmlns:aink="http://schemas.microsoft.com/office/drawing/2016/ink" xmlns:am3d="http://schemas.microsoft.com/office/drawing/2017/model3d" xmlns:o="urn:schemas-microsoft-com:office:office" xmlns:r="http://schemas.openxmlformats.org/officeDocument/2006/relationships" xmlns:m="http://schemas.openxmlformats.org/officeDocument/2006/math" xmlns:v="urn:schemas-microsoft-com:vml" xmlns:wp14="http://schemas.microsoft.com/office/word/2010/wordprocessingDrawing" xmlns:wp="http://schemas.openxmlformats.org/drawingml/2006/wordprocessingDrawing" xmlns:w10="urn:schemas-microsoft-com:office:word" xmlns:w="http://schemas.openxmlformats.org/wordprocessingml/2006/main" xmlns:w14="http://schemas.microsoft.com/office/word/2010/wordml" xmlns:w15="http://schemas.microsoft.com/office/word/2012/wordml" xmlns:w16cex="http://schemas.microsoft.com/office/word/2018/wordml/cex" xmlns:w16cid="http://schemas.microsoft.com/office/word/2016/wordml/cid" xmlns:w16="http://schemas.microsoft.com/office/word/2018/wordml" xmlns:w16sdtdh="http://schemas.microsoft.com/office/word/2020/wordml/sdtdatahash" xmlns:w16se="http://schemas.microsoft.com/office/word/2015/wordml/symex" xmlns:wpg="http://schemas.microsoft.com/office/word/2010/wordprocessingGroup" xmlns:wpi="http://schemas.microsoft.com/office/word/2010/wordprocessingInk" xmlns:wne="http://schemas.microsoft.com/office/word/2006/wordml" xmlns:wps="http://schemas.microsoft.com/office/word/2010/wordprocessingShape" mc:Ignorable="w14 w15 w16se w16cid w16 w16cex w16sdtdh wp14">
-  <w:comment w:id="16" w:author="Aleksey A. Kalentev" w:date="2026-06-12T13:20:00Z" w:initials="AAK">
-    <w:p>
-      <w:pPr>
-        <w:pStyle w:val="af3"/>
-      </w:pPr>
-      <w:r>
-        <w:rPr>
-          <w:rStyle w:val="af2"/>
-        </w:rPr>
-        <w:annotationRef/>
-      </w:r>
-    </w:p>
-  </w:comment>
-  <w:comment w:id="24" w:author="Aleksey A. Kalentev" w:date="2026-06-12T13:22:00Z" w:initials="AAK">
-    <w:p>
-      <w:pPr>
-        <w:pStyle w:val="af3"/>
-      </w:pPr>
-      <w:r>
-        <w:rPr>
-          <w:rStyle w:val="af2"/>
-        </w:rPr>
-        <w:annotationRef/>
-      </w:r>
-    </w:p>
-  </w:comment>
-  <w:comment w:id="25" w:author="Aleksey A. Kalentev" w:date="2026-06-12T13:22:00Z" w:initials="AAK">
-    <w:p>
-      <w:pPr>
-        <w:pStyle w:val="af3"/>
-      </w:pPr>
-      <w:r>
-        <w:rPr>
-          <w:rStyle w:val="af2"/>
-        </w:rPr>
-        <w:annotationRef/>
-      </w:r>
-    </w:p>
-  </w:comment>
-  <w:comment w:id="26" w:author="Aleksey A. Kalentev" w:date="2026-06-12T13:23:00Z" w:initials="AAK">
-    <w:p>
-      <w:pPr>
-        <w:pStyle w:val="af3"/>
-      </w:pPr>
-      <w:r>
-        <w:rPr>
-          <w:rStyle w:val="af2"/>
-        </w:rPr>
-        <w:annotationRef/>
-      </w:r>
-    </w:p>
-  </w:comment>
-  <w:comment w:id="27" w:author="Aleksey A. Kalentev" w:date="2026-06-12T13:23:00Z" w:initials="AAK">
-    <w:p>
-      <w:pPr>
-        <w:pStyle w:val="af3"/>
-      </w:pPr>
-      <w:r>
-        <w:rPr>
-          <w:rStyle w:val="af2"/>
-        </w:rPr>
-        <w:annotationRef/>
-      </w:r>
-    </w:p>
-  </w:comment>
-  <w:comment w:id="28" w:author="Aleksey A. Kalentev" w:date="2026-06-12T13:24:00Z" w:initials="AAK">
-    <w:p>
-      <w:pPr>
-        <w:pStyle w:val="af3"/>
-      </w:pPr>
-      <w:r>
-        <w:rPr>
-          <w:rStyle w:val="af2"/>
-        </w:rPr>
-        <w:annotationRef/>
-      </w:r>
-      <w:r>
-        <w:t>Формула?</w:t>
-      </w:r>
-    </w:p>
-  </w:comment>
-  <w:comment w:id="29" w:author="Aleksey A. Kalentev" w:date="2026-06-12T13:24:00Z" w:initials="AAK">
-    <w:p>
-      <w:pPr>
-        <w:pStyle w:val="af3"/>
-      </w:pPr>
-      <w:r>
-        <w:rPr>
-          <w:rStyle w:val="af2"/>
-        </w:rPr>
-        <w:annotationRef/>
-      </w:r>
-      <w:r>
-        <w:t>?</w:t>
-      </w:r>
-    </w:p>
-  </w:comment>
-  <w:comment w:id="30" w:author="Aleksey A. Kalentev" w:date="2026-06-12T13:24:00Z" w:initials="AAK">
-    <w:p>
-      <w:pPr>
-        <w:pStyle w:val="af3"/>
-      </w:pPr>
-      <w:r>
-        <w:rPr>
-          <w:rStyle w:val="af2"/>
-        </w:rPr>
-        <w:annotationRef/>
-      </w:r>
-      <w:r>
-        <w:t>?</w:t>
-      </w:r>
-    </w:p>
-  </w:comment>
-</w:comments>
-</file>
-
-<file path=word/commentsExtended.xml><?xml version="1.0" encoding="utf-8"?>
-<w15:commentsEx xmlns:wpc="http://schemas.microsoft.com/office/word/2010/wordprocessingCanvas" xmlns:cx="http://schemas.microsoft.com/office/drawing/2014/chartex" xmlns:cx1="http://schemas.microsoft.com/office/drawing/2015/9/8/chartex" xmlns:cx2="http://schemas.microsoft.com/office/drawing/2015/10/21/chartex" xmlns:cx3="http://schemas.microsoft.com/office/drawing/2016/5/9/chartex" xmlns:cx4="http://schemas.microsoft.com/office/drawing/2016/5/10/chartex" xmlns:cx5="http://schemas.microsoft.com/office/drawing/2016/5/11/chartex" xmlns:cx6="http://schemas.microsoft.com/office/drawing/2016/5/12/chartex" xmlns:cx7="http://schemas.microsoft.com/office/drawing/2016/5/13/chartex" xmlns:cx8="http://schemas.microsoft.com/office/drawing/2016/5/14/chartex" xmlns:mc="http://schemas.openxmlformats.org/markup-compatibility/2006" xmlns:aink="http://schemas.microsoft.com/office/drawing/2016/ink" xmlns:am3d="http://schemas.microsoft.com/office/drawing/2017/model3d" xmlns:o="urn:schemas-microsoft-com:office:office" xmlns:r="http://schemas.openxmlformats.org/officeDocument/2006/relationships" xmlns:m="http://schemas.openxmlformats.org/officeDocument/2006/math" xmlns:v="urn:schemas-microsoft-com:vml" xmlns:wp14="http://schemas.microsoft.com/office/word/2010/wordprocessingDrawing" xmlns:wp="http://schemas.openxmlformats.org/drawingml/2006/wordprocessingDrawing" xmlns:w10="urn:schemas-microsoft-com:office:word" xmlns:w="http://schemas.openxmlformats.org/wordprocessingml/2006/main" xmlns:w14="http://schemas.microsoft.com/office/word/2010/wordml" xmlns:w15="http://schemas.microsoft.com/office/word/2012/wordml" xmlns:w16cex="http://schemas.microsoft.com/office/word/2018/wordml/cex" xmlns:w16cid="http://schemas.microsoft.com/office/word/2016/wordml/cid" xmlns:w16="http://schemas.microsoft.com/office/word/2018/wordml" xmlns:w16sdtdh="http://schemas.microsoft.com/office/word/2020/wordml/sdtdatahash" xmlns:w16se="http://schemas.microsoft.com/office/word/2015/wordml/symex" xmlns:wpg="http://schemas.microsoft.com/office/word/2010/wordprocessingGroup" xmlns:wpi="http://schemas.microsoft.com/office/word/2010/wordprocessingInk" xmlns:wne="http://schemas.microsoft.com/office/word/2006/wordml" xmlns:wps="http://schemas.microsoft.com/office/word/2010/wordprocessingShape" mc:Ignorable="w14 w15 w16se w16cid w16 w16cex w16sdtdh wp14">
-  <w15:commentEx w15:paraId="34507618" w15:done="0"/>
-  <w15:commentEx w15:paraId="5874BEE1" w15:done="0"/>
-  <w15:commentEx w15:paraId="4A889A2E" w15:done="0"/>
-  <w15:commentEx w15:paraId="232771E6" w15:done="0"/>
-  <w15:commentEx w15:paraId="05923E94" w15:done="0"/>
-  <w15:commentEx w15:paraId="3E2242CC" w15:done="0"/>
-  <w15:commentEx w15:paraId="272E8B18" w15:done="0"/>
-  <w15:commentEx w15:paraId="505994E3" w15:done="0"/>
-</w15:commentsEx>
 </file>
 
 <file path=word/commentsExtensible.xml><?xml version="1.0" encoding="utf-8"?>
@@ -8924,7 +8796,7 @@
 </file>
 
 <file path=word/endnotes.xml><?xml version="1.0" encoding="utf-8"?>
-<w:endnotes xmlns:wpc="http://schemas.microsoft.com/office/word/2010/wordprocessingCanvas" xmlns:cx="http://schemas.microsoft.com/office/drawing/2014/chartex" xmlns:cx1="http://schemas.microsoft.com/office/drawing/2015/9/8/chartex" xmlns:cx2="http://schemas.microsoft.com/office/drawing/2015/10/21/chartex" xmlns:cx3="http://schemas.microsoft.com/office/drawing/2016/5/9/chartex" xmlns:cx4="http://schemas.microsoft.com/office/drawing/2016/5/10/chartex" xmlns:cx5="http://schemas.microsoft.com/office/drawing/2016/5/11/chartex" xmlns:cx6="http://schemas.microsoft.com/office/drawing/2016/5/12/chartex" xmlns:cx7="http://schemas.microsoft.com/office/drawing/2016/5/13/chartex" xmlns:cx8="http://schemas.microsoft.com/office/drawing/2016/5/14/chartex" xmlns:mc="http://schemas.openxmlformats.org/markup-compatibility/2006" xmlns:aink="http://schemas.microsoft.com/office/drawing/2016/ink" xmlns:am3d="http://schemas.microsoft.com/office/drawing/2017/model3d" xmlns:o="urn:schemas-microsoft-com:office:office" xmlns:r="http://schemas.openxmlformats.org/officeDocument/2006/relationships" xmlns:m="http://schemas.openxmlformats.org/officeDocument/2006/math" xmlns:v="urn:schemas-microsoft-com:vml" xmlns:wp14="http://schemas.microsoft.com/office/word/2010/wordprocessingDrawing" xmlns:wp="http://schemas.openxmlformats.org/drawingml/2006/wordprocessingDrawing" xmlns:w10="urn:schemas-microsoft-com:office:word" xmlns:w="http://schemas.openxmlformats.org/wordprocessingml/2006/main" xmlns:w14="http://schemas.microsoft.com/office/word/2010/wordml" xmlns:w15="http://schemas.microsoft.com/office/word/2012/wordml" xmlns:w16cex="http://schemas.microsoft.com/office/word/2018/wordml/cex" xmlns:w16cid="http://schemas.microsoft.com/office/word/2016/wordml/cid" xmlns:w16="http://schemas.microsoft.com/office/word/2018/wordml" xmlns:w16sdtdh="http://schemas.microsoft.com/office/word/2020/wordml/sdtdatahash" xmlns:w16se="http://schemas.microsoft.com/office/word/2015/wordml/symex" xmlns:wpg="http://schemas.microsoft.com/office/word/2010/wordprocessingGroup" xmlns:wpi="http://schemas.microsoft.com/office/word/2010/wordprocessingInk" xmlns:wne="http://schemas.microsoft.com/office/word/2006/wordml" xmlns:wps="http://schemas.microsoft.com/office/word/2010/wordprocessingShape" mc:Ignorable="w14 w15 w16se w16cid w16 w16cex w16sdtdh wp14">
+<w:endnotes xmlns:wpc="http://schemas.microsoft.com/office/word/2010/wordprocessingCanvas" xmlns:cx="http://schemas.microsoft.com/office/drawing/2014/chartex" xmlns:cx1="http://schemas.microsoft.com/office/drawing/2015/9/8/chartex" xmlns:mc="http://schemas.openxmlformats.org/markup-compatibility/2006" xmlns:o="urn:schemas-microsoft-com:office:office" xmlns:r="http://schemas.openxmlformats.org/officeDocument/2006/relationships" xmlns:m="http://schemas.openxmlformats.org/officeDocument/2006/math" xmlns:v="urn:schemas-microsoft-com:vml" xmlns:wp14="http://schemas.microsoft.com/office/word/2010/wordprocessingDrawing" xmlns:wp="http://schemas.openxmlformats.org/drawingml/2006/wordprocessingDrawing" xmlns:w10="urn:schemas-microsoft-com:office:word" xmlns:w="http://schemas.openxmlformats.org/wordprocessingml/2006/main" xmlns:w14="http://schemas.microsoft.com/office/word/2010/wordml" xmlns:w15="http://schemas.microsoft.com/office/word/2012/wordml" xmlns:w16se="http://schemas.microsoft.com/office/word/2015/wordml/symex" xmlns:wpg="http://schemas.microsoft.com/office/word/2010/wordprocessingGroup" xmlns:wpi="http://schemas.microsoft.com/office/word/2010/wordprocessingInk" xmlns:wne="http://schemas.microsoft.com/office/word/2006/wordml" xmlns:wps="http://schemas.microsoft.com/office/word/2010/wordprocessingShape" mc:Ignorable="w14 w15 w16se wp14">
   <w:endnote w:type="separator" w:id="-1">
     <w:p>
       <w:pPr>
@@ -8949,7 +8821,7 @@
 </file>
 
 <file path=word/footer1.xml><?xml version="1.0" encoding="utf-8"?>
-<w:ftr xmlns:wpc="http://schemas.microsoft.com/office/word/2010/wordprocessingCanvas" xmlns:cx="http://schemas.microsoft.com/office/drawing/2014/chartex" xmlns:cx1="http://schemas.microsoft.com/office/drawing/2015/9/8/chartex" xmlns:cx2="http://schemas.microsoft.com/office/drawing/2015/10/21/chartex" xmlns:cx3="http://schemas.microsoft.com/office/drawing/2016/5/9/chartex" xmlns:cx4="http://schemas.microsoft.com/office/drawing/2016/5/10/chartex" xmlns:cx5="http://schemas.microsoft.com/office/drawing/2016/5/11/chartex" xmlns:cx6="http://schemas.microsoft.com/office/drawing/2016/5/12/chartex" xmlns:cx7="http://schemas.microsoft.com/office/drawing/2016/5/13/chartex" xmlns:cx8="http://schemas.microsoft.com/office/drawing/2016/5/14/chartex" xmlns:mc="http://schemas.openxmlformats.org/markup-compatibility/2006" xmlns:aink="http://schemas.microsoft.com/office/drawing/2016/ink" xmlns:am3d="http://schemas.microsoft.com/office/drawing/2017/model3d" xmlns:o="urn:schemas-microsoft-com:office:office" xmlns:r="http://schemas.openxmlformats.org/officeDocument/2006/relationships" xmlns:m="http://schemas.openxmlformats.org/officeDocument/2006/math" xmlns:v="urn:schemas-microsoft-com:vml" xmlns:wp14="http://schemas.microsoft.com/office/word/2010/wordprocessingDrawing" xmlns:wp="http://schemas.openxmlformats.org/drawingml/2006/wordprocessingDrawing" xmlns:w10="urn:schemas-microsoft-com:office:word" xmlns:w="http://schemas.openxmlformats.org/wordprocessingml/2006/main" xmlns:w14="http://schemas.microsoft.com/office/word/2010/wordml" xmlns:w15="http://schemas.microsoft.com/office/word/2012/wordml" xmlns:w16cex="http://schemas.microsoft.com/office/word/2018/wordml/cex" xmlns:w16cid="http://schemas.microsoft.com/office/word/2016/wordml/cid" xmlns:w16="http://schemas.microsoft.com/office/word/2018/wordml" xmlns:w16sdtdh="http://schemas.microsoft.com/office/word/2020/wordml/sdtdatahash" xmlns:w16se="http://schemas.microsoft.com/office/word/2015/wordml/symex" xmlns:wpg="http://schemas.microsoft.com/office/word/2010/wordprocessingGroup" xmlns:wpi="http://schemas.microsoft.com/office/word/2010/wordprocessingInk" xmlns:wne="http://schemas.microsoft.com/office/word/2006/wordml" xmlns:wps="http://schemas.microsoft.com/office/word/2010/wordprocessingShape" mc:Ignorable="w14 w15 w16se w16cid w16 w16cex w16sdtdh wp14">
+<w:ftr xmlns:wpc="http://schemas.microsoft.com/office/word/2010/wordprocessingCanvas" xmlns:cx="http://schemas.microsoft.com/office/drawing/2014/chartex" xmlns:cx1="http://schemas.microsoft.com/office/drawing/2015/9/8/chartex" xmlns:mc="http://schemas.openxmlformats.org/markup-compatibility/2006" xmlns:o="urn:schemas-microsoft-com:office:office" xmlns:r="http://schemas.openxmlformats.org/officeDocument/2006/relationships" xmlns:m="http://schemas.openxmlformats.org/officeDocument/2006/math" xmlns:v="urn:schemas-microsoft-com:vml" xmlns:wp14="http://schemas.microsoft.com/office/word/2010/wordprocessingDrawing" xmlns:wp="http://schemas.openxmlformats.org/drawingml/2006/wordprocessingDrawing" xmlns:w10="urn:schemas-microsoft-com:office:word" xmlns:w="http://schemas.openxmlformats.org/wordprocessingml/2006/main" xmlns:w14="http://schemas.microsoft.com/office/word/2010/wordml" xmlns:w15="http://schemas.microsoft.com/office/word/2012/wordml" xmlns:w16se="http://schemas.microsoft.com/office/word/2015/wordml/symex" xmlns:wpg="http://schemas.microsoft.com/office/word/2010/wordprocessingGroup" xmlns:wpi="http://schemas.microsoft.com/office/word/2010/wordprocessingInk" xmlns:wne="http://schemas.microsoft.com/office/word/2006/wordml" xmlns:wps="http://schemas.microsoft.com/office/word/2010/wordprocessingShape" mc:Ignorable="w14 w15 w16se wp14">
   <w:sdt>
     <w:sdtPr>
       <w:id w:val="994682180"/>
@@ -8995,7 +8867,7 @@
 </file>
 
 <file path=word/footnotes.xml><?xml version="1.0" encoding="utf-8"?>
-<w:footnotes xmlns:wpc="http://schemas.microsoft.com/office/word/2010/wordprocessingCanvas" xmlns:cx="http://schemas.microsoft.com/office/drawing/2014/chartex" xmlns:cx1="http://schemas.microsoft.com/office/drawing/2015/9/8/chartex" xmlns:cx2="http://schemas.microsoft.com/office/drawing/2015/10/21/chartex" xmlns:cx3="http://schemas.microsoft.com/office/drawing/2016/5/9/chartex" xmlns:cx4="http://schemas.microsoft.com/office/drawing/2016/5/10/chartex" xmlns:cx5="http://schemas.microsoft.com/office/drawing/2016/5/11/chartex" xmlns:cx6="http://schemas.microsoft.com/office/drawing/2016/5/12/chartex" xmlns:cx7="http://schemas.microsoft.com/office/drawing/2016/5/13/chartex" xmlns:cx8="http://schemas.microsoft.com/office/drawing/2016/5/14/chartex" xmlns:mc="http://schemas.openxmlformats.org/markup-compatibility/2006" xmlns:aink="http://schemas.microsoft.com/office/drawing/2016/ink" xmlns:am3d="http://schemas.microsoft.com/office/drawing/2017/model3d" xmlns:o="urn:schemas-microsoft-com:office:office" xmlns:r="http://schemas.openxmlformats.org/officeDocument/2006/relationships" xmlns:m="http://schemas.openxmlformats.org/officeDocument/2006/math" xmlns:v="urn:schemas-microsoft-com:vml" xmlns:wp14="http://schemas.microsoft.com/office/word/2010/wordprocessingDrawing" xmlns:wp="http://schemas.openxmlformats.org/drawingml/2006/wordprocessingDrawing" xmlns:w10="urn:schemas-microsoft-com:office:word" xmlns:w="http://schemas.openxmlformats.org/wordprocessingml/2006/main" xmlns:w14="http://schemas.microsoft.com/office/word/2010/wordml" xmlns:w15="http://schemas.microsoft.com/office/word/2012/wordml" xmlns:w16cex="http://schemas.microsoft.com/office/word/2018/wordml/cex" xmlns:w16cid="http://schemas.microsoft.com/office/word/2016/wordml/cid" xmlns:w16="http://schemas.microsoft.com/office/word/2018/wordml" xmlns:w16sdtdh="http://schemas.microsoft.com/office/word/2020/wordml/sdtdatahash" xmlns:w16se="http://schemas.microsoft.com/office/word/2015/wordml/symex" xmlns:wpg="http://schemas.microsoft.com/office/word/2010/wordprocessingGroup" xmlns:wpi="http://schemas.microsoft.com/office/word/2010/wordprocessingInk" xmlns:wne="http://schemas.microsoft.com/office/word/2006/wordml" xmlns:wps="http://schemas.microsoft.com/office/word/2010/wordprocessingShape" mc:Ignorable="w14 w15 w16se w16cid w16 w16cex w16sdtdh wp14">
+<w:footnotes xmlns:wpc="http://schemas.microsoft.com/office/word/2010/wordprocessingCanvas" xmlns:cx="http://schemas.microsoft.com/office/drawing/2014/chartex" xmlns:cx1="http://schemas.microsoft.com/office/drawing/2015/9/8/chartex" xmlns:mc="http://schemas.openxmlformats.org/markup-compatibility/2006" xmlns:o="urn:schemas-microsoft-com:office:office" xmlns:r="http://schemas.openxmlformats.org/officeDocument/2006/relationships" xmlns:m="http://schemas.openxmlformats.org/officeDocument/2006/math" xmlns:v="urn:schemas-microsoft-com:vml" xmlns:wp14="http://schemas.microsoft.com/office/word/2010/wordprocessingDrawing" xmlns:wp="http://schemas.openxmlformats.org/drawingml/2006/wordprocessingDrawing" xmlns:w10="urn:schemas-microsoft-com:office:word" xmlns:w="http://schemas.openxmlformats.org/wordprocessingml/2006/main" xmlns:w14="http://schemas.microsoft.com/office/word/2010/wordml" xmlns:w15="http://schemas.microsoft.com/office/word/2012/wordml" xmlns:w16se="http://schemas.microsoft.com/office/word/2015/wordml/symex" xmlns:wpg="http://schemas.microsoft.com/office/word/2010/wordprocessingGroup" xmlns:wpi="http://schemas.microsoft.com/office/word/2010/wordprocessingInk" xmlns:wne="http://schemas.microsoft.com/office/word/2006/wordml" xmlns:wps="http://schemas.microsoft.com/office/word/2010/wordprocessingShape" mc:Ignorable="w14 w15 w16se wp14">
   <w:footnote w:type="separator" w:id="-1">
     <w:p>
       <w:pPr>
@@ -9020,7 +8892,7 @@
 </file>
 
 <file path=word/numbering.xml><?xml version="1.0" encoding="utf-8"?>
-<w:numbering xmlns:wpc="http://schemas.microsoft.com/office/word/2010/wordprocessingCanvas" xmlns:cx="http://schemas.microsoft.com/office/drawing/2014/chartex" xmlns:cx1="http://schemas.microsoft.com/office/drawing/2015/9/8/chartex" xmlns:cx2="http://schemas.microsoft.com/office/drawing/2015/10/21/chartex" xmlns:cx3="http://schemas.microsoft.com/office/drawing/2016/5/9/chartex" xmlns:cx4="http://schemas.microsoft.com/office/drawing/2016/5/10/chartex" xmlns:cx5="http://schemas.microsoft.com/office/drawing/2016/5/11/chartex" xmlns:cx6="http://schemas.microsoft.com/office/drawing/2016/5/12/chartex" xmlns:cx7="http://schemas.microsoft.com/office/drawing/2016/5/13/chartex" xmlns:cx8="http://schemas.microsoft.com/office/drawing/2016/5/14/chartex" xmlns:mc="http://schemas.openxmlformats.org/markup-compatibility/2006" xmlns:aink="http://schemas.microsoft.com/office/drawing/2016/ink" xmlns:am3d="http://schemas.microsoft.com/office/drawing/2017/model3d" xmlns:o="urn:schemas-microsoft-com:office:office" xmlns:r="http://schemas.openxmlformats.org/officeDocument/2006/relationships" xmlns:m="http://schemas.openxmlformats.org/officeDocument/2006/math" xmlns:v="urn:schemas-microsoft-com:vml" xmlns:wp14="http://schemas.microsoft.com/office/word/2010/wordprocessingDrawing" xmlns:wp="http://schemas.openxmlformats.org/drawingml/2006/wordprocessingDrawing" xmlns:w10="urn:schemas-microsoft-com:office:word" xmlns:w="http://schemas.openxmlformats.org/wordprocessingml/2006/main" xmlns:w14="http://schemas.microsoft.com/office/word/2010/wordml" xmlns:w15="http://schemas.microsoft.com/office/word/2012/wordml" xmlns:w16cex="http://schemas.microsoft.com/office/word/2018/wordml/cex" xmlns:w16cid="http://schemas.microsoft.com/office/word/2016/wordml/cid" xmlns:w16="http://schemas.microsoft.com/office/word/2018/wordml" xmlns:w16sdtdh="http://schemas.microsoft.com/office/word/2020/wordml/sdtdatahash" xmlns:w16se="http://schemas.microsoft.com/office/word/2015/wordml/symex" xmlns:wpg="http://schemas.microsoft.com/office/word/2010/wordprocessingGroup" xmlns:wpi="http://schemas.microsoft.com/office/word/2010/wordprocessingInk" xmlns:wne="http://schemas.microsoft.com/office/word/2006/wordml" xmlns:wps="http://schemas.microsoft.com/office/word/2010/wordprocessingShape" mc:Ignorable="w14 w15 w16se w16cid w16 w16cex w16sdtdh wp14">
+<w:numbering xmlns:wpc="http://schemas.microsoft.com/office/word/2010/wordprocessingCanvas" xmlns:cx="http://schemas.microsoft.com/office/drawing/2014/chartex" xmlns:cx1="http://schemas.microsoft.com/office/drawing/2015/9/8/chartex" xmlns:mc="http://schemas.openxmlformats.org/markup-compatibility/2006" xmlns:o="urn:schemas-microsoft-com:office:office" xmlns:r="http://schemas.openxmlformats.org/officeDocument/2006/relationships" xmlns:m="http://schemas.openxmlformats.org/officeDocument/2006/math" xmlns:v="urn:schemas-microsoft-com:vml" xmlns:wp14="http://schemas.microsoft.com/office/word/2010/wordprocessingDrawing" xmlns:wp="http://schemas.openxmlformats.org/drawingml/2006/wordprocessingDrawing" xmlns:w10="urn:schemas-microsoft-com:office:word" xmlns:w="http://schemas.openxmlformats.org/wordprocessingml/2006/main" xmlns:w14="http://schemas.microsoft.com/office/word/2010/wordml" xmlns:w15="http://schemas.microsoft.com/office/word/2012/wordml" xmlns:w16se="http://schemas.microsoft.com/office/word/2015/wordml/symex" xmlns:wpg="http://schemas.microsoft.com/office/word/2010/wordprocessingGroup" xmlns:wpi="http://schemas.microsoft.com/office/word/2010/wordprocessingInk" xmlns:wne="http://schemas.microsoft.com/office/word/2006/wordml" xmlns:wps="http://schemas.microsoft.com/office/word/2010/wordprocessingShape" mc:Ignorable="w14 w15 w16se wp14">
   <w:abstractNum w:abstractNumId="0" w15:restartNumberingAfterBreak="0">
     <w:nsid w:val="FFFFFF89"/>
     <w:multiLevelType w:val="singleLevel"/>
@@ -10794,16 +10666,8 @@
 </w:numbering>
 </file>
 
-<file path=word/people.xml><?xml version="1.0" encoding="utf-8"?>
-<w15:people xmlns:wpc="http://schemas.microsoft.com/office/word/2010/wordprocessingCanvas" xmlns:cx="http://schemas.microsoft.com/office/drawing/2014/chartex" xmlns:cx1="http://schemas.microsoft.com/office/drawing/2015/9/8/chartex" xmlns:cx2="http://schemas.microsoft.com/office/drawing/2015/10/21/chartex" xmlns:cx3="http://schemas.microsoft.com/office/drawing/2016/5/9/chartex" xmlns:cx4="http://schemas.microsoft.com/office/drawing/2016/5/10/chartex" xmlns:cx5="http://schemas.microsoft.com/office/drawing/2016/5/11/chartex" xmlns:cx6="http://schemas.microsoft.com/office/drawing/2016/5/12/chartex" xmlns:cx7="http://schemas.microsoft.com/office/drawing/2016/5/13/chartex" xmlns:cx8="http://schemas.microsoft.com/office/drawing/2016/5/14/chartex" xmlns:mc="http://schemas.openxmlformats.org/markup-compatibility/2006" xmlns:aink="http://schemas.microsoft.com/office/drawing/2016/ink" xmlns:am3d="http://schemas.microsoft.com/office/drawing/2017/model3d" xmlns:o="urn:schemas-microsoft-com:office:office" xmlns:r="http://schemas.openxmlformats.org/officeDocument/2006/relationships" xmlns:m="http://schemas.openxmlformats.org/officeDocument/2006/math" xmlns:v="urn:schemas-microsoft-com:vml" xmlns:wp14="http://schemas.microsoft.com/office/word/2010/wordprocessingDrawing" xmlns:wp="http://schemas.openxmlformats.org/drawingml/2006/wordprocessingDrawing" xmlns:w10="urn:schemas-microsoft-com:office:word" xmlns:w="http://schemas.openxmlformats.org/wordprocessingml/2006/main" xmlns:w14="http://schemas.microsoft.com/office/word/2010/wordml" xmlns:w15="http://schemas.microsoft.com/office/word/2012/wordml" xmlns:w16cex="http://schemas.microsoft.com/office/word/2018/wordml/cex" xmlns:w16cid="http://schemas.microsoft.com/office/word/2016/wordml/cid" xmlns:w16="http://schemas.microsoft.com/office/word/2018/wordml" xmlns:w16sdtdh="http://schemas.microsoft.com/office/word/2020/wordml/sdtdatahash" xmlns:w16se="http://schemas.microsoft.com/office/word/2015/wordml/symex" xmlns:wpg="http://schemas.microsoft.com/office/word/2010/wordprocessingGroup" xmlns:wpi="http://schemas.microsoft.com/office/word/2010/wordprocessingInk" xmlns:wne="http://schemas.microsoft.com/office/word/2006/wordml" xmlns:wps="http://schemas.microsoft.com/office/word/2010/wordprocessingShape" mc:Ignorable="w14 w15 w16se w16cid w16 w16cex w16sdtdh wp14">
-  <w15:person w15:author="Aleksey A. Kalentev">
-    <w15:presenceInfo w15:providerId="AD" w15:userId="S-1-5-21-507921405-1993962763-1957994488-151096"/>
-  </w15:person>
-</w15:people>
-</file>
-
 <file path=word/styles.xml><?xml version="1.0" encoding="utf-8"?>
-<w:styles xmlns:mc="http://schemas.openxmlformats.org/markup-compatibility/2006" xmlns:r="http://schemas.openxmlformats.org/officeDocument/2006/relationships" xmlns:w="http://schemas.openxmlformats.org/wordprocessingml/2006/main" xmlns:w14="http://schemas.microsoft.com/office/word/2010/wordml" xmlns:w15="http://schemas.microsoft.com/office/word/2012/wordml" xmlns:w16cex="http://schemas.microsoft.com/office/word/2018/wordml/cex" xmlns:w16cid="http://schemas.microsoft.com/office/word/2016/wordml/cid" xmlns:w16="http://schemas.microsoft.com/office/word/2018/wordml" xmlns:w16sdtdh="http://schemas.microsoft.com/office/word/2020/wordml/sdtdatahash" xmlns:w16se="http://schemas.microsoft.com/office/word/2015/wordml/symex" mc:Ignorable="w14 w15 w16se w16cid w16 w16cex w16sdtdh">
+<w:styles xmlns:mc="http://schemas.openxmlformats.org/markup-compatibility/2006" xmlns:r="http://schemas.openxmlformats.org/officeDocument/2006/relationships" xmlns:w="http://schemas.openxmlformats.org/wordprocessingml/2006/main" xmlns:w14="http://schemas.microsoft.com/office/word/2010/wordml" xmlns:w15="http://schemas.microsoft.com/office/word/2012/wordml" xmlns:w16se="http://schemas.microsoft.com/office/word/2015/wordml/symex" mc:Ignorable="w14 w15 w16se">
   <w:docDefaults>
     <w:rPrDefault>
       <w:rPr>
@@ -10819,7 +10683,7 @@
       </w:pPr>
     </w:pPrDefault>
   </w:docDefaults>
-  <w:latentStyles w:defLockedState="0" w:defUIPriority="99" w:defSemiHidden="0" w:defUnhideWhenUsed="0" w:defQFormat="0" w:count="376">
+  <w:latentStyles w:defLockedState="0" w:defUIPriority="99" w:defSemiHidden="0" w:defUnhideWhenUsed="0" w:defQFormat="0" w:count="371">
     <w:lsdException w:name="Normal" w:uiPriority="0" w:qFormat="1"/>
     <w:lsdException w:name="heading 1" w:uiPriority="9" w:qFormat="1"/>
     <w:lsdException w:name="heading 2" w:semiHidden="1" w:uiPriority="9" w:unhideWhenUsed="1" w:qFormat="1"/>
@@ -10925,6 +10789,7 @@
     <w:lsdException w:name="HTML Sample" w:semiHidden="1" w:unhideWhenUsed="1"/>
     <w:lsdException w:name="HTML Typewriter" w:semiHidden="1" w:unhideWhenUsed="1"/>
     <w:lsdException w:name="HTML Variable" w:semiHidden="1" w:unhideWhenUsed="1"/>
+    <w:lsdException w:name="Normal Table" w:semiHidden="1" w:unhideWhenUsed="1"/>
     <w:lsdException w:name="annotation subject" w:semiHidden="1" w:unhideWhenUsed="1"/>
     <w:lsdException w:name="No List" w:semiHidden="1" w:unhideWhenUsed="1"/>
     <w:lsdException w:name="Outline List 1" w:semiHidden="1" w:unhideWhenUsed="1"/>
@@ -10967,8 +10832,11 @@
     <w:lsdException w:name="Table Contemporary" w:semiHidden="1" w:unhideWhenUsed="1"/>
     <w:lsdException w:name="Table Elegant" w:semiHidden="1" w:unhideWhenUsed="1"/>
     <w:lsdException w:name="Table Professional" w:semiHidden="1" w:unhideWhenUsed="1"/>
+    <w:lsdException w:name="Table Subtle 1" w:semiHidden="1" w:unhideWhenUsed="1"/>
     <w:lsdException w:name="Table Subtle 2" w:semiHidden="1" w:unhideWhenUsed="1"/>
     <w:lsdException w:name="Table Web 1" w:semiHidden="1" w:unhideWhenUsed="1"/>
+    <w:lsdException w:name="Table Web 2" w:semiHidden="1" w:unhideWhenUsed="1"/>
+    <w:lsdException w:name="Table Web 3" w:semiHidden="1" w:unhideWhenUsed="1"/>
     <w:lsdException w:name="Balloon Text" w:semiHidden="1" w:unhideWhenUsed="1"/>
     <w:lsdException w:name="Table Grid" w:uiPriority="59"/>
     <w:lsdException w:name="Table Theme" w:semiHidden="1" w:unhideWhenUsed="1"/>
@@ -11187,11 +11055,6 @@
     <w:lsdException w:name="List Table 5 Dark Accent 6" w:uiPriority="50"/>
     <w:lsdException w:name="List Table 6 Colorful Accent 6" w:uiPriority="51"/>
     <w:lsdException w:name="List Table 7 Colorful Accent 6" w:uiPriority="52"/>
-    <w:lsdException w:name="Mention" w:semiHidden="1" w:unhideWhenUsed="1"/>
-    <w:lsdException w:name="Smart Hyperlink" w:semiHidden="1" w:unhideWhenUsed="1"/>
-    <w:lsdException w:name="Hashtag" w:semiHidden="1" w:unhideWhenUsed="1"/>
-    <w:lsdException w:name="Unresolved Mention" w:semiHidden="1" w:unhideWhenUsed="1"/>
-    <w:lsdException w:name="Smart Link" w:semiHidden="1" w:unhideWhenUsed="1"/>
   </w:latentStyles>
   <w:style w:type="paragraph" w:default="1" w:styleId="a0">
     <w:name w:val="Normal"/>
@@ -12008,7 +11871,7 @@
 </file>
 
 <file path=customXml/itemProps1.xml><?xml version="1.0" encoding="utf-8"?>
-<ds:datastoreItem xmlns:ds="http://schemas.openxmlformats.org/officeDocument/2006/customXml" ds:itemID="{57D4F482-DC43-446B-9A96-E0CB3B4DDA39}">
+<ds:datastoreItem xmlns:ds="http://schemas.openxmlformats.org/officeDocument/2006/customXml" ds:itemID="{2CB2BC87-4FC3-49A2-9A2D-38690A42F93E}">
   <ds:schemaRefs>
     <ds:schemaRef ds:uri="http://schemas.openxmlformats.org/officeDocument/2006/bibliography"/>
   </ds:schemaRefs>

--- a/ЛБ3/ЛР 5 Бабуцкий.docx
+++ b/ЛБ3/ЛР 5 Бабуцкий.docx
@@ -1,6 +1,6 @@
 
 <file path=word/document.xml><?xml version="1.0" encoding="utf-8"?>
-<w:document xmlns:wpc="http://schemas.microsoft.com/office/word/2010/wordprocessingCanvas" xmlns:cx="http://schemas.microsoft.com/office/drawing/2014/chartex" xmlns:cx1="http://schemas.microsoft.com/office/drawing/2015/9/8/chartex" xmlns:mc="http://schemas.openxmlformats.org/markup-compatibility/2006" xmlns:o="urn:schemas-microsoft-com:office:office" xmlns:r="http://schemas.openxmlformats.org/officeDocument/2006/relationships" xmlns:m="http://schemas.openxmlformats.org/officeDocument/2006/math" xmlns:v="urn:schemas-microsoft-com:vml" xmlns:wp14="http://schemas.microsoft.com/office/word/2010/wordprocessingDrawing" xmlns:wp="http://schemas.openxmlformats.org/drawingml/2006/wordprocessingDrawing" xmlns:w10="urn:schemas-microsoft-com:office:word" xmlns:w="http://schemas.openxmlformats.org/wordprocessingml/2006/main" xmlns:w14="http://schemas.microsoft.com/office/word/2010/wordml" xmlns:w15="http://schemas.microsoft.com/office/word/2012/wordml" xmlns:w16se="http://schemas.microsoft.com/office/word/2015/wordml/symex" xmlns:wpg="http://schemas.microsoft.com/office/word/2010/wordprocessingGroup" xmlns:wpi="http://schemas.microsoft.com/office/word/2010/wordprocessingInk" xmlns:wne="http://schemas.microsoft.com/office/word/2006/wordml" xmlns:wps="http://schemas.microsoft.com/office/word/2010/wordprocessingShape" mc:Ignorable="w14 w15 w16se wp14">
+<w:document xmlns:wpc="http://schemas.microsoft.com/office/word/2010/wordprocessingCanvas" xmlns:cx="http://schemas.microsoft.com/office/drawing/2014/chartex" xmlns:cx1="http://schemas.microsoft.com/office/drawing/2015/9/8/chartex" xmlns:cx2="http://schemas.microsoft.com/office/drawing/2015/10/21/chartex" xmlns:cx3="http://schemas.microsoft.com/office/drawing/2016/5/9/chartex" xmlns:cx4="http://schemas.microsoft.com/office/drawing/2016/5/10/chartex" xmlns:cx5="http://schemas.microsoft.com/office/drawing/2016/5/11/chartex" xmlns:cx6="http://schemas.microsoft.com/office/drawing/2016/5/12/chartex" xmlns:cx7="http://schemas.microsoft.com/office/drawing/2016/5/13/chartex" xmlns:cx8="http://schemas.microsoft.com/office/drawing/2016/5/14/chartex" xmlns:mc="http://schemas.openxmlformats.org/markup-compatibility/2006" xmlns:aink="http://schemas.microsoft.com/office/drawing/2016/ink" xmlns:am3d="http://schemas.microsoft.com/office/drawing/2017/model3d" xmlns:o="urn:schemas-microsoft-com:office:office" xmlns:r="http://schemas.openxmlformats.org/officeDocument/2006/relationships" xmlns:m="http://schemas.openxmlformats.org/officeDocument/2006/math" xmlns:v="urn:schemas-microsoft-com:vml" xmlns:wp14="http://schemas.microsoft.com/office/word/2010/wordprocessingDrawing" xmlns:wp="http://schemas.openxmlformats.org/drawingml/2006/wordprocessingDrawing" xmlns:w10="urn:schemas-microsoft-com:office:word" xmlns:w="http://schemas.openxmlformats.org/wordprocessingml/2006/main" xmlns:w14="http://schemas.microsoft.com/office/word/2010/wordml" xmlns:w15="http://schemas.microsoft.com/office/word/2012/wordml" xmlns:w16cex="http://schemas.microsoft.com/office/word/2018/wordml/cex" xmlns:w16cid="http://schemas.microsoft.com/office/word/2016/wordml/cid" xmlns:w16="http://schemas.microsoft.com/office/word/2018/wordml" xmlns:w16sdtdh="http://schemas.microsoft.com/office/word/2020/wordml/sdtdatahash" xmlns:w16se="http://schemas.microsoft.com/office/word/2015/wordml/symex" xmlns:wpg="http://schemas.microsoft.com/office/word/2010/wordprocessingGroup" xmlns:wpi="http://schemas.microsoft.com/office/word/2010/wordprocessingInk" xmlns:wne="http://schemas.microsoft.com/office/word/2006/wordml" xmlns:wps="http://schemas.microsoft.com/office/word/2010/wordprocessingShape" mc:Ignorable="w14 w15 w16se w16cid w16 w16cex w16sdtdh wp14">
   <w:body>
     <w:p>
       <w:pPr>
@@ -894,6 +894,7 @@
               </w:rPr>
               <w:t xml:space="preserve"> </w:t>
             </w:r>
+            <w:proofErr w:type="spellStart"/>
             <w:r>
               <w:rPr>
                 <w:rFonts w:eastAsia="Times New Roman" w:cs="Times New Roman"/>
@@ -902,22 +903,10 @@
                 <w:szCs w:val="24"/>
                 <w:lang w:eastAsia="ru-RU" w:bidi="ru-RU"/>
               </w:rPr>
-              <w:t>Бабуцкий И.С.</w:t>
-            </w:r>
-          </w:p>
-        </w:tc>
-        <w:tc>
-          <w:tcPr>
-            <w:tcW w:w="284" w:type="dxa"/>
-            <w:vAlign w:val="bottom"/>
-          </w:tcPr>
-          <w:p>
-            <w:pPr>
-              <w:widowControl w:val="0"/>
-              <w:suppressAutoHyphens w:val="0"/>
-              <w:spacing w:line="240" w:lineRule="auto"/>
-              <w:ind w:firstLine="0"/>
-              <w:jc w:val="center"/>
+              <w:t>Бабуцкий</w:t>
+            </w:r>
+            <w:proofErr w:type="spellEnd"/>
+            <w:r>
               <w:rPr>
                 <w:rFonts w:eastAsia="Times New Roman" w:cs="Times New Roman"/>
                 <w:color w:val="000000"/>
@@ -925,14 +914,14 @@
                 <w:szCs w:val="24"/>
                 <w:lang w:eastAsia="ru-RU" w:bidi="ru-RU"/>
               </w:rPr>
-            </w:pPr>
-          </w:p>
-        </w:tc>
-        <w:tc>
-          <w:tcPr>
-            <w:tcW w:w="1481" w:type="dxa"/>
+              <w:t xml:space="preserve"> И.С.</w:t>
+            </w:r>
+          </w:p>
+        </w:tc>
+        <w:tc>
+          <w:tcPr>
+            <w:tcW w:w="284" w:type="dxa"/>
             <w:vAlign w:val="bottom"/>
-            <w:hideMark/>
           </w:tcPr>
           <w:p>
             <w:pPr>
@@ -949,7 +938,21 @@
                 <w:lang w:eastAsia="ru-RU" w:bidi="ru-RU"/>
               </w:rPr>
             </w:pPr>
-            <w:r>
+          </w:p>
+        </w:tc>
+        <w:tc>
+          <w:tcPr>
+            <w:tcW w:w="1481" w:type="dxa"/>
+            <w:vAlign w:val="bottom"/>
+            <w:hideMark/>
+          </w:tcPr>
+          <w:p>
+            <w:pPr>
+              <w:widowControl w:val="0"/>
+              <w:suppressAutoHyphens w:val="0"/>
+              <w:spacing w:line="240" w:lineRule="auto"/>
+              <w:ind w:firstLine="0"/>
+              <w:jc w:val="center"/>
               <w:rPr>
                 <w:rFonts w:eastAsia="Times New Roman" w:cs="Times New Roman"/>
                 <w:color w:val="000000"/>
@@ -957,7 +960,26 @@
                 <w:szCs w:val="24"/>
                 <w:lang w:eastAsia="ru-RU" w:bidi="ru-RU"/>
               </w:rPr>
-              <w:t>12</w:t>
+            </w:pPr>
+            <w:r>
+              <w:rPr>
+                <w:rFonts w:eastAsia="Times New Roman" w:cs="Times New Roman"/>
+                <w:color w:val="000000"/>
+                <w:sz w:val="24"/>
+                <w:szCs w:val="24"/>
+                <w:lang w:eastAsia="ru-RU" w:bidi="ru-RU"/>
+              </w:rPr>
+              <w:t>1</w:t>
+            </w:r>
+            <w:r>
+              <w:rPr>
+                <w:rFonts w:eastAsia="Times New Roman" w:cs="Times New Roman"/>
+                <w:color w:val="000000"/>
+                <w:sz w:val="24"/>
+                <w:szCs w:val="24"/>
+                <w:lang w:val="en-US" w:eastAsia="ru-RU" w:bidi="ru-RU"/>
+              </w:rPr>
+              <w:t>3</w:t>
             </w:r>
             <w:r>
               <w:rPr>
@@ -1336,6 +1358,7 @@
                 <w:lang w:eastAsia="ru-RU" w:bidi="ru-RU"/>
               </w:rPr>
             </w:pPr>
+            <w:proofErr w:type="spellStart"/>
             <w:r>
               <w:rPr>
                 <w:rFonts w:eastAsia="Times New Roman" w:cs="Times New Roman"/>
@@ -1346,6 +1369,7 @@
               </w:rPr>
               <w:t>Калентьев</w:t>
             </w:r>
+            <w:proofErr w:type="spellEnd"/>
             <w:r>
               <w:rPr>
                 <w:rFonts w:eastAsia="Times New Roman" w:cs="Times New Roman"/>
@@ -2769,7 +2793,23 @@
     </w:p>
     <w:p>
       <w:r>
-        <w:t>Вариант использования (use case) — это описание множества последовательных действий (включая вариации), которые выполняются некоторым субъектом с целью получения результата, значимого для некоторого действующего лица [1]. ВИ предполагает взаимодействие действующих лиц и системы или другого объекта. Действующее лицо представляет собой логически связанное множество ролей, которые играют пользователи системы во время взаимодействия с ней.</w:t>
+        <w:t>Вариант использования (</w:t>
+      </w:r>
+      <w:proofErr w:type="spellStart"/>
+      <w:r>
+        <w:t>use</w:t>
+      </w:r>
+      <w:proofErr w:type="spellEnd"/>
+      <w:r>
+        <w:t xml:space="preserve"> </w:t>
+      </w:r>
+      <w:proofErr w:type="spellStart"/>
+      <w:r>
+        <w:t>case</w:t>
+      </w:r>
+      <w:proofErr w:type="spellEnd"/>
+      <w:r>
+        <w:t>) — это описание множества последовательных действий (включая вариации), которые выполняются некоторым субъектом с целью получения результата, значимого для некоторого действующего лица [1]. ВИ предполагает взаимодействие действующих лиц и системы или другого объекта. Действующее лицо представляет собой логически связанное множество ролей, которые играют пользователи системы во время взаимодействия с ней.</w:t>
       </w:r>
     </w:p>
     <w:p>
@@ -2902,7 +2942,23 @@
         <w:ind w:firstLine="709"/>
       </w:pPr>
       <w:r>
-        <w:t>Диаграмма классов (англ. class diagram) — структурная диаграмма языка моделирования UML, демонстрирующая общую структуру иерархии классов системы, их коопераций, атрибутов (полей), методов, интерфейсов и взаимосвязей (отношений) между ними. Широко применяется не только для документирования и визуализации, но также для конструирования посредством прямого или обратного проектирования.</w:t>
+        <w:t xml:space="preserve">Диаграмма классов (англ. </w:t>
+      </w:r>
+      <w:proofErr w:type="spellStart"/>
+      <w:r>
+        <w:t>class</w:t>
+      </w:r>
+      <w:proofErr w:type="spellEnd"/>
+      <w:r>
+        <w:t xml:space="preserve"> </w:t>
+      </w:r>
+      <w:proofErr w:type="spellStart"/>
+      <w:r>
+        <w:t>diagram</w:t>
+      </w:r>
+      <w:proofErr w:type="spellEnd"/>
+      <w:r>
+        <w:t>) — структурная диаграмма языка моделирования UML, демонстрирующая общую структуру иерархии классов системы, их коопераций, атрибутов (полей), методов, интерфейсов и взаимосвязей (отношений) между ними. Широко применяется не только для документирования и визуализации, но также для конструирования посредством прямого или обратного проектирования.</w:t>
       </w:r>
     </w:p>
     <w:p>
@@ -3028,9 +3084,11 @@
       <w:r>
         <w:t xml:space="preserve">Таблица 1 – Описание интерфейса </w:t>
       </w:r>
+      <w:proofErr w:type="spellStart"/>
       <w:r>
         <w:t>IShape</w:t>
       </w:r>
+      <w:proofErr w:type="spellEnd"/>
     </w:p>
     <w:tbl>
       <w:tblPr>
@@ -3154,7 +3212,21 @@
               <w:rPr>
                 <w:sz w:val="21"/>
               </w:rPr>
-              <w:t>Описание интерфейса: IShape определяет общий контракт геометрической фигуры. Все реализации предоставляют название, площадь и периметр.</w:t>
+              <w:t xml:space="preserve">Описание интерфейса: </w:t>
+            </w:r>
+            <w:proofErr w:type="spellStart"/>
+            <w:r>
+              <w:rPr>
+                <w:sz w:val="21"/>
+              </w:rPr>
+              <w:t>IShape</w:t>
+            </w:r>
+            <w:proofErr w:type="spellEnd"/>
+            <w:r>
+              <w:rPr>
+                <w:sz w:val="21"/>
+              </w:rPr>
+              <w:t xml:space="preserve"> определяет общий контракт геометрической фигуры. Все реализации предоставляют название, площадь и периметр.</w:t>
             </w:r>
           </w:p>
         </w:tc>
@@ -3234,12 +3306,14 @@
             <w:pPr>
               <w:spacing w:line="240" w:lineRule="auto"/>
             </w:pPr>
+            <w:proofErr w:type="spellStart"/>
             <w:r>
               <w:rPr>
                 <w:sz w:val="19"/>
               </w:rPr>
               <w:t>string</w:t>
             </w:r>
+            <w:proofErr w:type="spellEnd"/>
           </w:p>
         </w:tc>
         <w:tc>
@@ -3322,7 +3396,29 @@
               <w:rPr>
                 <w:sz w:val="19"/>
               </w:rPr>
-              <w:t>+ CalculateArea()</w:t>
+              <w:t xml:space="preserve">+ </w:t>
+            </w:r>
+            <w:proofErr w:type="spellStart"/>
+            <w:proofErr w:type="gramStart"/>
+            <w:r>
+              <w:rPr>
+                <w:sz w:val="19"/>
+              </w:rPr>
+              <w:t>CalculateArea</w:t>
+            </w:r>
+            <w:proofErr w:type="spellEnd"/>
+            <w:r>
+              <w:rPr>
+                <w:sz w:val="19"/>
+              </w:rPr>
+              <w:t>(</w:t>
+            </w:r>
+            <w:proofErr w:type="gramEnd"/>
+            <w:r>
+              <w:rPr>
+                <w:sz w:val="19"/>
+              </w:rPr>
+              <w:t>)</w:t>
             </w:r>
           </w:p>
         </w:tc>
@@ -3341,12 +3437,14 @@
             <w:pPr>
               <w:spacing w:line="240" w:lineRule="auto"/>
             </w:pPr>
+            <w:proofErr w:type="spellStart"/>
             <w:r>
               <w:rPr>
                 <w:sz w:val="19"/>
               </w:rPr>
               <w:t>double</w:t>
             </w:r>
+            <w:proofErr w:type="spellEnd"/>
           </w:p>
         </w:tc>
         <w:tc>
@@ -3397,7 +3495,29 @@
               <w:rPr>
                 <w:sz w:val="19"/>
               </w:rPr>
-              <w:t>+ CalculatePerimeter()</w:t>
+              <w:t xml:space="preserve">+ </w:t>
+            </w:r>
+            <w:proofErr w:type="spellStart"/>
+            <w:proofErr w:type="gramStart"/>
+            <w:r>
+              <w:rPr>
+                <w:sz w:val="19"/>
+              </w:rPr>
+              <w:t>CalculatePerimeter</w:t>
+            </w:r>
+            <w:proofErr w:type="spellEnd"/>
+            <w:r>
+              <w:rPr>
+                <w:sz w:val="19"/>
+              </w:rPr>
+              <w:t>(</w:t>
+            </w:r>
+            <w:proofErr w:type="gramEnd"/>
+            <w:r>
+              <w:rPr>
+                <w:sz w:val="19"/>
+              </w:rPr>
+              <w:t>)</w:t>
             </w:r>
           </w:p>
         </w:tc>
@@ -3416,12 +3536,14 @@
             <w:pPr>
               <w:spacing w:line="240" w:lineRule="auto"/>
             </w:pPr>
+            <w:proofErr w:type="spellStart"/>
             <w:r>
               <w:rPr>
                 <w:sz w:val="19"/>
               </w:rPr>
               <w:t>double</w:t>
             </w:r>
+            <w:proofErr w:type="spellEnd"/>
           </w:p>
         </w:tc>
         <w:tc>
@@ -3482,9 +3604,11 @@
         </w:rPr>
         <w:t xml:space="preserve">Описание класса </w:t>
       </w:r>
+      <w:proofErr w:type="spellStart"/>
       <w:r>
         <w:t>Circle</w:t>
       </w:r>
+      <w:proofErr w:type="spellEnd"/>
     </w:p>
     <w:tbl>
       <w:tblPr>
@@ -3608,7 +3732,35 @@
               <w:rPr>
                 <w:sz w:val="21"/>
               </w:rPr>
-              <w:t>Описание класса: Circle реализует IShape и представляет круг с положительным радиусом.</w:t>
+              <w:t xml:space="preserve">Описание класса: </w:t>
+            </w:r>
+            <w:proofErr w:type="spellStart"/>
+            <w:r>
+              <w:rPr>
+                <w:sz w:val="21"/>
+              </w:rPr>
+              <w:t>Circle</w:t>
+            </w:r>
+            <w:proofErr w:type="spellEnd"/>
+            <w:r>
+              <w:rPr>
+                <w:sz w:val="21"/>
+              </w:rPr>
+              <w:t xml:space="preserve"> реализует </w:t>
+            </w:r>
+            <w:proofErr w:type="spellStart"/>
+            <w:r>
+              <w:rPr>
+                <w:sz w:val="21"/>
+              </w:rPr>
+              <w:t>IShape</w:t>
+            </w:r>
+            <w:proofErr w:type="spellEnd"/>
+            <w:r>
+              <w:rPr>
+                <w:sz w:val="21"/>
+              </w:rPr>
+              <w:t xml:space="preserve"> и представляет круг с положительным радиусом.</w:t>
             </w:r>
           </w:p>
         </w:tc>
@@ -3669,8 +3821,16 @@
               <w:rPr>
                 <w:sz w:val="19"/>
               </w:rPr>
-              <w:t>− _radius</w:t>
-            </w:r>
+              <w:t>− _</w:t>
+            </w:r>
+            <w:proofErr w:type="spellStart"/>
+            <w:r>
+              <w:rPr>
+                <w:sz w:val="19"/>
+              </w:rPr>
+              <w:t>radius</w:t>
+            </w:r>
+            <w:proofErr w:type="spellEnd"/>
           </w:p>
         </w:tc>
         <w:tc>
@@ -3688,12 +3848,14 @@
             <w:pPr>
               <w:spacing w:line="240" w:lineRule="auto"/>
             </w:pPr>
+            <w:proofErr w:type="spellStart"/>
             <w:r>
               <w:rPr>
                 <w:sz w:val="19"/>
               </w:rPr>
               <w:t>double</w:t>
             </w:r>
+            <w:proofErr w:type="spellEnd"/>
           </w:p>
         </w:tc>
         <w:tc>
@@ -3776,8 +3938,16 @@
               <w:rPr>
                 <w:sz w:val="19"/>
               </w:rPr>
-              <w:t>+ Radius</w:t>
-            </w:r>
+              <w:t xml:space="preserve">+ </w:t>
+            </w:r>
+            <w:proofErr w:type="spellStart"/>
+            <w:r>
+              <w:rPr>
+                <w:sz w:val="19"/>
+              </w:rPr>
+              <w:t>Radius</w:t>
+            </w:r>
+            <w:proofErr w:type="spellEnd"/>
           </w:p>
         </w:tc>
         <w:tc>
@@ -3795,12 +3965,14 @@
             <w:pPr>
               <w:spacing w:line="240" w:lineRule="auto"/>
             </w:pPr>
+            <w:proofErr w:type="spellStart"/>
             <w:r>
               <w:rPr>
                 <w:sz w:val="19"/>
               </w:rPr>
               <w:t>double</w:t>
             </w:r>
+            <w:proofErr w:type="spellEnd"/>
           </w:p>
         </w:tc>
         <w:tc>
@@ -3822,7 +3994,21 @@
               <w:rPr>
                 <w:sz w:val="19"/>
               </w:rPr>
-              <w:t>Возвращает радиус; при инициализации проверяет значение через Validator.</w:t>
+              <w:t xml:space="preserve">Возвращает радиус; при инициализации проверяет значение через </w:t>
+            </w:r>
+            <w:proofErr w:type="spellStart"/>
+            <w:r>
+              <w:rPr>
+                <w:sz w:val="19"/>
+              </w:rPr>
+              <w:t>Validator</w:t>
+            </w:r>
+            <w:proofErr w:type="spellEnd"/>
+            <w:r>
+              <w:rPr>
+                <w:sz w:val="19"/>
+              </w:rPr>
+              <w:t>.</w:t>
             </w:r>
           </w:p>
         </w:tc>
@@ -3870,12 +4056,14 @@
             <w:pPr>
               <w:spacing w:line="240" w:lineRule="auto"/>
             </w:pPr>
+            <w:proofErr w:type="spellStart"/>
             <w:r>
               <w:rPr>
                 <w:sz w:val="19"/>
               </w:rPr>
               <w:t>string</w:t>
             </w:r>
+            <w:proofErr w:type="spellEnd"/>
           </w:p>
         </w:tc>
         <w:tc>
@@ -3958,7 +4146,51 @@
               <w:rPr>
                 <w:sz w:val="19"/>
               </w:rPr>
-              <w:t>+ Circle(double radius)</w:t>
+              <w:t xml:space="preserve">+ </w:t>
+            </w:r>
+            <w:proofErr w:type="spellStart"/>
+            <w:proofErr w:type="gramStart"/>
+            <w:r>
+              <w:rPr>
+                <w:sz w:val="19"/>
+              </w:rPr>
+              <w:t>Circle</w:t>
+            </w:r>
+            <w:proofErr w:type="spellEnd"/>
+            <w:r>
+              <w:rPr>
+                <w:sz w:val="19"/>
+              </w:rPr>
+              <w:t>(</w:t>
+            </w:r>
+            <w:proofErr w:type="spellStart"/>
+            <w:proofErr w:type="gramEnd"/>
+            <w:r>
+              <w:rPr>
+                <w:sz w:val="19"/>
+              </w:rPr>
+              <w:t>double</w:t>
+            </w:r>
+            <w:proofErr w:type="spellEnd"/>
+            <w:r>
+              <w:rPr>
+                <w:sz w:val="19"/>
+              </w:rPr>
+              <w:t xml:space="preserve"> </w:t>
+            </w:r>
+            <w:proofErr w:type="spellStart"/>
+            <w:r>
+              <w:rPr>
+                <w:sz w:val="19"/>
+              </w:rPr>
+              <w:t>radius</w:t>
+            </w:r>
+            <w:proofErr w:type="spellEnd"/>
+            <w:r>
+              <w:rPr>
+                <w:sz w:val="19"/>
+              </w:rPr>
+              <w:t>)</w:t>
             </w:r>
           </w:p>
         </w:tc>
@@ -4033,7 +4265,29 @@
               <w:rPr>
                 <w:sz w:val="19"/>
               </w:rPr>
-              <w:t>+ CalculateArea()</w:t>
+              <w:t xml:space="preserve">+ </w:t>
+            </w:r>
+            <w:proofErr w:type="spellStart"/>
+            <w:proofErr w:type="gramStart"/>
+            <w:r>
+              <w:rPr>
+                <w:sz w:val="19"/>
+              </w:rPr>
+              <w:t>CalculateArea</w:t>
+            </w:r>
+            <w:proofErr w:type="spellEnd"/>
+            <w:r>
+              <w:rPr>
+                <w:sz w:val="19"/>
+              </w:rPr>
+              <w:t>(</w:t>
+            </w:r>
+            <w:proofErr w:type="gramEnd"/>
+            <w:r>
+              <w:rPr>
+                <w:sz w:val="19"/>
+              </w:rPr>
+              <w:t>)</w:t>
             </w:r>
           </w:p>
         </w:tc>
@@ -4052,12 +4306,14 @@
             <w:pPr>
               <w:spacing w:line="240" w:lineRule="auto"/>
             </w:pPr>
+            <w:proofErr w:type="spellStart"/>
             <w:r>
               <w:rPr>
                 <w:sz w:val="19"/>
               </w:rPr>
               <w:t>double</w:t>
             </w:r>
+            <w:proofErr w:type="spellEnd"/>
           </w:p>
         </w:tc>
         <w:tc>
@@ -4108,7 +4364,29 @@
               <w:rPr>
                 <w:sz w:val="19"/>
               </w:rPr>
-              <w:t>+ CalculatePerimeter()</w:t>
+              <w:t xml:space="preserve">+ </w:t>
+            </w:r>
+            <w:proofErr w:type="spellStart"/>
+            <w:proofErr w:type="gramStart"/>
+            <w:r>
+              <w:rPr>
+                <w:sz w:val="19"/>
+              </w:rPr>
+              <w:t>CalculatePerimeter</w:t>
+            </w:r>
+            <w:proofErr w:type="spellEnd"/>
+            <w:r>
+              <w:rPr>
+                <w:sz w:val="19"/>
+              </w:rPr>
+              <w:t>(</w:t>
+            </w:r>
+            <w:proofErr w:type="gramEnd"/>
+            <w:r>
+              <w:rPr>
+                <w:sz w:val="19"/>
+              </w:rPr>
+              <w:t>)</w:t>
             </w:r>
           </w:p>
         </w:tc>
@@ -4127,12 +4405,14 @@
             <w:pPr>
               <w:spacing w:line="240" w:lineRule="auto"/>
             </w:pPr>
+            <w:proofErr w:type="spellStart"/>
             <w:r>
               <w:rPr>
                 <w:sz w:val="19"/>
               </w:rPr>
               <w:t>double</w:t>
             </w:r>
+            <w:proofErr w:type="spellEnd"/>
           </w:p>
         </w:tc>
         <w:tc>
@@ -4183,7 +4463,29 @@
               <w:rPr>
                 <w:sz w:val="19"/>
               </w:rPr>
-              <w:t>+ ToString()</w:t>
+              <w:t xml:space="preserve">+ </w:t>
+            </w:r>
+            <w:proofErr w:type="spellStart"/>
+            <w:proofErr w:type="gramStart"/>
+            <w:r>
+              <w:rPr>
+                <w:sz w:val="19"/>
+              </w:rPr>
+              <w:t>ToString</w:t>
+            </w:r>
+            <w:proofErr w:type="spellEnd"/>
+            <w:r>
+              <w:rPr>
+                <w:sz w:val="19"/>
+              </w:rPr>
+              <w:t>(</w:t>
+            </w:r>
+            <w:proofErr w:type="gramEnd"/>
+            <w:r>
+              <w:rPr>
+                <w:sz w:val="19"/>
+              </w:rPr>
+              <w:t>)</w:t>
             </w:r>
           </w:p>
         </w:tc>
@@ -4202,12 +4504,14 @@
             <w:pPr>
               <w:spacing w:line="240" w:lineRule="auto"/>
             </w:pPr>
+            <w:proofErr w:type="spellStart"/>
             <w:r>
               <w:rPr>
                 <w:sz w:val="19"/>
               </w:rPr>
               <w:t>string</w:t>
             </w:r>
+            <w:proofErr w:type="spellEnd"/>
           </w:p>
         </w:tc>
         <w:tc>
@@ -4242,9 +4546,11 @@
       <w:r>
         <w:t xml:space="preserve">Таблица 3 – Описание класса </w:t>
       </w:r>
+      <w:proofErr w:type="spellStart"/>
       <w:r>
         <w:t>Rectangle</w:t>
       </w:r>
+      <w:proofErr w:type="spellEnd"/>
     </w:p>
     <w:tbl>
       <w:tblPr>
@@ -4368,7 +4674,35 @@
               <w:rPr>
                 <w:sz w:val="21"/>
               </w:rPr>
-              <w:t>Описание класса: Rectangle реализует IShape и представляет прямоугольник с положительными шириной и высотой.</w:t>
+              <w:t xml:space="preserve">Описание класса: </w:t>
+            </w:r>
+            <w:proofErr w:type="spellStart"/>
+            <w:r>
+              <w:rPr>
+                <w:sz w:val="21"/>
+              </w:rPr>
+              <w:t>Rectangle</w:t>
+            </w:r>
+            <w:proofErr w:type="spellEnd"/>
+            <w:r>
+              <w:rPr>
+                <w:sz w:val="21"/>
+              </w:rPr>
+              <w:t xml:space="preserve"> реализует </w:t>
+            </w:r>
+            <w:proofErr w:type="spellStart"/>
+            <w:r>
+              <w:rPr>
+                <w:sz w:val="21"/>
+              </w:rPr>
+              <w:t>IShape</w:t>
+            </w:r>
+            <w:proofErr w:type="spellEnd"/>
+            <w:r>
+              <w:rPr>
+                <w:sz w:val="21"/>
+              </w:rPr>
+              <w:t xml:space="preserve"> и представляет прямоугольник с положительными шириной и высотой.</w:t>
             </w:r>
           </w:p>
         </w:tc>
@@ -4429,8 +4763,16 @@
               <w:rPr>
                 <w:sz w:val="19"/>
               </w:rPr>
-              <w:t>− _width</w:t>
-            </w:r>
+              <w:t>− _</w:t>
+            </w:r>
+            <w:proofErr w:type="spellStart"/>
+            <w:r>
+              <w:rPr>
+                <w:sz w:val="19"/>
+              </w:rPr>
+              <w:t>width</w:t>
+            </w:r>
+            <w:proofErr w:type="spellEnd"/>
           </w:p>
         </w:tc>
         <w:tc>
@@ -4448,12 +4790,14 @@
             <w:pPr>
               <w:spacing w:line="240" w:lineRule="auto"/>
             </w:pPr>
+            <w:proofErr w:type="spellStart"/>
             <w:r>
               <w:rPr>
                 <w:sz w:val="19"/>
               </w:rPr>
               <w:t>double</w:t>
             </w:r>
+            <w:proofErr w:type="spellEnd"/>
           </w:p>
         </w:tc>
         <w:tc>
@@ -4504,8 +4848,16 @@
               <w:rPr>
                 <w:sz w:val="19"/>
               </w:rPr>
-              <w:t>− _height</w:t>
-            </w:r>
+              <w:t>− _</w:t>
+            </w:r>
+            <w:proofErr w:type="spellStart"/>
+            <w:r>
+              <w:rPr>
+                <w:sz w:val="19"/>
+              </w:rPr>
+              <w:t>height</w:t>
+            </w:r>
+            <w:proofErr w:type="spellEnd"/>
           </w:p>
         </w:tc>
         <w:tc>
@@ -4523,12 +4875,14 @@
             <w:pPr>
               <w:spacing w:line="240" w:lineRule="auto"/>
             </w:pPr>
+            <w:proofErr w:type="spellStart"/>
             <w:r>
               <w:rPr>
                 <w:sz w:val="19"/>
               </w:rPr>
               <w:t>double</w:t>
             </w:r>
+            <w:proofErr w:type="spellEnd"/>
           </w:p>
         </w:tc>
         <w:tc>
@@ -4611,8 +4965,16 @@
               <w:rPr>
                 <w:sz w:val="19"/>
               </w:rPr>
-              <w:t>+ Width</w:t>
-            </w:r>
+              <w:t xml:space="preserve">+ </w:t>
+            </w:r>
+            <w:proofErr w:type="spellStart"/>
+            <w:r>
+              <w:rPr>
+                <w:sz w:val="19"/>
+              </w:rPr>
+              <w:t>Width</w:t>
+            </w:r>
+            <w:proofErr w:type="spellEnd"/>
           </w:p>
         </w:tc>
         <w:tc>
@@ -4630,12 +4992,14 @@
             <w:pPr>
               <w:spacing w:line="240" w:lineRule="auto"/>
             </w:pPr>
+            <w:proofErr w:type="spellStart"/>
             <w:r>
               <w:rPr>
                 <w:sz w:val="19"/>
               </w:rPr>
               <w:t>double</w:t>
             </w:r>
+            <w:proofErr w:type="spellEnd"/>
           </w:p>
         </w:tc>
         <w:tc>
@@ -4686,8 +5050,16 @@
               <w:rPr>
                 <w:sz w:val="19"/>
               </w:rPr>
-              <w:t>+ Height</w:t>
-            </w:r>
+              <w:t xml:space="preserve">+ </w:t>
+            </w:r>
+            <w:proofErr w:type="spellStart"/>
+            <w:r>
+              <w:rPr>
+                <w:sz w:val="19"/>
+              </w:rPr>
+              <w:t>Height</w:t>
+            </w:r>
+            <w:proofErr w:type="spellEnd"/>
           </w:p>
         </w:tc>
         <w:tc>
@@ -4705,12 +5077,14 @@
             <w:pPr>
               <w:spacing w:line="240" w:lineRule="auto"/>
             </w:pPr>
+            <w:proofErr w:type="spellStart"/>
             <w:r>
               <w:rPr>
                 <w:sz w:val="19"/>
               </w:rPr>
               <w:t>double</w:t>
             </w:r>
+            <w:proofErr w:type="spellEnd"/>
           </w:p>
         </w:tc>
         <w:tc>
@@ -4781,12 +5155,14 @@
             <w:pPr>
               <w:spacing w:line="240" w:lineRule="auto"/>
             </w:pPr>
+            <w:proofErr w:type="spellStart"/>
             <w:r>
               <w:rPr>
                 <w:sz w:val="19"/>
               </w:rPr>
               <w:t>string</w:t>
             </w:r>
+            <w:proofErr w:type="spellEnd"/>
           </w:p>
         </w:tc>
         <w:tc>
@@ -4873,7 +5249,23 @@
                 <w:sz w:val="19"/>
                 <w:lang w:val="en-US"/>
               </w:rPr>
-              <w:t>+ Rectangle(double width, double height)</w:t>
+              <w:t xml:space="preserve">+ </w:t>
+            </w:r>
+            <w:proofErr w:type="gramStart"/>
+            <w:r>
+              <w:rPr>
+                <w:sz w:val="19"/>
+                <w:lang w:val="en-US"/>
+              </w:rPr>
+              <w:t>Rectangle(</w:t>
+            </w:r>
+            <w:proofErr w:type="gramEnd"/>
+            <w:r>
+              <w:rPr>
+                <w:sz w:val="19"/>
+                <w:lang w:val="en-US"/>
+              </w:rPr>
+              <w:t>double width, double height)</w:t>
             </w:r>
           </w:p>
         </w:tc>
@@ -4948,7 +5340,29 @@
               <w:rPr>
                 <w:sz w:val="19"/>
               </w:rPr>
-              <w:t>+ CalculateArea()</w:t>
+              <w:t xml:space="preserve">+ </w:t>
+            </w:r>
+            <w:proofErr w:type="spellStart"/>
+            <w:proofErr w:type="gramStart"/>
+            <w:r>
+              <w:rPr>
+                <w:sz w:val="19"/>
+              </w:rPr>
+              <w:t>CalculateArea</w:t>
+            </w:r>
+            <w:proofErr w:type="spellEnd"/>
+            <w:r>
+              <w:rPr>
+                <w:sz w:val="19"/>
+              </w:rPr>
+              <w:t>(</w:t>
+            </w:r>
+            <w:proofErr w:type="gramEnd"/>
+            <w:r>
+              <w:rPr>
+                <w:sz w:val="19"/>
+              </w:rPr>
+              <w:t>)</w:t>
             </w:r>
           </w:p>
         </w:tc>
@@ -4967,12 +5381,14 @@
             <w:pPr>
               <w:spacing w:line="240" w:lineRule="auto"/>
             </w:pPr>
+            <w:proofErr w:type="spellStart"/>
             <w:r>
               <w:rPr>
                 <w:sz w:val="19"/>
               </w:rPr>
               <w:t>double</w:t>
             </w:r>
+            <w:proofErr w:type="spellEnd"/>
           </w:p>
         </w:tc>
         <w:tc>
@@ -4994,7 +5410,35 @@
               <w:rPr>
                 <w:sz w:val="19"/>
               </w:rPr>
-              <w:t>Вычисляет площадь по формуле width × height.</w:t>
+              <w:t xml:space="preserve">Вычисляет площадь по формуле </w:t>
+            </w:r>
+            <w:proofErr w:type="spellStart"/>
+            <w:r>
+              <w:rPr>
+                <w:sz w:val="19"/>
+              </w:rPr>
+              <w:t>width</w:t>
+            </w:r>
+            <w:proofErr w:type="spellEnd"/>
+            <w:r>
+              <w:rPr>
+                <w:sz w:val="19"/>
+              </w:rPr>
+              <w:t xml:space="preserve"> × </w:t>
+            </w:r>
+            <w:proofErr w:type="spellStart"/>
+            <w:r>
+              <w:rPr>
+                <w:sz w:val="19"/>
+              </w:rPr>
+              <w:t>height</w:t>
+            </w:r>
+            <w:proofErr w:type="spellEnd"/>
+            <w:r>
+              <w:rPr>
+                <w:sz w:val="19"/>
+              </w:rPr>
+              <w:t>.</w:t>
             </w:r>
           </w:p>
         </w:tc>
@@ -5023,7 +5467,29 @@
               <w:rPr>
                 <w:sz w:val="19"/>
               </w:rPr>
-              <w:t>+ CalculatePerimeter()</w:t>
+              <w:t xml:space="preserve">+ </w:t>
+            </w:r>
+            <w:proofErr w:type="spellStart"/>
+            <w:proofErr w:type="gramStart"/>
+            <w:r>
+              <w:rPr>
+                <w:sz w:val="19"/>
+              </w:rPr>
+              <w:t>CalculatePerimeter</w:t>
+            </w:r>
+            <w:proofErr w:type="spellEnd"/>
+            <w:r>
+              <w:rPr>
+                <w:sz w:val="19"/>
+              </w:rPr>
+              <w:t>(</w:t>
+            </w:r>
+            <w:proofErr w:type="gramEnd"/>
+            <w:r>
+              <w:rPr>
+                <w:sz w:val="19"/>
+              </w:rPr>
+              <w:t>)</w:t>
             </w:r>
           </w:p>
         </w:tc>
@@ -5042,12 +5508,14 @@
             <w:pPr>
               <w:spacing w:line="240" w:lineRule="auto"/>
             </w:pPr>
+            <w:proofErr w:type="spellStart"/>
             <w:r>
               <w:rPr>
                 <w:sz w:val="19"/>
               </w:rPr>
               <w:t>double</w:t>
             </w:r>
+            <w:proofErr w:type="spellEnd"/>
           </w:p>
         </w:tc>
         <w:tc>
@@ -5069,7 +5537,35 @@
               <w:rPr>
                 <w:sz w:val="19"/>
               </w:rPr>
-              <w:t>Вычисляет периметр по формуле 2 × (width + height).</w:t>
+              <w:t>Вычисляет периметр по формуле 2 × (</w:t>
+            </w:r>
+            <w:proofErr w:type="spellStart"/>
+            <w:r>
+              <w:rPr>
+                <w:sz w:val="19"/>
+              </w:rPr>
+              <w:t>width</w:t>
+            </w:r>
+            <w:proofErr w:type="spellEnd"/>
+            <w:r>
+              <w:rPr>
+                <w:sz w:val="19"/>
+              </w:rPr>
+              <w:t xml:space="preserve"> + </w:t>
+            </w:r>
+            <w:proofErr w:type="spellStart"/>
+            <w:r>
+              <w:rPr>
+                <w:sz w:val="19"/>
+              </w:rPr>
+              <w:t>height</w:t>
+            </w:r>
+            <w:proofErr w:type="spellEnd"/>
+            <w:r>
+              <w:rPr>
+                <w:sz w:val="19"/>
+              </w:rPr>
+              <w:t>).</w:t>
             </w:r>
           </w:p>
         </w:tc>
@@ -5098,7 +5594,29 @@
               <w:rPr>
                 <w:sz w:val="19"/>
               </w:rPr>
-              <w:t>+ ToString()</w:t>
+              <w:t xml:space="preserve">+ </w:t>
+            </w:r>
+            <w:proofErr w:type="spellStart"/>
+            <w:proofErr w:type="gramStart"/>
+            <w:r>
+              <w:rPr>
+                <w:sz w:val="19"/>
+              </w:rPr>
+              <w:t>ToString</w:t>
+            </w:r>
+            <w:proofErr w:type="spellEnd"/>
+            <w:r>
+              <w:rPr>
+                <w:sz w:val="19"/>
+              </w:rPr>
+              <w:t>(</w:t>
+            </w:r>
+            <w:proofErr w:type="gramEnd"/>
+            <w:r>
+              <w:rPr>
+                <w:sz w:val="19"/>
+              </w:rPr>
+              <w:t>)</w:t>
             </w:r>
           </w:p>
         </w:tc>
@@ -5117,12 +5635,14 @@
             <w:pPr>
               <w:spacing w:line="240" w:lineRule="auto"/>
             </w:pPr>
+            <w:proofErr w:type="spellStart"/>
             <w:r>
               <w:rPr>
                 <w:sz w:val="19"/>
               </w:rPr>
               <w:t>string</w:t>
             </w:r>
+            <w:proofErr w:type="spellEnd"/>
           </w:p>
         </w:tc>
         <w:tc>
@@ -5157,9 +5677,11 @@
       <w:r>
         <w:t xml:space="preserve">Таблица 4 – Описание класса </w:t>
       </w:r>
+      <w:proofErr w:type="spellStart"/>
       <w:r>
         <w:t>Triangle</w:t>
       </w:r>
+      <w:proofErr w:type="spellEnd"/>
     </w:p>
     <w:tbl>
       <w:tblPr>
@@ -5283,7 +5805,35 @@
               <w:rPr>
                 <w:sz w:val="21"/>
               </w:rPr>
-              <w:t>Описание класса: Triangle реализует IShape, представляет треугольник и проверяет условие существования по неравенству треугольника.</w:t>
+              <w:t xml:space="preserve">Описание класса: </w:t>
+            </w:r>
+            <w:proofErr w:type="spellStart"/>
+            <w:r>
+              <w:rPr>
+                <w:sz w:val="21"/>
+              </w:rPr>
+              <w:t>Triangle</w:t>
+            </w:r>
+            <w:proofErr w:type="spellEnd"/>
+            <w:r>
+              <w:rPr>
+                <w:sz w:val="21"/>
+              </w:rPr>
+              <w:t xml:space="preserve"> реализует </w:t>
+            </w:r>
+            <w:proofErr w:type="spellStart"/>
+            <w:r>
+              <w:rPr>
+                <w:sz w:val="21"/>
+              </w:rPr>
+              <w:t>IShape</w:t>
+            </w:r>
+            <w:proofErr w:type="spellEnd"/>
+            <w:r>
+              <w:rPr>
+                <w:sz w:val="21"/>
+              </w:rPr>
+              <w:t>, представляет треугольник и проверяет условие существования по неравенству треугольника.</w:t>
             </w:r>
           </w:p>
         </w:tc>
@@ -5344,8 +5894,16 @@
               <w:rPr>
                 <w:sz w:val="19"/>
               </w:rPr>
-              <w:t>− _sideA</w:t>
-            </w:r>
+              <w:t>− _</w:t>
+            </w:r>
+            <w:proofErr w:type="spellStart"/>
+            <w:r>
+              <w:rPr>
+                <w:sz w:val="19"/>
+              </w:rPr>
+              <w:t>sideA</w:t>
+            </w:r>
+            <w:proofErr w:type="spellEnd"/>
           </w:p>
         </w:tc>
         <w:tc>
@@ -5363,12 +5921,14 @@
             <w:pPr>
               <w:spacing w:line="240" w:lineRule="auto"/>
             </w:pPr>
+            <w:proofErr w:type="spellStart"/>
             <w:r>
               <w:rPr>
                 <w:sz w:val="19"/>
               </w:rPr>
               <w:t>double</w:t>
             </w:r>
+            <w:proofErr w:type="spellEnd"/>
           </w:p>
         </w:tc>
         <w:tc>
@@ -5419,8 +5979,16 @@
               <w:rPr>
                 <w:sz w:val="19"/>
               </w:rPr>
-              <w:t>− _sideB</w:t>
-            </w:r>
+              <w:t>− _</w:t>
+            </w:r>
+            <w:proofErr w:type="spellStart"/>
+            <w:r>
+              <w:rPr>
+                <w:sz w:val="19"/>
+              </w:rPr>
+              <w:t>sideB</w:t>
+            </w:r>
+            <w:proofErr w:type="spellEnd"/>
           </w:p>
         </w:tc>
         <w:tc>
@@ -5438,12 +6006,14 @@
             <w:pPr>
               <w:spacing w:line="240" w:lineRule="auto"/>
             </w:pPr>
+            <w:proofErr w:type="spellStart"/>
             <w:r>
               <w:rPr>
                 <w:sz w:val="19"/>
               </w:rPr>
               <w:t>double</w:t>
             </w:r>
+            <w:proofErr w:type="spellEnd"/>
           </w:p>
         </w:tc>
         <w:tc>
@@ -5494,8 +6064,16 @@
               <w:rPr>
                 <w:sz w:val="19"/>
               </w:rPr>
-              <w:t>− _sideC</w:t>
-            </w:r>
+              <w:t>− _</w:t>
+            </w:r>
+            <w:proofErr w:type="spellStart"/>
+            <w:r>
+              <w:rPr>
+                <w:sz w:val="19"/>
+              </w:rPr>
+              <w:t>sideC</w:t>
+            </w:r>
+            <w:proofErr w:type="spellEnd"/>
           </w:p>
         </w:tc>
         <w:tc>
@@ -5513,12 +6091,14 @@
             <w:pPr>
               <w:spacing w:line="240" w:lineRule="auto"/>
             </w:pPr>
+            <w:proofErr w:type="spellStart"/>
             <w:r>
               <w:rPr>
                 <w:sz w:val="19"/>
               </w:rPr>
               <w:t>double</w:t>
             </w:r>
+            <w:proofErr w:type="spellEnd"/>
           </w:p>
         </w:tc>
         <w:tc>
@@ -5601,8 +6181,16 @@
               <w:rPr>
                 <w:sz w:val="19"/>
               </w:rPr>
-              <w:t>+ SideA</w:t>
-            </w:r>
+              <w:t xml:space="preserve">+ </w:t>
+            </w:r>
+            <w:proofErr w:type="spellStart"/>
+            <w:r>
+              <w:rPr>
+                <w:sz w:val="19"/>
+              </w:rPr>
+              <w:t>SideA</w:t>
+            </w:r>
+            <w:proofErr w:type="spellEnd"/>
           </w:p>
         </w:tc>
         <w:tc>
@@ -5620,12 +6208,14 @@
             <w:pPr>
               <w:spacing w:line="240" w:lineRule="auto"/>
             </w:pPr>
+            <w:proofErr w:type="spellStart"/>
             <w:r>
               <w:rPr>
                 <w:sz w:val="19"/>
               </w:rPr>
               <w:t>double</w:t>
             </w:r>
+            <w:proofErr w:type="spellEnd"/>
           </w:p>
         </w:tc>
         <w:tc>
@@ -5676,8 +6266,16 @@
               <w:rPr>
                 <w:sz w:val="19"/>
               </w:rPr>
-              <w:t>+ SideB</w:t>
-            </w:r>
+              <w:t xml:space="preserve">+ </w:t>
+            </w:r>
+            <w:proofErr w:type="spellStart"/>
+            <w:r>
+              <w:rPr>
+                <w:sz w:val="19"/>
+              </w:rPr>
+              <w:t>SideB</w:t>
+            </w:r>
+            <w:proofErr w:type="spellEnd"/>
           </w:p>
         </w:tc>
         <w:tc>
@@ -5695,12 +6293,14 @@
             <w:pPr>
               <w:spacing w:line="240" w:lineRule="auto"/>
             </w:pPr>
+            <w:proofErr w:type="spellStart"/>
             <w:r>
               <w:rPr>
                 <w:sz w:val="19"/>
               </w:rPr>
               <w:t>double</w:t>
             </w:r>
+            <w:proofErr w:type="spellEnd"/>
           </w:p>
         </w:tc>
         <w:tc>
@@ -5751,8 +6351,16 @@
               <w:rPr>
                 <w:sz w:val="19"/>
               </w:rPr>
-              <w:t>+ SideC</w:t>
-            </w:r>
+              <w:t xml:space="preserve">+ </w:t>
+            </w:r>
+            <w:proofErr w:type="spellStart"/>
+            <w:r>
+              <w:rPr>
+                <w:sz w:val="19"/>
+              </w:rPr>
+              <w:t>SideC</w:t>
+            </w:r>
+            <w:proofErr w:type="spellEnd"/>
           </w:p>
         </w:tc>
         <w:tc>
@@ -5770,12 +6378,14 @@
             <w:pPr>
               <w:spacing w:line="240" w:lineRule="auto"/>
             </w:pPr>
+            <w:proofErr w:type="spellStart"/>
             <w:r>
               <w:rPr>
                 <w:sz w:val="19"/>
               </w:rPr>
               <w:t>double</w:t>
             </w:r>
+            <w:proofErr w:type="spellEnd"/>
           </w:p>
         </w:tc>
         <w:tc>
@@ -5845,12 +6455,14 @@
             <w:pPr>
               <w:spacing w:line="240" w:lineRule="auto"/>
             </w:pPr>
+            <w:proofErr w:type="spellStart"/>
             <w:r>
               <w:rPr>
                 <w:sz w:val="19"/>
               </w:rPr>
               <w:t>string</w:t>
             </w:r>
+            <w:proofErr w:type="spellEnd"/>
           </w:p>
         </w:tc>
         <w:tc>
@@ -5937,7 +6549,71 @@
                 <w:sz w:val="19"/>
                 <w:lang w:val="en-US"/>
               </w:rPr>
-              <w:t>+ Triangle(double sideA, double sideB, double sideC)</w:t>
+              <w:t xml:space="preserve">+ </w:t>
+            </w:r>
+            <w:proofErr w:type="gramStart"/>
+            <w:r>
+              <w:rPr>
+                <w:sz w:val="19"/>
+                <w:lang w:val="en-US"/>
+              </w:rPr>
+              <w:t>Triangle(</w:t>
+            </w:r>
+            <w:proofErr w:type="gramEnd"/>
+            <w:r>
+              <w:rPr>
+                <w:sz w:val="19"/>
+                <w:lang w:val="en-US"/>
+              </w:rPr>
+              <w:t xml:space="preserve">double </w:t>
+            </w:r>
+            <w:proofErr w:type="spellStart"/>
+            <w:r>
+              <w:rPr>
+                <w:sz w:val="19"/>
+                <w:lang w:val="en-US"/>
+              </w:rPr>
+              <w:t>sideA</w:t>
+            </w:r>
+            <w:proofErr w:type="spellEnd"/>
+            <w:r>
+              <w:rPr>
+                <w:sz w:val="19"/>
+                <w:lang w:val="en-US"/>
+              </w:rPr>
+              <w:t xml:space="preserve">, double </w:t>
+            </w:r>
+            <w:proofErr w:type="spellStart"/>
+            <w:r>
+              <w:rPr>
+                <w:sz w:val="19"/>
+                <w:lang w:val="en-US"/>
+              </w:rPr>
+              <w:t>sideB</w:t>
+            </w:r>
+            <w:proofErr w:type="spellEnd"/>
+            <w:r>
+              <w:rPr>
+                <w:sz w:val="19"/>
+                <w:lang w:val="en-US"/>
+              </w:rPr>
+              <w:t xml:space="preserve">, double </w:t>
+            </w:r>
+            <w:proofErr w:type="spellStart"/>
+            <w:r>
+              <w:rPr>
+                <w:sz w:val="19"/>
+                <w:lang w:val="en-US"/>
+              </w:rPr>
+              <w:t>sideC</w:t>
+            </w:r>
+            <w:proofErr w:type="spellEnd"/>
+            <w:r>
+              <w:rPr>
+                <w:sz w:val="19"/>
+                <w:lang w:val="en-US"/>
+              </w:rPr>
+              <w:t>)</w:t>
             </w:r>
           </w:p>
         </w:tc>
@@ -6012,7 +6688,29 @@
               <w:rPr>
                 <w:sz w:val="19"/>
               </w:rPr>
-              <w:t>− ValidateTriangle()</w:t>
+              <w:t xml:space="preserve">− </w:t>
+            </w:r>
+            <w:proofErr w:type="spellStart"/>
+            <w:proofErr w:type="gramStart"/>
+            <w:r>
+              <w:rPr>
+                <w:sz w:val="19"/>
+              </w:rPr>
+              <w:t>ValidateTriangle</w:t>
+            </w:r>
+            <w:proofErr w:type="spellEnd"/>
+            <w:r>
+              <w:rPr>
+                <w:sz w:val="19"/>
+              </w:rPr>
+              <w:t>(</w:t>
+            </w:r>
+            <w:proofErr w:type="gramEnd"/>
+            <w:r>
+              <w:rPr>
+                <w:sz w:val="19"/>
+              </w:rPr>
+              <w:t>)</w:t>
             </w:r>
           </w:p>
         </w:tc>
@@ -6031,12 +6729,14 @@
             <w:pPr>
               <w:spacing w:line="240" w:lineRule="auto"/>
             </w:pPr>
+            <w:proofErr w:type="spellStart"/>
             <w:r>
               <w:rPr>
                 <w:sz w:val="19"/>
               </w:rPr>
               <w:t>void</w:t>
             </w:r>
+            <w:proofErr w:type="spellEnd"/>
           </w:p>
         </w:tc>
         <w:tc>
@@ -6087,7 +6787,29 @@
               <w:rPr>
                 <w:sz w:val="19"/>
               </w:rPr>
-              <w:t>+ CalculateArea()</w:t>
+              <w:t xml:space="preserve">+ </w:t>
+            </w:r>
+            <w:proofErr w:type="spellStart"/>
+            <w:proofErr w:type="gramStart"/>
+            <w:r>
+              <w:rPr>
+                <w:sz w:val="19"/>
+              </w:rPr>
+              <w:t>CalculateArea</w:t>
+            </w:r>
+            <w:proofErr w:type="spellEnd"/>
+            <w:r>
+              <w:rPr>
+                <w:sz w:val="19"/>
+              </w:rPr>
+              <w:t>(</w:t>
+            </w:r>
+            <w:proofErr w:type="gramEnd"/>
+            <w:r>
+              <w:rPr>
+                <w:sz w:val="19"/>
+              </w:rPr>
+              <w:t>)</w:t>
             </w:r>
           </w:p>
         </w:tc>
@@ -6106,12 +6828,14 @@
             <w:pPr>
               <w:spacing w:line="240" w:lineRule="auto"/>
             </w:pPr>
+            <w:proofErr w:type="spellStart"/>
             <w:r>
               <w:rPr>
                 <w:sz w:val="19"/>
               </w:rPr>
               <w:t>double</w:t>
             </w:r>
+            <w:proofErr w:type="spellEnd"/>
           </w:p>
         </w:tc>
         <w:tc>
@@ -6162,7 +6886,29 @@
               <w:rPr>
                 <w:sz w:val="19"/>
               </w:rPr>
-              <w:t>+ CalculatePerimeter()</w:t>
+              <w:t xml:space="preserve">+ </w:t>
+            </w:r>
+            <w:proofErr w:type="spellStart"/>
+            <w:proofErr w:type="gramStart"/>
+            <w:r>
+              <w:rPr>
+                <w:sz w:val="19"/>
+              </w:rPr>
+              <w:t>CalculatePerimeter</w:t>
+            </w:r>
+            <w:proofErr w:type="spellEnd"/>
+            <w:r>
+              <w:rPr>
+                <w:sz w:val="19"/>
+              </w:rPr>
+              <w:t>(</w:t>
+            </w:r>
+            <w:proofErr w:type="gramEnd"/>
+            <w:r>
+              <w:rPr>
+                <w:sz w:val="19"/>
+              </w:rPr>
+              <w:t>)</w:t>
             </w:r>
           </w:p>
         </w:tc>
@@ -6181,12 +6927,14 @@
             <w:pPr>
               <w:spacing w:line="240" w:lineRule="auto"/>
             </w:pPr>
+            <w:proofErr w:type="spellStart"/>
             <w:r>
               <w:rPr>
                 <w:sz w:val="19"/>
               </w:rPr>
               <w:t>double</w:t>
             </w:r>
+            <w:proofErr w:type="spellEnd"/>
           </w:p>
         </w:tc>
         <w:tc>
@@ -6237,7 +6985,29 @@
               <w:rPr>
                 <w:sz w:val="19"/>
               </w:rPr>
-              <w:t>+ ToString()</w:t>
+              <w:t xml:space="preserve">+ </w:t>
+            </w:r>
+            <w:proofErr w:type="spellStart"/>
+            <w:proofErr w:type="gramStart"/>
+            <w:r>
+              <w:rPr>
+                <w:sz w:val="19"/>
+              </w:rPr>
+              <w:t>ToString</w:t>
+            </w:r>
+            <w:proofErr w:type="spellEnd"/>
+            <w:r>
+              <w:rPr>
+                <w:sz w:val="19"/>
+              </w:rPr>
+              <w:t>(</w:t>
+            </w:r>
+            <w:proofErr w:type="gramEnd"/>
+            <w:r>
+              <w:rPr>
+                <w:sz w:val="19"/>
+              </w:rPr>
+              <w:t>)</w:t>
             </w:r>
           </w:p>
         </w:tc>
@@ -6256,12 +7026,14 @@
             <w:pPr>
               <w:spacing w:line="240" w:lineRule="auto"/>
             </w:pPr>
+            <w:proofErr w:type="spellStart"/>
             <w:r>
               <w:rPr>
                 <w:sz w:val="19"/>
               </w:rPr>
               <w:t>string</w:t>
             </w:r>
+            <w:proofErr w:type="spellEnd"/>
           </w:p>
         </w:tc>
         <w:tc>
@@ -6316,7 +7088,48 @@
                 <w:sz w:val="19"/>
                 <w:lang w:val="en-US"/>
               </w:rPr>
-              <w:t>− FormatToString(string name, string parameterName, params double[] values)</w:t>
+              <w:t xml:space="preserve">− </w:t>
+            </w:r>
+            <w:proofErr w:type="spellStart"/>
+            <w:proofErr w:type="gramStart"/>
+            <w:r>
+              <w:rPr>
+                <w:sz w:val="19"/>
+                <w:lang w:val="en-US"/>
+              </w:rPr>
+              <w:t>FormatToString</w:t>
+            </w:r>
+            <w:proofErr w:type="spellEnd"/>
+            <w:r>
+              <w:rPr>
+                <w:sz w:val="19"/>
+                <w:lang w:val="en-US"/>
+              </w:rPr>
+              <w:t>(</w:t>
+            </w:r>
+            <w:proofErr w:type="gramEnd"/>
+            <w:r>
+              <w:rPr>
+                <w:sz w:val="19"/>
+                <w:lang w:val="en-US"/>
+              </w:rPr>
+              <w:t xml:space="preserve">string name, string </w:t>
+            </w:r>
+            <w:proofErr w:type="spellStart"/>
+            <w:r>
+              <w:rPr>
+                <w:sz w:val="19"/>
+                <w:lang w:val="en-US"/>
+              </w:rPr>
+              <w:t>parameterName</w:t>
+            </w:r>
+            <w:proofErr w:type="spellEnd"/>
+            <w:r>
+              <w:rPr>
+                <w:sz w:val="19"/>
+                <w:lang w:val="en-US"/>
+              </w:rPr>
+              <w:t>, params double[] values)</w:t>
             </w:r>
           </w:p>
         </w:tc>
@@ -6335,12 +7148,14 @@
             <w:pPr>
               <w:spacing w:line="240" w:lineRule="auto"/>
             </w:pPr>
+            <w:proofErr w:type="spellStart"/>
             <w:r>
               <w:rPr>
                 <w:sz w:val="19"/>
               </w:rPr>
               <w:t>string</w:t>
             </w:r>
+            <w:proofErr w:type="spellEnd"/>
           </w:p>
         </w:tc>
         <w:tc>
@@ -6362,7 +7177,21 @@
               <w:rPr>
                 <w:sz w:val="19"/>
               </w:rPr>
-              <w:t>Форматирует значения параметров с точностью Constants.FormatPrecision.</w:t>
+              <w:t xml:space="preserve">Форматирует значения параметров с точностью </w:t>
+            </w:r>
+            <w:proofErr w:type="spellStart"/>
+            <w:r>
+              <w:rPr>
+                <w:sz w:val="19"/>
+              </w:rPr>
+              <w:t>Constants.FormatPrecision</w:t>
+            </w:r>
+            <w:proofErr w:type="spellEnd"/>
+            <w:r>
+              <w:rPr>
+                <w:sz w:val="19"/>
+              </w:rPr>
+              <w:t>.</w:t>
             </w:r>
           </w:p>
         </w:tc>
@@ -6456,6 +7285,9 @@
         <w:jc w:val="center"/>
       </w:pPr>
       <w:r>
+        <w:rPr>
+          <w:noProof/>
+        </w:rPr>
         <w:drawing>
           <wp:inline distT="0" distB="0" distL="0" distR="0" wp14:anchorId="79B35C73" wp14:editId="5A6D90FC">
             <wp:extent cx="5940425" cy="2392680"/>
@@ -6544,7 +7376,20 @@
         <w:ind w:firstLine="709"/>
       </w:pPr>
       <w:r>
-        <w:t>Порядок выполнения: Нажать «Сохранить», выбрать путь и имя файла с расширением *.shapes.</w:t>
+        <w:t xml:space="preserve">Порядок выполнения: Нажать «Сохранить», выбрать путь и имя файла с расширением </w:t>
+      </w:r>
+      <w:proofErr w:type="gramStart"/>
+      <w:r>
+        <w:t>*.</w:t>
+      </w:r>
+      <w:proofErr w:type="spellStart"/>
+      <w:r>
+        <w:t>shapes</w:t>
+      </w:r>
+      <w:proofErr w:type="spellEnd"/>
+      <w:proofErr w:type="gramEnd"/>
+      <w:r>
+        <w:t>.</w:t>
       </w:r>
     </w:p>
     <w:p>
@@ -6552,7 +7397,15 @@
         <w:ind w:firstLine="709"/>
       </w:pPr>
       <w:r>
-        <w:t>Ожидаемый результат: Список фигур сериализуется в указанный файл.</w:t>
+        <w:t xml:space="preserve">Ожидаемый результат: Список фигур </w:t>
+      </w:r>
+      <w:proofErr w:type="spellStart"/>
+      <w:r>
+        <w:t>сериализуется</w:t>
+      </w:r>
+      <w:proofErr w:type="spellEnd"/>
+      <w:r>
+        <w:t xml:space="preserve"> в указанный файл.</w:t>
       </w:r>
     </w:p>
     <w:p>
@@ -6660,7 +7513,15 @@
         <w:ind w:firstLine="709"/>
       </w:pPr>
       <w:r>
-        <w:t>Порядок выполнения: Нажать «Загрузить» и выбрать ранее сохранённый файл.</w:t>
+        <w:t>Порядок выполнения</w:t>
+      </w:r>
+      <w:proofErr w:type="gramStart"/>
+      <w:r>
+        <w:t>: Нажать</w:t>
+      </w:r>
+      <w:proofErr w:type="gramEnd"/>
+      <w:r>
+        <w:t xml:space="preserve"> «Загрузить» и выбрать ранее сохранённый файл.</w:t>
       </w:r>
     </w:p>
     <w:p>
@@ -6766,7 +7627,15 @@
         <w:ind w:firstLine="709"/>
       </w:pPr>
       <w:r>
-        <w:t>Порядок выполнения: Открыть форму добавления, выбрать тип фигуры, ввести корректные параметры и нажать кнопку «Добавить».</w:t>
+        <w:t>Порядок выполнения</w:t>
+      </w:r>
+      <w:proofErr w:type="gramStart"/>
+      <w:r>
+        <w:t>: Открыть</w:t>
+      </w:r>
+      <w:proofErr w:type="gramEnd"/>
+      <w:r>
+        <w:t xml:space="preserve"> форму добавления, выбрать тип фигуры, ввести корректные параметры и нажать кнопку «Добавить».</w:t>
       </w:r>
     </w:p>
     <w:p>
@@ -6874,7 +7743,15 @@
         <w:ind w:firstLine="709"/>
       </w:pPr>
       <w:r>
-        <w:t>Порядок выполнения: Ввести нулевой или отрицательный радиус/сторону либо стороны несуществующего треугольника.</w:t>
+        <w:t>Порядок выполнения</w:t>
+      </w:r>
+      <w:proofErr w:type="gramStart"/>
+      <w:r>
+        <w:t>: Ввести</w:t>
+      </w:r>
+      <w:proofErr w:type="gramEnd"/>
+      <w:r>
+        <w:t xml:space="preserve"> нулевой или отрицательный радиус/сторону либо стороны несуществующего треугольника.</w:t>
       </w:r>
     </w:p>
     <w:p>
@@ -6983,7 +7860,15 @@
         <w:ind w:firstLine="709"/>
       </w:pPr>
       <w:r>
-        <w:t>Порядок выполнения: Открыть форму поиска и ввести тип, часть описания или числовой параметр.</w:t>
+        <w:t>Порядок выполнения</w:t>
+      </w:r>
+      <w:proofErr w:type="gramStart"/>
+      <w:r>
+        <w:t>: Открыть</w:t>
+      </w:r>
+      <w:proofErr w:type="gramEnd"/>
+      <w:r>
+        <w:t xml:space="preserve"> форму поиска и ввести тип, часть описания или числовой параметр.</w:t>
       </w:r>
     </w:p>
     <w:p>
@@ -7005,9 +7890,9 @@
           <w:lang w:eastAsia="ru-RU"/>
         </w:rPr>
         <w:drawing>
-          <wp:inline distT="0" distB="0" distL="0" distR="0" wp14:anchorId="69067C6D" wp14:editId="45A0D23A">
-            <wp:extent cx="5940425" cy="3630930"/>
-            <wp:effectExtent l="0" t="0" r="3175" b="7620"/>
+          <wp:inline distT="0" distB="0" distL="0" distR="0" wp14:anchorId="69067C6D" wp14:editId="6925725C">
+            <wp:extent cx="5448300" cy="3330131"/>
+            <wp:effectExtent l="0" t="0" r="0" b="3810"/>
             <wp:docPr id="8" name="Рисунок 8"/>
             <wp:cNvGraphicFramePr>
               <a:graphicFrameLocks xmlns:a="http://schemas.openxmlformats.org/drawingml/2006/main" noChangeAspect="1"/>
@@ -7028,7 +7913,7 @@
                   <pic:spPr>
                     <a:xfrm>
                       <a:off x="0" y="0"/>
-                      <a:ext cx="5940425" cy="3630930"/>
+                      <a:ext cx="5450520" cy="3331488"/>
                     </a:xfrm>
                     <a:prstGeom prst="rect">
                       <a:avLst/>
@@ -7047,7 +7932,6 @@
         <w:jc w:val="center"/>
       </w:pPr>
       <w:r>
-        <w:lastRenderedPageBreak/>
         <w:t xml:space="preserve">Рисунок </w:t>
       </w:r>
       <w:r>
@@ -7064,18 +7948,6 @@
       </w:r>
       <w:r>
         <w:t>»</w:t>
-      </w:r>
-    </w:p>
-    <w:p>
-      <w:pPr>
-        <w:spacing w:line="240" w:lineRule="auto"/>
-        <w:ind w:firstLine="0"/>
-        <w:jc w:val="left"/>
-      </w:pPr>
-      <w:bookmarkStart w:id="16" w:name="_Toc74956678"/>
-      <w:bookmarkStart w:id="17" w:name="_Toc74829069"/>
-      <w:r>
-        <w:br w:type="page"/>
       </w:r>
     </w:p>
     <w:p>
@@ -7088,6 +7960,8 @@
           <w:bCs/>
         </w:rPr>
       </w:pPr>
+      <w:bookmarkStart w:id="16" w:name="_Toc74956678"/>
+      <w:bookmarkStart w:id="17" w:name="_Toc74829069"/>
       <w:bookmarkStart w:id="18" w:name="_Toc232104097"/>
       <w:r>
         <w:rPr>
@@ -7110,14 +7984,43 @@
         </w:numPr>
         <w:ind w:left="0" w:firstLine="709"/>
       </w:pPr>
-      <w:r>
-        <w:t xml:space="preserve">Калентьев, А. А. Новые технологии в </w:t>
+      <w:proofErr w:type="spellStart"/>
+      <w:r>
+        <w:t>Калентьев</w:t>
+      </w:r>
+      <w:proofErr w:type="spellEnd"/>
+      <w:r>
+        <w:t xml:space="preserve">, А. А. Новые технологии в </w:t>
       </w:r>
       <w:r>
         <w:t>программировании:</w:t>
       </w:r>
       <w:r>
-        <w:t xml:space="preserve"> учебное пособие / А. А. Калентьев, Д. В. Гарайс, А. Е. Гориянов. – </w:t>
+        <w:t xml:space="preserve"> учебное пособие / А. А. </w:t>
+      </w:r>
+      <w:proofErr w:type="spellStart"/>
+      <w:r>
+        <w:t>Калентьев</w:t>
+      </w:r>
+      <w:proofErr w:type="spellEnd"/>
+      <w:r>
+        <w:t xml:space="preserve">, Д. В. </w:t>
+      </w:r>
+      <w:proofErr w:type="spellStart"/>
+      <w:r>
+        <w:t>Гарайс</w:t>
+      </w:r>
+      <w:proofErr w:type="spellEnd"/>
+      <w:r>
+        <w:t xml:space="preserve">, А. Е. </w:t>
+      </w:r>
+      <w:proofErr w:type="spellStart"/>
+      <w:r>
+        <w:t>Гориянов</w:t>
+      </w:r>
+      <w:proofErr w:type="spellEnd"/>
+      <w:r>
+        <w:t xml:space="preserve">. – </w:t>
       </w:r>
       <w:r>
         <w:t>Томск:</w:t>
@@ -7206,7 +8109,15 @@
         <w:t xml:space="preserve">Разработчик: студент </w:t>
       </w:r>
       <w:r>
-        <w:t>гр. О-5КМ41 НИ ТПУ Бабуцкий И.С.</w:t>
+        <w:t xml:space="preserve">гр. О-5КМ41 НИ ТПУ </w:t>
+      </w:r>
+      <w:proofErr w:type="spellStart"/>
+      <w:r>
+        <w:t>Бабуцкий</w:t>
+      </w:r>
+      <w:proofErr w:type="spellEnd"/>
+      <w:r>
+        <w:t xml:space="preserve"> И.С.</w:t>
       </w:r>
     </w:p>
     <w:p>
@@ -7214,7 +8125,15 @@
         <w:ind w:firstLine="0"/>
       </w:pPr>
       <w:r>
-        <w:t>Заказчик: Канд. техн. наук, доцент каф. КСУП ТУСУР Калентьев А. А.</w:t>
+        <w:t xml:space="preserve">Заказчик: Канд. техн. наук, доцент каф. КСУП ТУСУР </w:t>
+      </w:r>
+      <w:proofErr w:type="spellStart"/>
+      <w:r>
+        <w:t>Калентьев</w:t>
+      </w:r>
+      <w:proofErr w:type="spellEnd"/>
+      <w:r>
+        <w:t xml:space="preserve"> А. А.</w:t>
       </w:r>
     </w:p>
     <w:p>
@@ -7309,7 +8228,15 @@
         <w:t xml:space="preserve">Заказчик: </w:t>
       </w:r>
       <w:r>
-        <w:t>к.т.н., доцент Калентьев А. А.</w:t>
+        <w:t xml:space="preserve">к.т.н., доцент </w:t>
+      </w:r>
+      <w:proofErr w:type="spellStart"/>
+      <w:r>
+        <w:t>Калентьев</w:t>
+      </w:r>
+      <w:proofErr w:type="spellEnd"/>
+      <w:r>
+        <w:t xml:space="preserve"> А. А.</w:t>
       </w:r>
     </w:p>
     <w:p>
@@ -7325,8 +8252,13 @@
       <w:r>
         <w:t xml:space="preserve">1 НИ ТПУ </w:t>
       </w:r>
-      <w:r>
-        <w:t>Бабуцкий И.С.</w:t>
+      <w:proofErr w:type="spellStart"/>
+      <w:r>
+        <w:t>Бабуцкий</w:t>
+      </w:r>
+      <w:proofErr w:type="spellEnd"/>
+      <w:r>
+        <w:t xml:space="preserve"> И.С.</w:t>
       </w:r>
     </w:p>
     <w:p>
@@ -7502,8 +8434,37 @@
       <w:pPr>
         <w:pStyle w:val="a"/>
       </w:pPr>
-      <w:r>
-        <w:t>централизованное хранение введённых фигур;</w:t>
+      <w:proofErr w:type="spellStart"/>
+      <w:r>
+        <w:t>централизованное</w:t>
+      </w:r>
+      <w:proofErr w:type="spellEnd"/>
+      <w:r>
+        <w:t xml:space="preserve"> </w:t>
+      </w:r>
+      <w:proofErr w:type="spellStart"/>
+      <w:r>
+        <w:t>хранение</w:t>
+      </w:r>
+      <w:proofErr w:type="spellEnd"/>
+      <w:r>
+        <w:t xml:space="preserve"> </w:t>
+      </w:r>
+      <w:proofErr w:type="spellStart"/>
+      <w:r>
+        <w:t>введённых</w:t>
+      </w:r>
+      <w:proofErr w:type="spellEnd"/>
+      <w:r>
+        <w:t xml:space="preserve"> </w:t>
+      </w:r>
+      <w:proofErr w:type="spellStart"/>
+      <w:r>
+        <w:t>фигур</w:t>
+      </w:r>
+      <w:proofErr w:type="spellEnd"/>
+      <w:r>
+        <w:t>;</w:t>
       </w:r>
     </w:p>
     <w:p>
@@ -7923,7 +8884,15 @@
     </w:p>
     <w:p>
       <w:r>
-        <w:t>A01. Система должна быть реализована в виде настольного приложения Windows Forms.</w:t>
+        <w:t xml:space="preserve">A01. Система должна быть реализована в виде настольного приложения Windows </w:t>
+      </w:r>
+      <w:proofErr w:type="spellStart"/>
+      <w:r>
+        <w:t>Forms</w:t>
+      </w:r>
+      <w:proofErr w:type="spellEnd"/>
+      <w:r>
+        <w:t>.</w:t>
       </w:r>
     </w:p>
     <w:p>
@@ -7933,12 +8902,28 @@
     </w:p>
     <w:p>
       <w:r>
-        <w:t>A03. Все типы фигур должны реализовывать интерфейс IShape.</w:t>
-      </w:r>
-    </w:p>
-    <w:p>
-      <w:r>
-        <w:t>A04. Добавление новых типов фигур не должно требовать изменения интерфейса IShape.</w:t>
+        <w:t xml:space="preserve">A03. Все типы фигур должны реализовывать интерфейс </w:t>
+      </w:r>
+      <w:proofErr w:type="spellStart"/>
+      <w:r>
+        <w:t>IShape</w:t>
+      </w:r>
+      <w:proofErr w:type="spellEnd"/>
+      <w:r>
+        <w:t>.</w:t>
+      </w:r>
+    </w:p>
+    <w:p>
+      <w:r>
+        <w:t xml:space="preserve">A04. Добавление новых типов фигур не должно требовать изменения интерфейса </w:t>
+      </w:r>
+      <w:proofErr w:type="spellStart"/>
+      <w:r>
+        <w:t>IShape</w:t>
+      </w:r>
+      <w:proofErr w:type="spellEnd"/>
+      <w:r>
+        <w:t>.</w:t>
       </w:r>
     </w:p>
     <w:p>
@@ -7959,12 +8944,37 @@
     </w:p>
     <w:p>
       <w:r>
-        <w:t>D01. Основная коллекция должна хранить объекты через тип List&lt;IShape&gt;, обеспечивая полиморфное хранение круга, прямоугольника и треугольника.</w:t>
-      </w:r>
-    </w:p>
-    <w:p>
-      <w:r>
-        <w:t>D02. Для сохранения должна использоваться структура ShapeData со следующими полям</w:t>
+        <w:t xml:space="preserve">D01. Основная коллекция должна хранить объекты через тип </w:t>
+      </w:r>
+      <w:proofErr w:type="gramStart"/>
+      <w:r>
+        <w:t>List&lt;</w:t>
+      </w:r>
+      <w:proofErr w:type="spellStart"/>
+      <w:proofErr w:type="gramEnd"/>
+      <w:r>
+        <w:t>IShape</w:t>
+      </w:r>
+      <w:proofErr w:type="spellEnd"/>
+      <w:r>
+        <w:t>&gt;, обеспечивая полиморфное хранение круга, прямоугольника и треугольника.</w:t>
+      </w:r>
+    </w:p>
+    <w:p>
+      <w:r>
+        <w:t xml:space="preserve">D02. </w:t>
+      </w:r>
+      <w:commentRangeStart w:id="23"/>
+      <w:r>
+        <w:t xml:space="preserve">Для сохранения должна использоваться структура </w:t>
+      </w:r>
+      <w:proofErr w:type="spellStart"/>
+      <w:r>
+        <w:t>ShapeData</w:t>
+      </w:r>
+      <w:proofErr w:type="spellEnd"/>
+      <w:r>
+        <w:t xml:space="preserve"> со следующими полям</w:t>
       </w:r>
       <w:r>
         <w:t>и: Type, Value1-3, в зависимости от фигуры</w:t>
@@ -7972,10 +8982,38 @@
       <w:r>
         <w:t>.</w:t>
       </w:r>
-    </w:p>
-    <w:p>
-      <w:r>
-        <w:t>D03. Данные должны сохраняться методом XML-сериализации в файл с расширением *.shapes и кодировкой, поддерживающей кириллицу.</w:t>
+      <w:commentRangeEnd w:id="23"/>
+      <w:r>
+        <w:rPr>
+          <w:rStyle w:val="af2"/>
+        </w:rPr>
+        <w:commentReference w:id="23"/>
+      </w:r>
+    </w:p>
+    <w:p>
+      <w:r>
+        <w:t>D03. Данные должны сохраняться методом XML-</w:t>
+      </w:r>
+      <w:proofErr w:type="spellStart"/>
+      <w:r>
+        <w:t>сериализации</w:t>
+      </w:r>
+      <w:proofErr w:type="spellEnd"/>
+      <w:r>
+        <w:t xml:space="preserve"> в файл с расширением </w:t>
+      </w:r>
+      <w:proofErr w:type="gramStart"/>
+      <w:r>
+        <w:t>*.</w:t>
+      </w:r>
+      <w:proofErr w:type="spellStart"/>
+      <w:r>
+        <w:t>shapes</w:t>
+      </w:r>
+      <w:proofErr w:type="spellEnd"/>
+      <w:proofErr w:type="gramEnd"/>
+      <w:r>
+        <w:t xml:space="preserve"> и кодировкой, поддерживающей кириллицу.</w:t>
       </w:r>
     </w:p>
     <w:p>
@@ -7983,12 +9021,21 @@
         <w:spacing w:before="80" w:after="40" w:line="240" w:lineRule="auto"/>
         <w:jc w:val="left"/>
       </w:pPr>
+      <w:commentRangeStart w:id="24"/>
       <w:r>
         <w:rPr>
           <w:sz w:val="24"/>
         </w:rPr>
-        <w:t>Таблица 4.2 – Поля объекта ShapeData</w:t>
-      </w:r>
+        <w:t xml:space="preserve">Таблица 4.2 – Поля объекта </w:t>
+      </w:r>
+      <w:proofErr w:type="spellStart"/>
+      <w:r>
+        <w:rPr>
+          <w:sz w:val="24"/>
+        </w:rPr>
+        <w:t>ShapeData</w:t>
+      </w:r>
+      <w:proofErr w:type="spellEnd"/>
     </w:p>
     <w:tbl>
       <w:tblPr>
@@ -8129,12 +9176,14 @@
             <w:pPr>
               <w:spacing w:line="240" w:lineRule="auto"/>
             </w:pPr>
+            <w:proofErr w:type="spellStart"/>
             <w:r>
               <w:rPr>
                 <w:sz w:val="19"/>
               </w:rPr>
               <w:t>string</w:t>
             </w:r>
+            <w:proofErr w:type="spellEnd"/>
           </w:p>
         </w:tc>
         <w:tc>
@@ -8204,12 +9253,14 @@
             <w:pPr>
               <w:spacing w:line="240" w:lineRule="auto"/>
             </w:pPr>
+            <w:proofErr w:type="spellStart"/>
             <w:r>
               <w:rPr>
                 <w:sz w:val="19"/>
               </w:rPr>
               <w:t>double</w:t>
             </w:r>
+            <w:proofErr w:type="spellEnd"/>
           </w:p>
         </w:tc>
         <w:tc>
@@ -8279,12 +9330,14 @@
             <w:pPr>
               <w:spacing w:line="240" w:lineRule="auto"/>
             </w:pPr>
+            <w:proofErr w:type="spellStart"/>
             <w:r>
               <w:rPr>
                 <w:sz w:val="19"/>
               </w:rPr>
               <w:t>double</w:t>
             </w:r>
+            <w:proofErr w:type="spellEnd"/>
           </w:p>
         </w:tc>
         <w:tc>
@@ -8308,8 +9361,6 @@
               </w:rPr>
               <w:t>Высота или вторая сторона; для круга не используется.</w:t>
             </w:r>
-            <w:bookmarkStart w:id="23" w:name="_GoBack"/>
-            <w:bookmarkEnd w:id="23"/>
           </w:p>
         </w:tc>
       </w:tr>
@@ -8356,12 +9407,14 @@
             <w:pPr>
               <w:spacing w:line="240" w:lineRule="auto"/>
             </w:pPr>
+            <w:proofErr w:type="spellStart"/>
             <w:r>
               <w:rPr>
                 <w:sz w:val="19"/>
               </w:rPr>
               <w:t>double</w:t>
             </w:r>
+            <w:proofErr w:type="spellEnd"/>
           </w:p>
         </w:tc>
         <w:tc>
@@ -8389,10 +9442,33 @@
         </w:tc>
       </w:tr>
     </w:tbl>
-    <w:p/>
-    <w:p>
-      <w:r>
-        <w:t>Пример фрагмента файла *.shapes:</w:t>
+    <w:commentRangeEnd w:id="24"/>
+    <w:p>
+      <w:r>
+        <w:rPr>
+          <w:rStyle w:val="af2"/>
+        </w:rPr>
+        <w:lastRenderedPageBreak/>
+        <w:commentReference w:id="24"/>
+      </w:r>
+    </w:p>
+    <w:p>
+      <w:commentRangeStart w:id="25"/>
+      <w:r>
+        <w:t xml:space="preserve">Пример фрагмента файла </w:t>
+      </w:r>
+      <w:proofErr w:type="gramStart"/>
+      <w:r>
+        <w:t>*.</w:t>
+      </w:r>
+      <w:proofErr w:type="spellStart"/>
+      <w:r>
+        <w:t>shapes</w:t>
+      </w:r>
+      <w:proofErr w:type="spellEnd"/>
+      <w:proofErr w:type="gramEnd"/>
+      <w:r>
+        <w:t>:</w:t>
       </w:r>
     </w:p>
     <w:p>
@@ -8430,15 +9506,47 @@
         <w:br/>
       </w:r>
       <w:r>
-        <w:t>&lt;ArrayOfShapeData&gt;</w:t>
+        <w:t>&lt;</w:t>
+      </w:r>
+      <w:proofErr w:type="spellStart"/>
+      <w:r>
+        <w:t>ArrayOfShapeData</w:t>
+      </w:r>
+      <w:proofErr w:type="spellEnd"/>
+      <w:r>
+        <w:t>&gt;</w:t>
       </w:r>
       <w:r>
         <w:br/>
-        <w:t xml:space="preserve">  &lt;ShapeData&gt;</w:t>
+        <w:t xml:space="preserve">  &lt;</w:t>
+      </w:r>
+      <w:proofErr w:type="spellStart"/>
+      <w:r>
+        <w:t>ShapeData</w:t>
+      </w:r>
+      <w:proofErr w:type="spellEnd"/>
+      <w:r>
+        <w:t>&gt;</w:t>
       </w:r>
       <w:r>
         <w:br/>
-        <w:t xml:space="preserve">    &lt;Type&gt;Круг&lt;/Type&gt;</w:t>
+        <w:t xml:space="preserve"> </w:t>
+      </w:r>
+      <w:proofErr w:type="gramStart"/>
+      <w:r>
+        <w:t xml:space="preserve">   &lt;</w:t>
+      </w:r>
+      <w:proofErr w:type="gramEnd"/>
+      <w:r>
+        <w:t>Type&gt;</w:t>
+      </w:r>
+      <w:proofErr w:type="spellStart"/>
+      <w:r>
+        <w:t>Круг</w:t>
+      </w:r>
+      <w:proofErr w:type="spellEnd"/>
+      <w:r>
+        <w:t>&lt;/Type&gt;</w:t>
       </w:r>
       <w:r>
         <w:br/>
@@ -8454,11 +9562,27 @@
       </w:r>
       <w:r>
         <w:br/>
-        <w:t xml:space="preserve">  &lt;/ShapeData&gt;</w:t>
+        <w:t xml:space="preserve">  &lt;/</w:t>
+      </w:r>
+      <w:proofErr w:type="spellStart"/>
+      <w:r>
+        <w:t>ShapeData</w:t>
+      </w:r>
+      <w:proofErr w:type="spellEnd"/>
+      <w:r>
+        <w:t>&gt;</w:t>
       </w:r>
       <w:r>
         <w:br/>
-        <w:t>&lt;/ArrayOfShapeData&gt;</w:t>
+        <w:t>&lt;/</w:t>
+      </w:r>
+      <w:proofErr w:type="spellStart"/>
+      <w:r>
+        <w:t>ArrayOfShapeData</w:t>
+      </w:r>
+      <w:proofErr w:type="spellEnd"/>
+      <w:r>
+        <w:t>&gt;</w:t>
       </w:r>
     </w:p>
     <w:p>
@@ -8482,83 +9606,16 @@
           <w:szCs w:val="28"/>
           <w:shd w:val="clear" w:color="auto" w:fill="FFFFFF"/>
         </w:rPr>
-        <w:t>4.3 Функциональные требования</w:t>
-      </w:r>
-    </w:p>
-    <w:p>
-      <w:r>
-        <w:t>F01. Система должна поддерживать три типа фигур: круг, прямоугольник и треугольник.</w:t>
-      </w:r>
-    </w:p>
-    <w:p>
-      <w:r>
-        <w:t>F02. Для круга должны вычисляться площадь S = πr² и периметр P = 2πr.</w:t>
-      </w:r>
-    </w:p>
-    <w:p>
-      <w:r>
-        <w:t>F03. Для прямоугольника должны вычисляться площадь S = ab и периметр P = 2(a + b).</w:t>
-      </w:r>
-    </w:p>
-    <w:p>
-      <w:r>
-        <w:t>F04. Для треугольника должны вычисляться периметр P = a + b + c и площадь по формуле Герона S = √(p(p − a)(p − b)(p − c)), где p = P/2.</w:t>
-      </w:r>
-    </w:p>
-    <w:p>
-      <w:r>
-        <w:t>F05. Все линейные размеры должны быть положительными.</w:t>
-      </w:r>
-    </w:p>
-    <w:p>
-      <w:r>
-        <w:t>F06. Система должна отклонять треугольники, не удовлетворяющие неравенству треугольника</w:t>
-      </w:r>
-      <w:r>
-        <w:t xml:space="preserve">: </w:t>
-      </w:r>
-      <w:r>
-        <w:rPr>
-          <w:rFonts w:cs="Times New Roman"/>
-          <w:color w:val="333333"/>
-          <w:shd w:val="clear" w:color="auto" w:fill="FFFFFF"/>
-        </w:rPr>
-        <w:t>a + b &gt; c, a + c &gt; b, b + c &gt; a</w:t>
-      </w:r>
-    </w:p>
-    <w:p>
-      <w:r>
-        <w:t>F07. Система должна обеспечивать добавление фигур через отдельную форму.</w:t>
-      </w:r>
-    </w:p>
-    <w:p>
-      <w:r>
-        <w:t>F08. Система должна обеспечивать удаление выбранной фигуры кнопкой и клавишей Delete.</w:t>
-      </w:r>
-    </w:p>
-    <w:p>
-      <w:r>
-        <w:t>F09. Система должна выполнять регистронезависимый поиск по названию, описанию и параметрам фигуры.</w:t>
-      </w:r>
-    </w:p>
-    <w:p>
-      <w:r>
-        <w:t>F10. Система должна сохранять список фигур в файл *.shapes.</w:t>
-      </w:r>
-    </w:p>
-    <w:p>
-      <w:r>
-        <w:t>F11. Система должна загружать список фигур из файла *.shapes.</w:t>
-      </w:r>
-    </w:p>
-    <w:p>
-      <w:r>
-        <w:t>F12. В конфигурации DEBUG форма добавления должна поддерживать генерацию корректных случайных параметров.</w:t>
-      </w:r>
-    </w:p>
-    <w:p>
-      <w:pPr>
-        <w:ind w:firstLine="709"/>
+        <w:t xml:space="preserve">4.3 Функциональные </w:t>
+      </w:r>
+      <w:commentRangeEnd w:id="25"/>
+      <w:r>
+        <w:rPr>
+          <w:rStyle w:val="af2"/>
+        </w:rPr>
+        <w:commentReference w:id="25"/>
+      </w:r>
+      <w:r>
         <w:rPr>
           <w:rFonts w:cs="Times New Roman"/>
           <w:b/>
@@ -8567,8 +9624,159 @@
           <w:szCs w:val="28"/>
           <w:shd w:val="clear" w:color="auto" w:fill="FFFFFF"/>
         </w:rPr>
-      </w:pPr>
-      <w:r>
+        <w:t>требования</w:t>
+      </w:r>
+    </w:p>
+    <w:p>
+      <w:r>
+        <w:t>F01. Система должна поддерживать три типа фигур: круг, прямоугольник и треугольник.</w:t>
+      </w:r>
+    </w:p>
+    <w:p>
+      <w:r>
+        <w:t>F02. Для круга должны вычисляться площадь S = πr² и периметр P = 2πr.</w:t>
+      </w:r>
+    </w:p>
+    <w:p>
+      <w:r>
+        <w:t xml:space="preserve">F03. Для прямоугольника должны вычисляться площадь S = </w:t>
+      </w:r>
+      <w:proofErr w:type="spellStart"/>
+      <w:r>
+        <w:t>ab</w:t>
+      </w:r>
+      <w:proofErr w:type="spellEnd"/>
+      <w:r>
+        <w:t xml:space="preserve"> и периметр P = 2(a + b).</w:t>
+      </w:r>
+    </w:p>
+    <w:p>
+      <w:r>
+        <w:t xml:space="preserve">F04. Для треугольника должны вычисляться периметр P = a + b + c и площадь по формуле Герона S = </w:t>
+      </w:r>
+      <w:proofErr w:type="gramStart"/>
+      <w:r>
+        <w:t>√(</w:t>
+      </w:r>
+      <w:proofErr w:type="gramEnd"/>
+      <w:r>
+        <w:t>p(p − a)(p − b)(p − c)), где p = P/2.</w:t>
+      </w:r>
+    </w:p>
+    <w:p>
+      <w:r>
+        <w:t>F05. Все линейные размеры должны быть положительными.</w:t>
+      </w:r>
+    </w:p>
+    <w:p>
+      <w:r>
+        <w:t>F06. Система должна отклонять треугольники, не удовлетворяющие неравенству треугольника</w:t>
+      </w:r>
+      <w:r>
+        <w:t xml:space="preserve">: </w:t>
+      </w:r>
+      <w:r>
+        <w:rPr>
+          <w:rFonts w:cs="Times New Roman"/>
+          <w:color w:val="333333"/>
+          <w:shd w:val="clear" w:color="auto" w:fill="FFFFFF"/>
+        </w:rPr>
+        <w:t xml:space="preserve">a + </w:t>
+      </w:r>
+      <w:proofErr w:type="gramStart"/>
+      <w:r>
+        <w:rPr>
+          <w:rFonts w:cs="Times New Roman"/>
+          <w:color w:val="333333"/>
+          <w:shd w:val="clear" w:color="auto" w:fill="FFFFFF"/>
+        </w:rPr>
+        <w:t>b &gt;</w:t>
+      </w:r>
+      <w:proofErr w:type="gramEnd"/>
+      <w:r>
+        <w:rPr>
+          <w:rFonts w:cs="Times New Roman"/>
+          <w:color w:val="333333"/>
+          <w:shd w:val="clear" w:color="auto" w:fill="FFFFFF"/>
+        </w:rPr>
+        <w:t xml:space="preserve"> c, a + c &gt; b, b + c &gt; a</w:t>
+      </w:r>
+    </w:p>
+    <w:p>
+      <w:r>
+        <w:t>F07. Система должна обеспечивать добавление фигур через отдельную форму.</w:t>
+      </w:r>
+    </w:p>
+    <w:p>
+      <w:r>
+        <w:t xml:space="preserve">F08. Система должна обеспечивать удаление выбранной фигуры кнопкой и клавишей </w:t>
+      </w:r>
+      <w:proofErr w:type="spellStart"/>
+      <w:r>
+        <w:t>Delete</w:t>
+      </w:r>
+      <w:proofErr w:type="spellEnd"/>
+      <w:r>
+        <w:t>.</w:t>
+      </w:r>
+    </w:p>
+    <w:p>
+      <w:r>
+        <w:t xml:space="preserve">F09. Система должна выполнять </w:t>
+      </w:r>
+      <w:proofErr w:type="spellStart"/>
+      <w:r>
+        <w:t>регистронезависимый</w:t>
+      </w:r>
+      <w:proofErr w:type="spellEnd"/>
+      <w:r>
+        <w:t xml:space="preserve"> поиск по названию, описанию и параметрам фигуры.</w:t>
+      </w:r>
+    </w:p>
+    <w:p>
+      <w:r>
+        <w:t xml:space="preserve">F10. Система должна сохранять список фигур в файл </w:t>
+      </w:r>
+      <w:proofErr w:type="gramStart"/>
+      <w:r>
+        <w:t>*.</w:t>
+      </w:r>
+      <w:proofErr w:type="spellStart"/>
+      <w:r>
+        <w:t>shapes</w:t>
+      </w:r>
+      <w:proofErr w:type="spellEnd"/>
+      <w:proofErr w:type="gramEnd"/>
+      <w:r>
+        <w:t>.</w:t>
+      </w:r>
+    </w:p>
+    <w:p>
+      <w:r>
+        <w:t xml:space="preserve">F11. Система должна загружать список фигур из файла </w:t>
+      </w:r>
+      <w:proofErr w:type="gramStart"/>
+      <w:r>
+        <w:t>*.</w:t>
+      </w:r>
+      <w:proofErr w:type="spellStart"/>
+      <w:r>
+        <w:t>shapes</w:t>
+      </w:r>
+      <w:proofErr w:type="spellEnd"/>
+      <w:proofErr w:type="gramEnd"/>
+      <w:r>
+        <w:t>.</w:t>
+      </w:r>
+    </w:p>
+    <w:p>
+      <w:r>
+        <w:t>F12. В конфигурации DEBUG форма добавления должна поддерживать генерацию корректных случайных параметров.</w:t>
+      </w:r>
+    </w:p>
+    <w:p>
+      <w:pPr>
+        <w:ind w:firstLine="709"/>
         <w:rPr>
           <w:rFonts w:cs="Times New Roman"/>
           <w:b/>
@@ -8577,12 +9785,48 @@
           <w:szCs w:val="28"/>
           <w:shd w:val="clear" w:color="auto" w:fill="FFFFFF"/>
         </w:rPr>
+      </w:pPr>
+    </w:p>
+    <w:p>
+      <w:pPr>
+        <w:ind w:firstLine="709"/>
+        <w:rPr>
+          <w:rFonts w:cs="Times New Roman"/>
+          <w:b/>
+          <w:bCs/>
+          <w:color w:val="000000"/>
+          <w:szCs w:val="28"/>
+          <w:shd w:val="clear" w:color="auto" w:fill="FFFFFF"/>
+        </w:rPr>
+      </w:pPr>
+    </w:p>
+    <w:p>
+      <w:pPr>
+        <w:ind w:firstLine="709"/>
+        <w:rPr>
+          <w:rFonts w:cs="Times New Roman"/>
+          <w:b/>
+          <w:bCs/>
+          <w:color w:val="000000"/>
+          <w:szCs w:val="28"/>
+          <w:shd w:val="clear" w:color="auto" w:fill="FFFFFF"/>
+        </w:rPr>
+      </w:pPr>
+      <w:r>
+        <w:rPr>
+          <w:rFonts w:cs="Times New Roman"/>
+          <w:b/>
+          <w:bCs/>
+          <w:color w:val="000000"/>
+          <w:szCs w:val="28"/>
+          <w:shd w:val="clear" w:color="auto" w:fill="FFFFFF"/>
+        </w:rPr>
+        <w:lastRenderedPageBreak/>
         <w:t>4.4 Требования к пользовательскому интерфейсу</w:t>
       </w:r>
     </w:p>
     <w:p>
       <w:r>
-        <w:lastRenderedPageBreak/>
         <w:t>U01. Данные о фигурах должны отображаться в таблице со столбцами «Тип», «Площадь», «Периметр» и «Описание».</w:t>
       </w:r>
     </w:p>
@@ -8769,34 +10013,76 @@
 </w:document>
 </file>
 
+<file path=word/comments.xml><?xml version="1.0" encoding="utf-8"?>
+<w:comments xmlns:wpc="http://schemas.microsoft.com/office/word/2010/wordprocessingCanvas" xmlns:cx="http://schemas.microsoft.com/office/drawing/2014/chartex" xmlns:cx1="http://schemas.microsoft.com/office/drawing/2015/9/8/chartex" xmlns:cx2="http://schemas.microsoft.com/office/drawing/2015/10/21/chartex" xmlns:cx3="http://schemas.microsoft.com/office/drawing/2016/5/9/chartex" xmlns:cx4="http://schemas.microsoft.com/office/drawing/2016/5/10/chartex" xmlns:cx5="http://schemas.microsoft.com/office/drawing/2016/5/11/chartex" xmlns:cx6="http://schemas.microsoft.com/office/drawing/2016/5/12/chartex" xmlns:cx7="http://schemas.microsoft.com/office/drawing/2016/5/13/chartex" xmlns:cx8="http://schemas.microsoft.com/office/drawing/2016/5/14/chartex" xmlns:mc="http://schemas.openxmlformats.org/markup-compatibility/2006" xmlns:aink="http://schemas.microsoft.com/office/drawing/2016/ink" xmlns:am3d="http://schemas.microsoft.com/office/drawing/2017/model3d" xmlns:o="urn:schemas-microsoft-com:office:office" xmlns:r="http://schemas.openxmlformats.org/officeDocument/2006/relationships" xmlns:m="http://schemas.openxmlformats.org/officeDocument/2006/math" xmlns:v="urn:schemas-microsoft-com:vml" xmlns:wp14="http://schemas.microsoft.com/office/word/2010/wordprocessingDrawing" xmlns:wp="http://schemas.openxmlformats.org/drawingml/2006/wordprocessingDrawing" xmlns:w10="urn:schemas-microsoft-com:office:word" xmlns:w="http://schemas.openxmlformats.org/wordprocessingml/2006/main" xmlns:w14="http://schemas.microsoft.com/office/word/2010/wordml" xmlns:w15="http://schemas.microsoft.com/office/word/2012/wordml" xmlns:w16cex="http://schemas.microsoft.com/office/word/2018/wordml/cex" xmlns:w16cid="http://schemas.microsoft.com/office/word/2016/wordml/cid" xmlns:w16="http://schemas.microsoft.com/office/word/2018/wordml" xmlns:w16sdtdh="http://schemas.microsoft.com/office/word/2020/wordml/sdtdatahash" xmlns:w16se="http://schemas.microsoft.com/office/word/2015/wordml/symex" xmlns:wpg="http://schemas.microsoft.com/office/word/2010/wordprocessingGroup" xmlns:wpi="http://schemas.microsoft.com/office/word/2010/wordprocessingInk" xmlns:wne="http://schemas.microsoft.com/office/word/2006/wordml" xmlns:wps="http://schemas.microsoft.com/office/word/2010/wordprocessingShape" mc:Ignorable="w14 w15 w16se w16cid w16 w16cex w16sdtdh wp14">
+  <w:comment w:id="23" w:author="Aleksey A. Kalentev" w:date="2026-06-13T13:56:00Z" w:initials="AAK">
+    <w:p>
+      <w:pPr>
+        <w:pStyle w:val="af3"/>
+      </w:pPr>
+      <w:r>
+        <w:rPr>
+          <w:rStyle w:val="af2"/>
+        </w:rPr>
+        <w:annotationRef/>
+      </w:r>
+    </w:p>
+  </w:comment>
+  <w:comment w:id="24" w:author="Aleksey A. Kalentev" w:date="2026-06-13T13:56:00Z" w:initials="AAK">
+    <w:p>
+      <w:pPr>
+        <w:pStyle w:val="af3"/>
+      </w:pPr>
+      <w:r>
+        <w:rPr>
+          <w:rStyle w:val="af2"/>
+        </w:rPr>
+        <w:annotationRef/>
+      </w:r>
+    </w:p>
+  </w:comment>
+  <w:comment w:id="25" w:author="Aleksey A. Kalentev" w:date="2026-06-13T13:56:00Z" w:initials="AAK">
+    <w:p>
+      <w:pPr>
+        <w:pStyle w:val="af3"/>
+      </w:pPr>
+      <w:r>
+        <w:rPr>
+          <w:rStyle w:val="af2"/>
+        </w:rPr>
+        <w:annotationRef/>
+      </w:r>
+    </w:p>
+  </w:comment>
+</w:comments>
+</file>
+
+<file path=word/commentsExtended.xml><?xml version="1.0" encoding="utf-8"?>
+<w15:commentsEx xmlns:wpc="http://schemas.microsoft.com/office/word/2010/wordprocessingCanvas" xmlns:cx="http://schemas.microsoft.com/office/drawing/2014/chartex" xmlns:cx1="http://schemas.microsoft.com/office/drawing/2015/9/8/chartex" xmlns:cx2="http://schemas.microsoft.com/office/drawing/2015/10/21/chartex" xmlns:cx3="http://schemas.microsoft.com/office/drawing/2016/5/9/chartex" xmlns:cx4="http://schemas.microsoft.com/office/drawing/2016/5/10/chartex" xmlns:cx5="http://schemas.microsoft.com/office/drawing/2016/5/11/chartex" xmlns:cx6="http://schemas.microsoft.com/office/drawing/2016/5/12/chartex" xmlns:cx7="http://schemas.microsoft.com/office/drawing/2016/5/13/chartex" xmlns:cx8="http://schemas.microsoft.com/office/drawing/2016/5/14/chartex" xmlns:mc="http://schemas.openxmlformats.org/markup-compatibility/2006" xmlns:aink="http://schemas.microsoft.com/office/drawing/2016/ink" xmlns:am3d="http://schemas.microsoft.com/office/drawing/2017/model3d" xmlns:o="urn:schemas-microsoft-com:office:office" xmlns:r="http://schemas.openxmlformats.org/officeDocument/2006/relationships" xmlns:m="http://schemas.openxmlformats.org/officeDocument/2006/math" xmlns:v="urn:schemas-microsoft-com:vml" xmlns:wp14="http://schemas.microsoft.com/office/word/2010/wordprocessingDrawing" xmlns:wp="http://schemas.openxmlformats.org/drawingml/2006/wordprocessingDrawing" xmlns:w10="urn:schemas-microsoft-com:office:word" xmlns:w="http://schemas.openxmlformats.org/wordprocessingml/2006/main" xmlns:w14="http://schemas.microsoft.com/office/word/2010/wordml" xmlns:w15="http://schemas.microsoft.com/office/word/2012/wordml" xmlns:w16cex="http://schemas.microsoft.com/office/word/2018/wordml/cex" xmlns:w16cid="http://schemas.microsoft.com/office/word/2016/wordml/cid" xmlns:w16="http://schemas.microsoft.com/office/word/2018/wordml" xmlns:w16sdtdh="http://schemas.microsoft.com/office/word/2020/wordml/sdtdatahash" xmlns:w16se="http://schemas.microsoft.com/office/word/2015/wordml/symex" xmlns:wpg="http://schemas.microsoft.com/office/word/2010/wordprocessingGroup" xmlns:wpi="http://schemas.microsoft.com/office/word/2010/wordprocessingInk" xmlns:wne="http://schemas.microsoft.com/office/word/2006/wordml" xmlns:wps="http://schemas.microsoft.com/office/word/2010/wordprocessingShape" mc:Ignorable="w14 w15 w16se w16cid w16 w16cex w16sdtdh wp14">
+  <w15:commentEx w15:paraId="22B92E96" w15:done="0"/>
+  <w15:commentEx w15:paraId="7C950C2B" w15:done="0"/>
+  <w15:commentEx w15:paraId="201369CA" w15:done="0"/>
+</w15:commentsEx>
+</file>
+
 <file path=word/commentsExtensible.xml><?xml version="1.0" encoding="utf-8"?>
 <w16cex:commentsExtensible xmlns:wpc="http://schemas.microsoft.com/office/word/2010/wordprocessingCanvas" xmlns:cx="http://schemas.microsoft.com/office/drawing/2014/chartex" xmlns:cx1="http://schemas.microsoft.com/office/drawing/2015/9/8/chartex" xmlns:cx2="http://schemas.microsoft.com/office/drawing/2015/10/21/chartex" xmlns:cx3="http://schemas.microsoft.com/office/drawing/2016/5/9/chartex" xmlns:cx4="http://schemas.microsoft.com/office/drawing/2016/5/10/chartex" xmlns:cx5="http://schemas.microsoft.com/office/drawing/2016/5/11/chartex" xmlns:cx6="http://schemas.microsoft.com/office/drawing/2016/5/12/chartex" xmlns:cx7="http://schemas.microsoft.com/office/drawing/2016/5/13/chartex" xmlns:cx8="http://schemas.microsoft.com/office/drawing/2016/5/14/chartex" xmlns:mc="http://schemas.openxmlformats.org/markup-compatibility/2006" xmlns:aink="http://schemas.microsoft.com/office/drawing/2016/ink" xmlns:am3d="http://schemas.microsoft.com/office/drawing/2017/model3d" xmlns:o="urn:schemas-microsoft-com:office:office" xmlns:r="http://schemas.openxmlformats.org/officeDocument/2006/relationships" xmlns:m="http://schemas.openxmlformats.org/officeDocument/2006/math" xmlns:v="urn:schemas-microsoft-com:vml" xmlns:wp14="http://schemas.microsoft.com/office/word/2010/wordprocessingDrawing" xmlns:wp="http://schemas.openxmlformats.org/drawingml/2006/wordprocessingDrawing" xmlns:w10="urn:schemas-microsoft-com:office:word" xmlns:w="http://schemas.openxmlformats.org/wordprocessingml/2006/main" xmlns:w14="http://schemas.microsoft.com/office/word/2010/wordml" xmlns:w15="http://schemas.microsoft.com/office/word/2012/wordml" xmlns:w16cex="http://schemas.microsoft.com/office/word/2018/wordml/cex" xmlns:w16cid="http://schemas.microsoft.com/office/word/2016/wordml/cid" xmlns:w16="http://schemas.microsoft.com/office/word/2018/wordml" xmlns:w16sdtdh="http://schemas.microsoft.com/office/word/2020/wordml/sdtdatahash" xmlns:w16se="http://schemas.microsoft.com/office/word/2015/wordml/symex" xmlns:wpg="http://schemas.microsoft.com/office/word/2010/wordprocessingGroup" xmlns:wpi="http://schemas.microsoft.com/office/word/2010/wordprocessingInk" xmlns:wne="http://schemas.microsoft.com/office/word/2006/wordml" xmlns:wps="http://schemas.microsoft.com/office/word/2010/wordprocessingShape" mc:Ignorable="w14 w15 w16se w16cid w16 w16cex w16sdtdh wp14">
-  <w16cex:commentExtensible w16cex:durableId="2DD68616" w16cex:dateUtc="2026-06-12T06:20:00Z"/>
-  <w16cex:commentExtensible w16cex:durableId="2DD68693" w16cex:dateUtc="2026-06-12T06:22:00Z"/>
-  <w16cex:commentExtensible w16cex:durableId="2DD686A7" w16cex:dateUtc="2026-06-12T06:22:00Z"/>
-  <w16cex:commentExtensible w16cex:durableId="2DD686C5" w16cex:dateUtc="2026-06-12T06:23:00Z"/>
-  <w16cex:commentExtensible w16cex:durableId="2DD686C9" w16cex:dateUtc="2026-06-12T06:23:00Z"/>
-  <w16cex:commentExtensible w16cex:durableId="2DD686F6" w16cex:dateUtc="2026-06-12T06:24:00Z"/>
-  <w16cex:commentExtensible w16cex:durableId="2DD68727" w16cex:dateUtc="2026-06-12T06:24:00Z"/>
-  <w16cex:commentExtensible w16cex:durableId="2DD68721" w16cex:dateUtc="2026-06-12T06:24:00Z"/>
+  <w16cex:commentExtensible w16cex:durableId="2DD7E01E" w16cex:dateUtc="2026-06-13T06:56:00Z"/>
+  <w16cex:commentExtensible w16cex:durableId="2DD7E022" w16cex:dateUtc="2026-06-13T06:56:00Z"/>
+  <w16cex:commentExtensible w16cex:durableId="2DD7E025" w16cex:dateUtc="2026-06-13T06:56:00Z"/>
 </w16cex:commentsExtensible>
 </file>
 
 <file path=word/commentsIds.xml><?xml version="1.0" encoding="utf-8"?>
 <w16cid:commentsIds xmlns:wpc="http://schemas.microsoft.com/office/word/2010/wordprocessingCanvas" xmlns:cx="http://schemas.microsoft.com/office/drawing/2014/chartex" xmlns:cx1="http://schemas.microsoft.com/office/drawing/2015/9/8/chartex" xmlns:cx2="http://schemas.microsoft.com/office/drawing/2015/10/21/chartex" xmlns:cx3="http://schemas.microsoft.com/office/drawing/2016/5/9/chartex" xmlns:cx4="http://schemas.microsoft.com/office/drawing/2016/5/10/chartex" xmlns:cx5="http://schemas.microsoft.com/office/drawing/2016/5/11/chartex" xmlns:cx6="http://schemas.microsoft.com/office/drawing/2016/5/12/chartex" xmlns:cx7="http://schemas.microsoft.com/office/drawing/2016/5/13/chartex" xmlns:cx8="http://schemas.microsoft.com/office/drawing/2016/5/14/chartex" xmlns:mc="http://schemas.openxmlformats.org/markup-compatibility/2006" xmlns:aink="http://schemas.microsoft.com/office/drawing/2016/ink" xmlns:am3d="http://schemas.microsoft.com/office/drawing/2017/model3d" xmlns:o="urn:schemas-microsoft-com:office:office" xmlns:r="http://schemas.openxmlformats.org/officeDocument/2006/relationships" xmlns:m="http://schemas.openxmlformats.org/officeDocument/2006/math" xmlns:v="urn:schemas-microsoft-com:vml" xmlns:wp14="http://schemas.microsoft.com/office/word/2010/wordprocessingDrawing" xmlns:wp="http://schemas.openxmlformats.org/drawingml/2006/wordprocessingDrawing" xmlns:w10="urn:schemas-microsoft-com:office:word" xmlns:w="http://schemas.openxmlformats.org/wordprocessingml/2006/main" xmlns:w14="http://schemas.microsoft.com/office/word/2010/wordml" xmlns:w15="http://schemas.microsoft.com/office/word/2012/wordml" xmlns:w16cex="http://schemas.microsoft.com/office/word/2018/wordml/cex" xmlns:w16cid="http://schemas.microsoft.com/office/word/2016/wordml/cid" xmlns:w16="http://schemas.microsoft.com/office/word/2018/wordml" xmlns:w16sdtdh="http://schemas.microsoft.com/office/word/2020/wordml/sdtdatahash" xmlns:w16se="http://schemas.microsoft.com/office/word/2015/wordml/symex" xmlns:wpg="http://schemas.microsoft.com/office/word/2010/wordprocessingGroup" xmlns:wpi="http://schemas.microsoft.com/office/word/2010/wordprocessingInk" xmlns:wne="http://schemas.microsoft.com/office/word/2006/wordml" xmlns:wps="http://schemas.microsoft.com/office/word/2010/wordprocessingShape" mc:Ignorable="w14 w15 w16se w16cid w16 w16cex w16sdtdh wp14">
-  <w16cid:commentId w16cid:paraId="34507618" w16cid:durableId="2DD68616"/>
-  <w16cid:commentId w16cid:paraId="5874BEE1" w16cid:durableId="2DD68693"/>
-  <w16cid:commentId w16cid:paraId="4A889A2E" w16cid:durableId="2DD686A7"/>
-  <w16cid:commentId w16cid:paraId="232771E6" w16cid:durableId="2DD686C5"/>
-  <w16cid:commentId w16cid:paraId="05923E94" w16cid:durableId="2DD686C9"/>
-  <w16cid:commentId w16cid:paraId="3E2242CC" w16cid:durableId="2DD686F6"/>
-  <w16cid:commentId w16cid:paraId="272E8B18" w16cid:durableId="2DD68727"/>
-  <w16cid:commentId w16cid:paraId="505994E3" w16cid:durableId="2DD68721"/>
+  <w16cid:commentId w16cid:paraId="22B92E96" w16cid:durableId="2DD7E01E"/>
+  <w16cid:commentId w16cid:paraId="7C950C2B" w16cid:durableId="2DD7E022"/>
+  <w16cid:commentId w16cid:paraId="201369CA" w16cid:durableId="2DD7E025"/>
 </w16cid:commentsIds>
 </file>
 
 <file path=word/endnotes.xml><?xml version="1.0" encoding="utf-8"?>
-<w:endnotes xmlns:wpc="http://schemas.microsoft.com/office/word/2010/wordprocessingCanvas" xmlns:cx="http://schemas.microsoft.com/office/drawing/2014/chartex" xmlns:cx1="http://schemas.microsoft.com/office/drawing/2015/9/8/chartex" xmlns:mc="http://schemas.openxmlformats.org/markup-compatibility/2006" xmlns:o="urn:schemas-microsoft-com:office:office" xmlns:r="http://schemas.openxmlformats.org/officeDocument/2006/relationships" xmlns:m="http://schemas.openxmlformats.org/officeDocument/2006/math" xmlns:v="urn:schemas-microsoft-com:vml" xmlns:wp14="http://schemas.microsoft.com/office/word/2010/wordprocessingDrawing" xmlns:wp="http://schemas.openxmlformats.org/drawingml/2006/wordprocessingDrawing" xmlns:w10="urn:schemas-microsoft-com:office:word" xmlns:w="http://schemas.openxmlformats.org/wordprocessingml/2006/main" xmlns:w14="http://schemas.microsoft.com/office/word/2010/wordml" xmlns:w15="http://schemas.microsoft.com/office/word/2012/wordml" xmlns:w16se="http://schemas.microsoft.com/office/word/2015/wordml/symex" xmlns:wpg="http://schemas.microsoft.com/office/word/2010/wordprocessingGroup" xmlns:wpi="http://schemas.microsoft.com/office/word/2010/wordprocessingInk" xmlns:wne="http://schemas.microsoft.com/office/word/2006/wordml" xmlns:wps="http://schemas.microsoft.com/office/word/2010/wordprocessingShape" mc:Ignorable="w14 w15 w16se wp14">
+<w:endnotes xmlns:wpc="http://schemas.microsoft.com/office/word/2010/wordprocessingCanvas" xmlns:cx="http://schemas.microsoft.com/office/drawing/2014/chartex" xmlns:cx1="http://schemas.microsoft.com/office/drawing/2015/9/8/chartex" xmlns:cx2="http://schemas.microsoft.com/office/drawing/2015/10/21/chartex" xmlns:cx3="http://schemas.microsoft.com/office/drawing/2016/5/9/chartex" xmlns:cx4="http://schemas.microsoft.com/office/drawing/2016/5/10/chartex" xmlns:cx5="http://schemas.microsoft.com/office/drawing/2016/5/11/chartex" xmlns:cx6="http://schemas.microsoft.com/office/drawing/2016/5/12/chartex" xmlns:cx7="http://schemas.microsoft.com/office/drawing/2016/5/13/chartex" xmlns:cx8="http://schemas.microsoft.com/office/drawing/2016/5/14/chartex" xmlns:mc="http://schemas.openxmlformats.org/markup-compatibility/2006" xmlns:aink="http://schemas.microsoft.com/office/drawing/2016/ink" xmlns:am3d="http://schemas.microsoft.com/office/drawing/2017/model3d" xmlns:o="urn:schemas-microsoft-com:office:office" xmlns:r="http://schemas.openxmlformats.org/officeDocument/2006/relationships" xmlns:m="http://schemas.openxmlformats.org/officeDocument/2006/math" xmlns:v="urn:schemas-microsoft-com:vml" xmlns:wp14="http://schemas.microsoft.com/office/word/2010/wordprocessingDrawing" xmlns:wp="http://schemas.openxmlformats.org/drawingml/2006/wordprocessingDrawing" xmlns:w10="urn:schemas-microsoft-com:office:word" xmlns:w="http://schemas.openxmlformats.org/wordprocessingml/2006/main" xmlns:w14="http://schemas.microsoft.com/office/word/2010/wordml" xmlns:w15="http://schemas.microsoft.com/office/word/2012/wordml" xmlns:w16cex="http://schemas.microsoft.com/office/word/2018/wordml/cex" xmlns:w16cid="http://schemas.microsoft.com/office/word/2016/wordml/cid" xmlns:w16="http://schemas.microsoft.com/office/word/2018/wordml" xmlns:w16sdtdh="http://schemas.microsoft.com/office/word/2020/wordml/sdtdatahash" xmlns:w16se="http://schemas.microsoft.com/office/word/2015/wordml/symex" xmlns:wpg="http://schemas.microsoft.com/office/word/2010/wordprocessingGroup" xmlns:wpi="http://schemas.microsoft.com/office/word/2010/wordprocessingInk" xmlns:wne="http://schemas.microsoft.com/office/word/2006/wordml" xmlns:wps="http://schemas.microsoft.com/office/word/2010/wordprocessingShape" mc:Ignorable="w14 w15 w16se w16cid w16 w16cex w16sdtdh wp14">
   <w:endnote w:type="separator" w:id="-1">
     <w:p>
       <w:pPr>
@@ -8821,7 +10107,7 @@
 </file>
 
 <file path=word/footer1.xml><?xml version="1.0" encoding="utf-8"?>
-<w:ftr xmlns:wpc="http://schemas.microsoft.com/office/word/2010/wordprocessingCanvas" xmlns:cx="http://schemas.microsoft.com/office/drawing/2014/chartex" xmlns:cx1="http://schemas.microsoft.com/office/drawing/2015/9/8/chartex" xmlns:mc="http://schemas.openxmlformats.org/markup-compatibility/2006" xmlns:o="urn:schemas-microsoft-com:office:office" xmlns:r="http://schemas.openxmlformats.org/officeDocument/2006/relationships" xmlns:m="http://schemas.openxmlformats.org/officeDocument/2006/math" xmlns:v="urn:schemas-microsoft-com:vml" xmlns:wp14="http://schemas.microsoft.com/office/word/2010/wordprocessingDrawing" xmlns:wp="http://schemas.openxmlformats.org/drawingml/2006/wordprocessingDrawing" xmlns:w10="urn:schemas-microsoft-com:office:word" xmlns:w="http://schemas.openxmlformats.org/wordprocessingml/2006/main" xmlns:w14="http://schemas.microsoft.com/office/word/2010/wordml" xmlns:w15="http://schemas.microsoft.com/office/word/2012/wordml" xmlns:w16se="http://schemas.microsoft.com/office/word/2015/wordml/symex" xmlns:wpg="http://schemas.microsoft.com/office/word/2010/wordprocessingGroup" xmlns:wpi="http://schemas.microsoft.com/office/word/2010/wordprocessingInk" xmlns:wne="http://schemas.microsoft.com/office/word/2006/wordml" xmlns:wps="http://schemas.microsoft.com/office/word/2010/wordprocessingShape" mc:Ignorable="w14 w15 w16se wp14">
+<w:ftr xmlns:wpc="http://schemas.microsoft.com/office/word/2010/wordprocessingCanvas" xmlns:cx="http://schemas.microsoft.com/office/drawing/2014/chartex" xmlns:cx1="http://schemas.microsoft.com/office/drawing/2015/9/8/chartex" xmlns:cx2="http://schemas.microsoft.com/office/drawing/2015/10/21/chartex" xmlns:cx3="http://schemas.microsoft.com/office/drawing/2016/5/9/chartex" xmlns:cx4="http://schemas.microsoft.com/office/drawing/2016/5/10/chartex" xmlns:cx5="http://schemas.microsoft.com/office/drawing/2016/5/11/chartex" xmlns:cx6="http://schemas.microsoft.com/office/drawing/2016/5/12/chartex" xmlns:cx7="http://schemas.microsoft.com/office/drawing/2016/5/13/chartex" xmlns:cx8="http://schemas.microsoft.com/office/drawing/2016/5/14/chartex" xmlns:mc="http://schemas.openxmlformats.org/markup-compatibility/2006" xmlns:aink="http://schemas.microsoft.com/office/drawing/2016/ink" xmlns:am3d="http://schemas.microsoft.com/office/drawing/2017/model3d" xmlns:o="urn:schemas-microsoft-com:office:office" xmlns:r="http://schemas.openxmlformats.org/officeDocument/2006/relationships" xmlns:m="http://schemas.openxmlformats.org/officeDocument/2006/math" xmlns:v="urn:schemas-microsoft-com:vml" xmlns:wp14="http://schemas.microsoft.com/office/word/2010/wordprocessingDrawing" xmlns:wp="http://schemas.openxmlformats.org/drawingml/2006/wordprocessingDrawing" xmlns:w10="urn:schemas-microsoft-com:office:word" xmlns:w="http://schemas.openxmlformats.org/wordprocessingml/2006/main" xmlns:w14="http://schemas.microsoft.com/office/word/2010/wordml" xmlns:w15="http://schemas.microsoft.com/office/word/2012/wordml" xmlns:w16cex="http://schemas.microsoft.com/office/word/2018/wordml/cex" xmlns:w16cid="http://schemas.microsoft.com/office/word/2016/wordml/cid" xmlns:w16="http://schemas.microsoft.com/office/word/2018/wordml" xmlns:w16sdtdh="http://schemas.microsoft.com/office/word/2020/wordml/sdtdatahash" xmlns:w16se="http://schemas.microsoft.com/office/word/2015/wordml/symex" xmlns:wpg="http://schemas.microsoft.com/office/word/2010/wordprocessingGroup" xmlns:wpi="http://schemas.microsoft.com/office/word/2010/wordprocessingInk" xmlns:wne="http://schemas.microsoft.com/office/word/2006/wordml" xmlns:wps="http://schemas.microsoft.com/office/word/2010/wordprocessingShape" mc:Ignorable="w14 w15 w16se w16cid w16 w16cex w16sdtdh wp14">
   <w:sdt>
     <w:sdtPr>
       <w:id w:val="994682180"/>
@@ -8867,7 +10153,7 @@
 </file>
 
 <file path=word/footnotes.xml><?xml version="1.0" encoding="utf-8"?>
-<w:footnotes xmlns:wpc="http://schemas.microsoft.com/office/word/2010/wordprocessingCanvas" xmlns:cx="http://schemas.microsoft.com/office/drawing/2014/chartex" xmlns:cx1="http://schemas.microsoft.com/office/drawing/2015/9/8/chartex" xmlns:mc="http://schemas.openxmlformats.org/markup-compatibility/2006" xmlns:o="urn:schemas-microsoft-com:office:office" xmlns:r="http://schemas.openxmlformats.org/officeDocument/2006/relationships" xmlns:m="http://schemas.openxmlformats.org/officeDocument/2006/math" xmlns:v="urn:schemas-microsoft-com:vml" xmlns:wp14="http://schemas.microsoft.com/office/word/2010/wordprocessingDrawing" xmlns:wp="http://schemas.openxmlformats.org/drawingml/2006/wordprocessingDrawing" xmlns:w10="urn:schemas-microsoft-com:office:word" xmlns:w="http://schemas.openxmlformats.org/wordprocessingml/2006/main" xmlns:w14="http://schemas.microsoft.com/office/word/2010/wordml" xmlns:w15="http://schemas.microsoft.com/office/word/2012/wordml" xmlns:w16se="http://schemas.microsoft.com/office/word/2015/wordml/symex" xmlns:wpg="http://schemas.microsoft.com/office/word/2010/wordprocessingGroup" xmlns:wpi="http://schemas.microsoft.com/office/word/2010/wordprocessingInk" xmlns:wne="http://schemas.microsoft.com/office/word/2006/wordml" xmlns:wps="http://schemas.microsoft.com/office/word/2010/wordprocessingShape" mc:Ignorable="w14 w15 w16se wp14">
+<w:footnotes xmlns:wpc="http://schemas.microsoft.com/office/word/2010/wordprocessingCanvas" xmlns:cx="http://schemas.microsoft.com/office/drawing/2014/chartex" xmlns:cx1="http://schemas.microsoft.com/office/drawing/2015/9/8/chartex" xmlns:cx2="http://schemas.microsoft.com/office/drawing/2015/10/21/chartex" xmlns:cx3="http://schemas.microsoft.com/office/drawing/2016/5/9/chartex" xmlns:cx4="http://schemas.microsoft.com/office/drawing/2016/5/10/chartex" xmlns:cx5="http://schemas.microsoft.com/office/drawing/2016/5/11/chartex" xmlns:cx6="http://schemas.microsoft.com/office/drawing/2016/5/12/chartex" xmlns:cx7="http://schemas.microsoft.com/office/drawing/2016/5/13/chartex" xmlns:cx8="http://schemas.microsoft.com/office/drawing/2016/5/14/chartex" xmlns:mc="http://schemas.openxmlformats.org/markup-compatibility/2006" xmlns:aink="http://schemas.microsoft.com/office/drawing/2016/ink" xmlns:am3d="http://schemas.microsoft.com/office/drawing/2017/model3d" xmlns:o="urn:schemas-microsoft-com:office:office" xmlns:r="http://schemas.openxmlformats.org/officeDocument/2006/relationships" xmlns:m="http://schemas.openxmlformats.org/officeDocument/2006/math" xmlns:v="urn:schemas-microsoft-com:vml" xmlns:wp14="http://schemas.microsoft.com/office/word/2010/wordprocessingDrawing" xmlns:wp="http://schemas.openxmlformats.org/drawingml/2006/wordprocessingDrawing" xmlns:w10="urn:schemas-microsoft-com:office:word" xmlns:w="http://schemas.openxmlformats.org/wordprocessingml/2006/main" xmlns:w14="http://schemas.microsoft.com/office/word/2010/wordml" xmlns:w15="http://schemas.microsoft.com/office/word/2012/wordml" xmlns:w16cex="http://schemas.microsoft.com/office/word/2018/wordml/cex" xmlns:w16cid="http://schemas.microsoft.com/office/word/2016/wordml/cid" xmlns:w16="http://schemas.microsoft.com/office/word/2018/wordml" xmlns:w16sdtdh="http://schemas.microsoft.com/office/word/2020/wordml/sdtdatahash" xmlns:w16se="http://schemas.microsoft.com/office/word/2015/wordml/symex" xmlns:wpg="http://schemas.microsoft.com/office/word/2010/wordprocessingGroup" xmlns:wpi="http://schemas.microsoft.com/office/word/2010/wordprocessingInk" xmlns:wne="http://schemas.microsoft.com/office/word/2006/wordml" xmlns:wps="http://schemas.microsoft.com/office/word/2010/wordprocessingShape" mc:Ignorable="w14 w15 w16se w16cid w16 w16cex w16sdtdh wp14">
   <w:footnote w:type="separator" w:id="-1">
     <w:p>
       <w:pPr>
@@ -8892,7 +10178,7 @@
 </file>
 
 <file path=word/numbering.xml><?xml version="1.0" encoding="utf-8"?>
-<w:numbering xmlns:wpc="http://schemas.microsoft.com/office/word/2010/wordprocessingCanvas" xmlns:cx="http://schemas.microsoft.com/office/drawing/2014/chartex" xmlns:cx1="http://schemas.microsoft.com/office/drawing/2015/9/8/chartex" xmlns:mc="http://schemas.openxmlformats.org/markup-compatibility/2006" xmlns:o="urn:schemas-microsoft-com:office:office" xmlns:r="http://schemas.openxmlformats.org/officeDocument/2006/relationships" xmlns:m="http://schemas.openxmlformats.org/officeDocument/2006/math" xmlns:v="urn:schemas-microsoft-com:vml" xmlns:wp14="http://schemas.microsoft.com/office/word/2010/wordprocessingDrawing" xmlns:wp="http://schemas.openxmlformats.org/drawingml/2006/wordprocessingDrawing" xmlns:w10="urn:schemas-microsoft-com:office:word" xmlns:w="http://schemas.openxmlformats.org/wordprocessingml/2006/main" xmlns:w14="http://schemas.microsoft.com/office/word/2010/wordml" xmlns:w15="http://schemas.microsoft.com/office/word/2012/wordml" xmlns:w16se="http://schemas.microsoft.com/office/word/2015/wordml/symex" xmlns:wpg="http://schemas.microsoft.com/office/word/2010/wordprocessingGroup" xmlns:wpi="http://schemas.microsoft.com/office/word/2010/wordprocessingInk" xmlns:wne="http://schemas.microsoft.com/office/word/2006/wordml" xmlns:wps="http://schemas.microsoft.com/office/word/2010/wordprocessingShape" mc:Ignorable="w14 w15 w16se wp14">
+<w:numbering xmlns:wpc="http://schemas.microsoft.com/office/word/2010/wordprocessingCanvas" xmlns:cx="http://schemas.microsoft.com/office/drawing/2014/chartex" xmlns:cx1="http://schemas.microsoft.com/office/drawing/2015/9/8/chartex" xmlns:cx2="http://schemas.microsoft.com/office/drawing/2015/10/21/chartex" xmlns:cx3="http://schemas.microsoft.com/office/drawing/2016/5/9/chartex" xmlns:cx4="http://schemas.microsoft.com/office/drawing/2016/5/10/chartex" xmlns:cx5="http://schemas.microsoft.com/office/drawing/2016/5/11/chartex" xmlns:cx6="http://schemas.microsoft.com/office/drawing/2016/5/12/chartex" xmlns:cx7="http://schemas.microsoft.com/office/drawing/2016/5/13/chartex" xmlns:cx8="http://schemas.microsoft.com/office/drawing/2016/5/14/chartex" xmlns:mc="http://schemas.openxmlformats.org/markup-compatibility/2006" xmlns:aink="http://schemas.microsoft.com/office/drawing/2016/ink" xmlns:am3d="http://schemas.microsoft.com/office/drawing/2017/model3d" xmlns:o="urn:schemas-microsoft-com:office:office" xmlns:r="http://schemas.openxmlformats.org/officeDocument/2006/relationships" xmlns:m="http://schemas.openxmlformats.org/officeDocument/2006/math" xmlns:v="urn:schemas-microsoft-com:vml" xmlns:wp14="http://schemas.microsoft.com/office/word/2010/wordprocessingDrawing" xmlns:wp="http://schemas.openxmlformats.org/drawingml/2006/wordprocessingDrawing" xmlns:w10="urn:schemas-microsoft-com:office:word" xmlns:w="http://schemas.openxmlformats.org/wordprocessingml/2006/main" xmlns:w14="http://schemas.microsoft.com/office/word/2010/wordml" xmlns:w15="http://schemas.microsoft.com/office/word/2012/wordml" xmlns:w16cex="http://schemas.microsoft.com/office/word/2018/wordml/cex" xmlns:w16cid="http://schemas.microsoft.com/office/word/2016/wordml/cid" xmlns:w16="http://schemas.microsoft.com/office/word/2018/wordml" xmlns:w16sdtdh="http://schemas.microsoft.com/office/word/2020/wordml/sdtdatahash" xmlns:w16se="http://schemas.microsoft.com/office/word/2015/wordml/symex" xmlns:wpg="http://schemas.microsoft.com/office/word/2010/wordprocessingGroup" xmlns:wpi="http://schemas.microsoft.com/office/word/2010/wordprocessingInk" xmlns:wne="http://schemas.microsoft.com/office/word/2006/wordml" xmlns:wps="http://schemas.microsoft.com/office/word/2010/wordprocessingShape" mc:Ignorable="w14 w15 w16se w16cid w16 w16cex w16sdtdh wp14">
   <w:abstractNum w:abstractNumId="0" w15:restartNumberingAfterBreak="0">
     <w:nsid w:val="FFFFFF89"/>
     <w:multiLevelType w:val="singleLevel"/>
@@ -10666,8 +11952,16 @@
 </w:numbering>
 </file>
 
+<file path=word/people.xml><?xml version="1.0" encoding="utf-8"?>
+<w15:people xmlns:wpc="http://schemas.microsoft.com/office/word/2010/wordprocessingCanvas" xmlns:cx="http://schemas.microsoft.com/office/drawing/2014/chartex" xmlns:cx1="http://schemas.microsoft.com/office/drawing/2015/9/8/chartex" xmlns:cx2="http://schemas.microsoft.com/office/drawing/2015/10/21/chartex" xmlns:cx3="http://schemas.microsoft.com/office/drawing/2016/5/9/chartex" xmlns:cx4="http://schemas.microsoft.com/office/drawing/2016/5/10/chartex" xmlns:cx5="http://schemas.microsoft.com/office/drawing/2016/5/11/chartex" xmlns:cx6="http://schemas.microsoft.com/office/drawing/2016/5/12/chartex" xmlns:cx7="http://schemas.microsoft.com/office/drawing/2016/5/13/chartex" xmlns:cx8="http://schemas.microsoft.com/office/drawing/2016/5/14/chartex" xmlns:mc="http://schemas.openxmlformats.org/markup-compatibility/2006" xmlns:aink="http://schemas.microsoft.com/office/drawing/2016/ink" xmlns:am3d="http://schemas.microsoft.com/office/drawing/2017/model3d" xmlns:o="urn:schemas-microsoft-com:office:office" xmlns:r="http://schemas.openxmlformats.org/officeDocument/2006/relationships" xmlns:m="http://schemas.openxmlformats.org/officeDocument/2006/math" xmlns:v="urn:schemas-microsoft-com:vml" xmlns:wp14="http://schemas.microsoft.com/office/word/2010/wordprocessingDrawing" xmlns:wp="http://schemas.openxmlformats.org/drawingml/2006/wordprocessingDrawing" xmlns:w10="urn:schemas-microsoft-com:office:word" xmlns:w="http://schemas.openxmlformats.org/wordprocessingml/2006/main" xmlns:w14="http://schemas.microsoft.com/office/word/2010/wordml" xmlns:w15="http://schemas.microsoft.com/office/word/2012/wordml" xmlns:w16cex="http://schemas.microsoft.com/office/word/2018/wordml/cex" xmlns:w16cid="http://schemas.microsoft.com/office/word/2016/wordml/cid" xmlns:w16="http://schemas.microsoft.com/office/word/2018/wordml" xmlns:w16sdtdh="http://schemas.microsoft.com/office/word/2020/wordml/sdtdatahash" xmlns:w16se="http://schemas.microsoft.com/office/word/2015/wordml/symex" xmlns:wpg="http://schemas.microsoft.com/office/word/2010/wordprocessingGroup" xmlns:wpi="http://schemas.microsoft.com/office/word/2010/wordprocessingInk" xmlns:wne="http://schemas.microsoft.com/office/word/2006/wordml" xmlns:wps="http://schemas.microsoft.com/office/word/2010/wordprocessingShape" mc:Ignorable="w14 w15 w16se w16cid w16 w16cex w16sdtdh wp14">
+  <w15:person w15:author="Aleksey A. Kalentev">
+    <w15:presenceInfo w15:providerId="AD" w15:userId="S-1-5-21-507921405-1993962763-1957994488-151096"/>
+  </w15:person>
+</w15:people>
+</file>
+
 <file path=word/styles.xml><?xml version="1.0" encoding="utf-8"?>
-<w:styles xmlns:mc="http://schemas.openxmlformats.org/markup-compatibility/2006" xmlns:r="http://schemas.openxmlformats.org/officeDocument/2006/relationships" xmlns:w="http://schemas.openxmlformats.org/wordprocessingml/2006/main" xmlns:w14="http://schemas.microsoft.com/office/word/2010/wordml" xmlns:w15="http://schemas.microsoft.com/office/word/2012/wordml" xmlns:w16se="http://schemas.microsoft.com/office/word/2015/wordml/symex" mc:Ignorable="w14 w15 w16se">
+<w:styles xmlns:mc="http://schemas.openxmlformats.org/markup-compatibility/2006" xmlns:r="http://schemas.openxmlformats.org/officeDocument/2006/relationships" xmlns:w="http://schemas.openxmlformats.org/wordprocessingml/2006/main" xmlns:w14="http://schemas.microsoft.com/office/word/2010/wordml" xmlns:w15="http://schemas.microsoft.com/office/word/2012/wordml" xmlns:w16cex="http://schemas.microsoft.com/office/word/2018/wordml/cex" xmlns:w16cid="http://schemas.microsoft.com/office/word/2016/wordml/cid" xmlns:w16="http://schemas.microsoft.com/office/word/2018/wordml" xmlns:w16sdtdh="http://schemas.microsoft.com/office/word/2020/wordml/sdtdatahash" xmlns:w16se="http://schemas.microsoft.com/office/word/2015/wordml/symex" mc:Ignorable="w14 w15 w16se w16cid w16 w16cex w16sdtdh">
   <w:docDefaults>
     <w:rPrDefault>
       <w:rPr>
@@ -10683,7 +11977,7 @@
       </w:pPr>
     </w:pPrDefault>
   </w:docDefaults>
-  <w:latentStyles w:defLockedState="0" w:defUIPriority="99" w:defSemiHidden="0" w:defUnhideWhenUsed="0" w:defQFormat="0" w:count="371">
+  <w:latentStyles w:defLockedState="0" w:defUIPriority="99" w:defSemiHidden="0" w:defUnhideWhenUsed="0" w:defQFormat="0" w:count="376">
     <w:lsdException w:name="Normal" w:uiPriority="0" w:qFormat="1"/>
     <w:lsdException w:name="heading 1" w:uiPriority="9" w:qFormat="1"/>
     <w:lsdException w:name="heading 2" w:semiHidden="1" w:uiPriority="9" w:unhideWhenUsed="1" w:qFormat="1"/>
@@ -10789,7 +12083,6 @@
     <w:lsdException w:name="HTML Sample" w:semiHidden="1" w:unhideWhenUsed="1"/>
     <w:lsdException w:name="HTML Typewriter" w:semiHidden="1" w:unhideWhenUsed="1"/>
     <w:lsdException w:name="HTML Variable" w:semiHidden="1" w:unhideWhenUsed="1"/>
-    <w:lsdException w:name="Normal Table" w:semiHidden="1" w:unhideWhenUsed="1"/>
     <w:lsdException w:name="annotation subject" w:semiHidden="1" w:unhideWhenUsed="1"/>
     <w:lsdException w:name="No List" w:semiHidden="1" w:unhideWhenUsed="1"/>
     <w:lsdException w:name="Outline List 1" w:semiHidden="1" w:unhideWhenUsed="1"/>
@@ -10832,11 +12125,8 @@
     <w:lsdException w:name="Table Contemporary" w:semiHidden="1" w:unhideWhenUsed="1"/>
     <w:lsdException w:name="Table Elegant" w:semiHidden="1" w:unhideWhenUsed="1"/>
     <w:lsdException w:name="Table Professional" w:semiHidden="1" w:unhideWhenUsed="1"/>
-    <w:lsdException w:name="Table Subtle 1" w:semiHidden="1" w:unhideWhenUsed="1"/>
     <w:lsdException w:name="Table Subtle 2" w:semiHidden="1" w:unhideWhenUsed="1"/>
     <w:lsdException w:name="Table Web 1" w:semiHidden="1" w:unhideWhenUsed="1"/>
-    <w:lsdException w:name="Table Web 2" w:semiHidden="1" w:unhideWhenUsed="1"/>
-    <w:lsdException w:name="Table Web 3" w:semiHidden="1" w:unhideWhenUsed="1"/>
     <w:lsdException w:name="Balloon Text" w:semiHidden="1" w:unhideWhenUsed="1"/>
     <w:lsdException w:name="Table Grid" w:uiPriority="59"/>
     <w:lsdException w:name="Table Theme" w:semiHidden="1" w:unhideWhenUsed="1"/>
@@ -11055,6 +12345,11 @@
     <w:lsdException w:name="List Table 5 Dark Accent 6" w:uiPriority="50"/>
     <w:lsdException w:name="List Table 6 Colorful Accent 6" w:uiPriority="51"/>
     <w:lsdException w:name="List Table 7 Colorful Accent 6" w:uiPriority="52"/>
+    <w:lsdException w:name="Mention" w:semiHidden="1" w:unhideWhenUsed="1"/>
+    <w:lsdException w:name="Smart Hyperlink" w:semiHidden="1" w:unhideWhenUsed="1"/>
+    <w:lsdException w:name="Hashtag" w:semiHidden="1" w:unhideWhenUsed="1"/>
+    <w:lsdException w:name="Unresolved Mention" w:semiHidden="1" w:unhideWhenUsed="1"/>
+    <w:lsdException w:name="Smart Link" w:semiHidden="1" w:unhideWhenUsed="1"/>
   </w:latentStyles>
   <w:style w:type="paragraph" w:default="1" w:styleId="a0">
     <w:name w:val="Normal"/>
